--- a/3-CONSTRUCCION/ITERACIÓN 2/35. Casos de Pruebas/Errores encontrados CU-06_registrar requerimientos.docx
+++ b/3-CONSTRUCCION/ITERACIÓN 2/35. Casos de Pruebas/Errores encontrados CU-06_registrar requerimientos.docx
@@ -50,6 +50,7 @@
             <w:pPr>
               <w:pStyle w:val="Normal"/>
               <w:widowControl/>
+              <w:suppressAutoHyphens w:val="true"/>
               <w:spacing w:lineRule="auto" w:line="360" w:before="0" w:after="120"/>
               <w:jc w:val="start"/>
               <w:rPr>
@@ -80,6 +81,7 @@
             <w:pPr>
               <w:pStyle w:val="Normal"/>
               <w:widowControl/>
+              <w:suppressAutoHyphens w:val="true"/>
               <w:spacing w:lineRule="auto" w:line="360" w:before="0" w:after="120"/>
               <w:jc w:val="start"/>
               <w:rPr>
@@ -110,6 +112,7 @@
             <w:pPr>
               <w:pStyle w:val="Normal"/>
               <w:widowControl/>
+              <w:suppressAutoHyphens w:val="true"/>
               <w:spacing w:lineRule="auto" w:line="360" w:before="0" w:after="120"/>
               <w:jc w:val="start"/>
               <w:rPr>
@@ -140,6 +143,7 @@
             <w:pPr>
               <w:pStyle w:val="Normal"/>
               <w:widowControl/>
+              <w:suppressAutoHyphens w:val="true"/>
               <w:spacing w:lineRule="auto" w:line="360" w:before="0" w:after="120"/>
               <w:jc w:val="start"/>
               <w:rPr>
@@ -173,6 +177,7 @@
             <w:pPr>
               <w:pStyle w:val="Normal"/>
               <w:widowControl/>
+              <w:suppressAutoHyphens w:val="true"/>
               <w:spacing w:lineRule="auto" w:line="360" w:before="0" w:after="120"/>
               <w:jc w:val="start"/>
               <w:rPr>
@@ -270,6 +275,7 @@
             <w:pPr>
               <w:pStyle w:val="Normal"/>
               <w:widowControl/>
+              <w:suppressAutoHyphens w:val="true"/>
               <w:spacing w:lineRule="auto" w:line="360" w:before="0" w:after="120"/>
               <w:jc w:val="start"/>
               <w:rPr>
@@ -323,6 +329,7 @@
             <w:pPr>
               <w:pStyle w:val="Normal"/>
               <w:widowControl/>
+              <w:suppressAutoHyphens w:val="true"/>
               <w:spacing w:lineRule="auto" w:line="360" w:before="0" w:after="120"/>
               <w:jc w:val="start"/>
               <w:rPr>
@@ -356,6 +363,7 @@
             <w:pPr>
               <w:pStyle w:val="Normal"/>
               <w:widowControl/>
+              <w:suppressAutoHyphens w:val="true"/>
               <w:spacing w:lineRule="auto" w:line="360" w:before="0" w:after="120"/>
               <w:jc w:val="start"/>
               <w:rPr>
@@ -392,6 +400,7 @@
             <w:pPr>
               <w:pStyle w:val="Normal"/>
               <w:widowControl/>
+              <w:suppressAutoHyphens w:val="true"/>
               <w:spacing w:lineRule="auto" w:line="240" w:before="0" w:after="0"/>
               <w:jc w:val="start"/>
               <w:rPr>
@@ -417,6 +426,7 @@
             <w:pPr>
               <w:pStyle w:val="Normal"/>
               <w:widowControl/>
+              <w:suppressAutoHyphens w:val="true"/>
               <w:spacing w:lineRule="auto" w:line="240" w:before="0" w:after="0"/>
               <w:jc w:val="start"/>
               <w:rPr>
@@ -448,6 +458,7 @@
             <w:pPr>
               <w:pStyle w:val="Normal"/>
               <w:widowControl/>
+              <w:suppressAutoHyphens w:val="true"/>
               <w:spacing w:lineRule="auto" w:line="240" w:before="0" w:after="0"/>
               <w:jc w:val="start"/>
               <w:rPr>
@@ -479,6 +490,7 @@
             <w:pPr>
               <w:pStyle w:val="Normal"/>
               <w:widowControl/>
+              <w:suppressAutoHyphens w:val="true"/>
               <w:spacing w:lineRule="auto" w:line="240" w:before="0" w:after="0"/>
               <w:jc w:val="start"/>
               <w:rPr>
@@ -509,6 +521,7 @@
             <w:pPr>
               <w:pStyle w:val="Normal"/>
               <w:widowControl/>
+              <w:suppressAutoHyphens w:val="true"/>
               <w:spacing w:lineRule="auto" w:line="240" w:before="0" w:after="0"/>
               <w:jc w:val="start"/>
               <w:rPr>
@@ -542,6 +555,7 @@
             <w:pPr>
               <w:pStyle w:val="Normal"/>
               <w:widowControl/>
+              <w:suppressAutoHyphens w:val="true"/>
               <w:spacing w:lineRule="auto" w:line="240" w:before="0" w:after="0"/>
               <w:jc w:val="start"/>
               <w:rPr>
@@ -567,6 +581,7 @@
             <w:pPr>
               <w:pStyle w:val="Normal"/>
               <w:widowControl/>
+              <w:suppressAutoHyphens w:val="true"/>
               <w:spacing w:lineRule="auto" w:line="240" w:before="0" w:after="0"/>
               <w:jc w:val="start"/>
               <w:rPr>
@@ -591,6 +606,7 @@
             <w:pPr>
               <w:pStyle w:val="Normal"/>
               <w:widowControl/>
+              <w:suppressAutoHyphens w:val="true"/>
               <w:spacing w:lineRule="auto" w:line="240" w:before="0" w:after="0"/>
               <w:jc w:val="start"/>
               <w:rPr>
@@ -642,6 +658,7 @@
                 <w:ilvl w:val="0"/>
                 <w:numId w:val="1"/>
               </w:numPr>
+              <w:suppressAutoHyphens w:val="true"/>
               <w:spacing w:lineRule="auto" w:line="240" w:before="0" w:after="0"/>
               <w:jc w:val="start"/>
               <w:rPr>
@@ -683,6 +700,7 @@
                 <w:ilvl w:val="0"/>
                 <w:numId w:val="1"/>
               </w:numPr>
+              <w:suppressAutoHyphens w:val="true"/>
               <w:spacing w:lineRule="auto" w:line="240" w:before="0" w:after="0"/>
               <w:jc w:val="start"/>
               <w:rPr>
@@ -724,6 +742,7 @@
                 <w:ilvl w:val="0"/>
                 <w:numId w:val="1"/>
               </w:numPr>
+              <w:suppressAutoHyphens w:val="true"/>
               <w:spacing w:lineRule="auto" w:line="240" w:before="0" w:after="0"/>
               <w:jc w:val="start"/>
               <w:rPr>
@@ -761,6 +780,7 @@
             <w:pPr>
               <w:pStyle w:val="Normal"/>
               <w:widowControl/>
+              <w:suppressAutoHyphens w:val="true"/>
               <w:spacing w:lineRule="auto" w:line="240" w:before="0" w:after="0"/>
               <w:jc w:val="start"/>
               <w:rPr>
@@ -792,6 +812,7 @@
             <w:pPr>
               <w:pStyle w:val="Normal"/>
               <w:widowControl/>
+              <w:suppressAutoHyphens w:val="true"/>
               <w:spacing w:lineRule="auto" w:line="240" w:before="0" w:after="0"/>
               <w:jc w:val="start"/>
               <w:rPr>
@@ -817,6 +838,7 @@
             <w:pPr>
               <w:pStyle w:val="Normal"/>
               <w:widowControl/>
+              <w:suppressAutoHyphens w:val="true"/>
               <w:spacing w:lineRule="auto" w:line="240" w:before="0" w:after="0"/>
               <w:jc w:val="start"/>
               <w:rPr>
@@ -864,6 +886,7 @@
             <w:pPr>
               <w:pStyle w:val="Normal"/>
               <w:widowControl/>
+              <w:suppressAutoHyphens w:val="true"/>
               <w:spacing w:lineRule="auto" w:line="240" w:before="0" w:after="0"/>
               <w:jc w:val="start"/>
               <w:rPr>
@@ -895,6 +918,7 @@
             <w:pPr>
               <w:pStyle w:val="Normal"/>
               <w:widowControl/>
+              <w:suppressAutoHyphens w:val="true"/>
               <w:spacing w:lineRule="auto" w:line="240" w:before="0" w:after="0"/>
               <w:jc w:val="start"/>
               <w:rPr>
@@ -925,6 +949,7 @@
             <w:pPr>
               <w:pStyle w:val="Normal"/>
               <w:widowControl/>
+              <w:suppressAutoHyphens w:val="true"/>
               <w:spacing w:lineRule="auto" w:line="240" w:before="0" w:after="0"/>
               <w:jc w:val="start"/>
               <w:rPr>
@@ -958,6 +983,7 @@
             <w:pPr>
               <w:pStyle w:val="Normal"/>
               <w:widowControl/>
+              <w:suppressAutoHyphens w:val="true"/>
               <w:spacing w:lineRule="auto" w:line="240" w:before="0" w:after="0"/>
               <w:jc w:val="start"/>
               <w:rPr>
@@ -989,6 +1015,7 @@
             <w:pPr>
               <w:pStyle w:val="Normal"/>
               <w:widowControl/>
+              <w:suppressAutoHyphens w:val="true"/>
               <w:spacing w:lineRule="auto" w:line="240" w:before="0" w:after="0"/>
               <w:jc w:val="start"/>
               <w:rPr>
@@ -1020,6 +1047,7 @@
             <w:pPr>
               <w:pStyle w:val="Normal"/>
               <w:widowControl/>
+              <w:suppressAutoHyphens w:val="true"/>
               <w:spacing w:lineRule="auto" w:line="240" w:before="0" w:after="0"/>
               <w:jc w:val="start"/>
               <w:rPr>
@@ -1050,6 +1078,7 @@
             <w:pPr>
               <w:pStyle w:val="Normal"/>
               <w:widowControl/>
+              <w:suppressAutoHyphens w:val="true"/>
               <w:spacing w:lineRule="auto" w:line="240" w:before="0" w:after="0"/>
               <w:jc w:val="start"/>
               <w:rPr>
@@ -1083,6 +1112,7 @@
             <w:pPr>
               <w:pStyle w:val="Normal"/>
               <w:widowControl/>
+              <w:suppressAutoHyphens w:val="true"/>
               <w:spacing w:lineRule="auto" w:line="240" w:before="0" w:after="0"/>
               <w:jc w:val="start"/>
               <w:rPr>
@@ -1108,6 +1138,7 @@
             <w:pPr>
               <w:pStyle w:val="Normal"/>
               <w:widowControl/>
+              <w:suppressAutoHyphens w:val="true"/>
               <w:spacing w:lineRule="auto" w:line="240" w:before="0" w:after="0"/>
               <w:jc w:val="start"/>
               <w:rPr>
@@ -1132,6 +1163,7 @@
             <w:pPr>
               <w:pStyle w:val="Normal"/>
               <w:widowControl/>
+              <w:suppressAutoHyphens w:val="true"/>
               <w:spacing w:lineRule="auto" w:line="240" w:before="0" w:after="0"/>
               <w:jc w:val="start"/>
               <w:rPr>
@@ -1163,6 +1195,7 @@
             <w:pPr>
               <w:pStyle w:val="Normal"/>
               <w:widowControl/>
+              <w:suppressAutoHyphens w:val="true"/>
               <w:spacing w:lineRule="auto" w:line="240" w:before="0" w:after="0"/>
               <w:jc w:val="start"/>
               <w:rPr>
@@ -1188,6 +1221,7 @@
             <w:pPr>
               <w:pStyle w:val="Normal"/>
               <w:widowControl/>
+              <w:suppressAutoHyphens w:val="true"/>
               <w:spacing w:lineRule="auto" w:line="240" w:before="0" w:after="0"/>
               <w:jc w:val="start"/>
               <w:rPr>
@@ -1212,6 +1246,7 @@
             <w:pPr>
               <w:pStyle w:val="Normal"/>
               <w:widowControl/>
+              <w:suppressAutoHyphens w:val="true"/>
               <w:spacing w:lineRule="auto" w:line="240" w:before="0" w:after="0"/>
               <w:jc w:val="start"/>
               <w:rPr>
@@ -1243,24 +1278,25 @@
             <w:pPr>
               <w:pStyle w:val="Normal"/>
               <w:widowControl/>
-              <w:spacing w:lineRule="auto" w:line="240" w:before="0" w:after="0"/>
-              <w:jc w:val="start"/>
-              <w:rPr>
-                <w:b/>
-                <w:bCs/>
-              </w:rPr>
-            </w:pPr>
-            <w:r>
-              <w:rPr>
-                <w:rFonts w:eastAsia="Aptos" w:cs=""/>
-                <w:b/>
-                <w:bCs/>
-                <w:kern w:val="2"/>
-                <w:sz w:val="24"/>
-                <w:szCs w:val="22"/>
-                <w:lang w:val="es-AR" w:eastAsia="en-US" w:bidi="ar-SA"/>
-              </w:rPr>
-              <w:t>PENDIENTE</w:t>
+              <w:suppressAutoHyphens w:val="true"/>
+              <w:spacing w:lineRule="auto" w:line="240" w:before="0" w:after="0"/>
+              <w:jc w:val="start"/>
+              <w:rPr>
+                <w:b/>
+                <w:bCs/>
+              </w:rPr>
+            </w:pPr>
+            <w:r>
+              <w:rPr>
+                <w:rFonts w:eastAsia="Aptos" w:cs=""/>
+                <w:b/>
+                <w:bCs/>
+                <w:kern w:val="2"/>
+                <w:sz w:val="24"/>
+                <w:szCs w:val="22"/>
+                <w:lang w:val="es-AR" w:eastAsia="en-US" w:bidi="ar-SA"/>
+              </w:rPr>
+              <w:t>COMPLETADO</w:t>
             </w:r>
           </w:p>
         </w:tc>
@@ -1273,6 +1309,7 @@
             <w:pPr>
               <w:pStyle w:val="Normal"/>
               <w:widowControl/>
+              <w:suppressAutoHyphens w:val="true"/>
               <w:spacing w:lineRule="auto" w:line="240" w:before="0" w:after="0"/>
               <w:jc w:val="start"/>
               <w:rPr>
@@ -1306,6 +1343,7 @@
             <w:pPr>
               <w:pStyle w:val="Normal"/>
               <w:widowControl/>
+              <w:suppressAutoHyphens w:val="true"/>
               <w:spacing w:lineRule="auto" w:line="240" w:before="0" w:after="0"/>
               <w:jc w:val="start"/>
               <w:rPr>
@@ -1337,6 +1375,7 @@
             <w:pPr>
               <w:pStyle w:val="Normal"/>
               <w:widowControl/>
+              <w:suppressAutoHyphens w:val="true"/>
               <w:spacing w:lineRule="auto" w:line="240" w:before="0" w:after="0"/>
               <w:jc w:val="start"/>
               <w:rPr>
@@ -1368,22 +1407,18 @@
             <w:pPr>
               <w:pStyle w:val="Normal"/>
               <w:widowControl/>
-              <w:spacing w:lineRule="auto" w:line="240" w:before="0" w:after="0"/>
-              <w:jc w:val="start"/>
-              <w:rPr>
-                <w:b/>
-                <w:bCs/>
-              </w:rPr>
-            </w:pPr>
-            <w:r>
-              <w:rPr>
-                <w:rFonts w:eastAsia="Aptos" w:cs=""/>
-                <w:b/>
-                <w:bCs/>
-                <w:kern w:val="2"/>
-                <w:sz w:val="24"/>
-                <w:szCs w:val="22"/>
-                <w:lang w:val="es-AR" w:eastAsia="en-US" w:bidi="ar-SA"/>
+              <w:suppressAutoHyphens w:val="true"/>
+              <w:spacing w:lineRule="auto" w:line="240" w:before="0" w:after="0"/>
+              <w:jc w:val="start"/>
+              <w:rPr>
+                <w:b/>
+                <w:bCs/>
+              </w:rPr>
+            </w:pPr>
+            <w:r>
+              <w:rPr>
+                <w:b/>
+                <w:bCs/>
               </w:rPr>
             </w:r>
           </w:p>
@@ -1397,6 +1432,7 @@
             <w:pPr>
               <w:pStyle w:val="Normal"/>
               <w:widowControl/>
+              <w:suppressAutoHyphens w:val="true"/>
               <w:spacing w:lineRule="auto" w:line="240" w:before="0" w:after="0"/>
               <w:jc w:val="start"/>
               <w:rPr>
@@ -1430,6 +1466,7 @@
             <w:pPr>
               <w:pStyle w:val="Normal"/>
               <w:widowControl/>
+              <w:suppressAutoHyphens w:val="true"/>
               <w:spacing w:lineRule="auto" w:line="240" w:before="0" w:after="0"/>
               <w:jc w:val="start"/>
               <w:rPr>
@@ -1461,6 +1498,7 @@
             <w:pPr>
               <w:pStyle w:val="Normal"/>
               <w:widowControl/>
+              <w:suppressAutoHyphens w:val="true"/>
               <w:spacing w:lineRule="auto" w:line="240" w:before="0" w:after="0"/>
               <w:jc w:val="start"/>
               <w:rPr>
@@ -1486,6 +1524,7 @@
             <w:pPr>
               <w:pStyle w:val="Normal"/>
               <w:widowControl/>
+              <w:suppressAutoHyphens w:val="true"/>
               <w:spacing w:lineRule="auto" w:line="240" w:before="0" w:after="0"/>
               <w:jc w:val="start"/>
               <w:rPr>
@@ -1517,6 +1556,7 @@
             <w:pPr>
               <w:pStyle w:val="Normal"/>
               <w:widowControl/>
+              <w:suppressAutoHyphens w:val="true"/>
               <w:spacing w:lineRule="auto" w:line="240" w:before="0" w:after="0"/>
               <w:jc w:val="start"/>
               <w:rPr>
@@ -1547,6 +1587,7 @@
             <w:pPr>
               <w:pStyle w:val="Normal"/>
               <w:widowControl/>
+              <w:suppressAutoHyphens w:val="true"/>
               <w:spacing w:lineRule="auto" w:line="240" w:before="0" w:after="0"/>
               <w:jc w:val="start"/>
               <w:rPr>
@@ -1580,6 +1621,7 @@
             <w:pPr>
               <w:pStyle w:val="Normal"/>
               <w:widowControl/>
+              <w:suppressAutoHyphens w:val="true"/>
               <w:spacing w:lineRule="auto" w:line="240" w:before="0" w:after="0"/>
               <w:jc w:val="start"/>
               <w:rPr>
@@ -1611,6 +1653,7 @@
             <w:pPr>
               <w:pStyle w:val="Normal"/>
               <w:widowControl/>
+              <w:suppressAutoHyphens w:val="true"/>
               <w:spacing w:lineRule="auto" w:line="240" w:before="0" w:after="0"/>
               <w:jc w:val="start"/>
               <w:rPr>
@@ -1642,6 +1685,7 @@
             <w:pPr>
               <w:pStyle w:val="Normal"/>
               <w:widowControl/>
+              <w:suppressAutoHyphens w:val="true"/>
               <w:spacing w:lineRule="auto" w:line="240" w:before="0" w:after="0"/>
               <w:jc w:val="start"/>
               <w:rPr>
@@ -1672,6 +1716,7 @@
             <w:pPr>
               <w:pStyle w:val="Normal"/>
               <w:widowControl/>
+              <w:suppressAutoHyphens w:val="true"/>
               <w:spacing w:lineRule="auto" w:line="240" w:before="0" w:after="0"/>
               <w:jc w:val="start"/>
               <w:rPr>
@@ -1705,6 +1750,7 @@
             <w:pPr>
               <w:pStyle w:val="Normal"/>
               <w:widowControl/>
+              <w:suppressAutoHyphens w:val="true"/>
               <w:spacing w:lineRule="auto" w:line="240" w:before="0" w:after="0"/>
               <w:jc w:val="start"/>
               <w:rPr>
@@ -1736,6 +1782,7 @@
             <w:pPr>
               <w:pStyle w:val="Normal"/>
               <w:widowControl/>
+              <w:suppressAutoHyphens w:val="true"/>
               <w:spacing w:lineRule="auto" w:line="240" w:before="0" w:after="0"/>
               <w:jc w:val="start"/>
               <w:rPr>
@@ -1761,6 +1808,7 @@
             <w:pPr>
               <w:pStyle w:val="Normal"/>
               <w:widowControl/>
+              <w:suppressAutoHyphens w:val="true"/>
               <w:spacing w:lineRule="auto" w:line="240" w:before="0" w:after="0"/>
               <w:jc w:val="start"/>
               <w:rPr>
@@ -1786,6 +1834,7 @@
             <w:pPr>
               <w:pStyle w:val="Normal"/>
               <w:widowControl/>
+              <w:suppressAutoHyphens w:val="true"/>
               <w:spacing w:lineRule="auto" w:line="240" w:before="0" w:after="0"/>
               <w:jc w:val="start"/>
               <w:rPr>
@@ -1811,6 +1860,7 @@
             <w:pPr>
               <w:pStyle w:val="Normal"/>
               <w:widowControl/>
+              <w:suppressAutoHyphens w:val="true"/>
               <w:spacing w:lineRule="auto" w:line="240" w:before="0" w:after="0"/>
               <w:jc w:val="start"/>
               <w:rPr>
@@ -1836,6 +1886,7 @@
                 <w:ilvl w:val="0"/>
                 <w:numId w:val="2"/>
               </w:numPr>
+              <w:suppressAutoHyphens w:val="true"/>
               <w:spacing w:lineRule="auto" w:line="240" w:before="0" w:after="0"/>
               <w:contextualSpacing/>
               <w:jc w:val="start"/>
@@ -1862,6 +1913,7 @@
                 <w:ilvl w:val="0"/>
                 <w:numId w:val="2"/>
               </w:numPr>
+              <w:suppressAutoHyphens w:val="true"/>
               <w:spacing w:lineRule="auto" w:line="240" w:before="0" w:after="0"/>
               <w:contextualSpacing/>
               <w:jc w:val="start"/>
@@ -1888,6 +1940,7 @@
                 <w:ilvl w:val="0"/>
                 <w:numId w:val="2"/>
               </w:numPr>
+              <w:suppressAutoHyphens w:val="true"/>
               <w:spacing w:lineRule="auto" w:line="240" w:before="0" w:after="0"/>
               <w:contextualSpacing/>
               <w:jc w:val="start"/>
@@ -1914,6 +1967,7 @@
                 <w:ilvl w:val="0"/>
                 <w:numId w:val="2"/>
               </w:numPr>
+              <w:suppressAutoHyphens w:val="true"/>
               <w:spacing w:lineRule="auto" w:line="240" w:before="0" w:after="0"/>
               <w:contextualSpacing/>
               <w:jc w:val="start"/>
@@ -1940,6 +1994,7 @@
                 <w:ilvl w:val="0"/>
                 <w:numId w:val="2"/>
               </w:numPr>
+              <w:suppressAutoHyphens w:val="true"/>
               <w:spacing w:lineRule="auto" w:line="240" w:before="0" w:after="0"/>
               <w:contextualSpacing/>
               <w:jc w:val="start"/>
@@ -1966,6 +2021,7 @@
                 <w:ilvl w:val="0"/>
                 <w:numId w:val="2"/>
               </w:numPr>
+              <w:suppressAutoHyphens w:val="true"/>
               <w:spacing w:lineRule="auto" w:line="240" w:before="0" w:after="0"/>
               <w:contextualSpacing/>
               <w:jc w:val="start"/>
@@ -1992,6 +2048,7 @@
                 <w:ilvl w:val="0"/>
                 <w:numId w:val="2"/>
               </w:numPr>
+              <w:suppressAutoHyphens w:val="true"/>
               <w:spacing w:lineRule="auto" w:line="240" w:before="0" w:after="0"/>
               <w:contextualSpacing/>
               <w:jc w:val="start"/>
@@ -2014,6 +2071,7 @@
             <w:pPr>
               <w:pStyle w:val="Normal"/>
               <w:widowControl/>
+              <w:suppressAutoHyphens w:val="true"/>
               <w:spacing w:lineRule="auto" w:line="240" w:before="0" w:after="0"/>
               <w:jc w:val="start"/>
               <w:rPr>
@@ -2044,6 +2102,7 @@
             <w:pPr>
               <w:pStyle w:val="Normal"/>
               <w:widowControl/>
+              <w:suppressAutoHyphens w:val="true"/>
               <w:spacing w:lineRule="auto" w:line="240" w:before="0" w:after="0"/>
               <w:jc w:val="start"/>
               <w:rPr>
@@ -2074,6 +2133,7 @@
             <w:pPr>
               <w:pStyle w:val="Normal"/>
               <w:widowControl/>
+              <w:suppressAutoHyphens w:val="true"/>
               <w:spacing w:lineRule="auto" w:line="240" w:before="0" w:after="0"/>
               <w:jc w:val="start"/>
               <w:rPr>
@@ -2107,6 +2167,7 @@
             <w:pPr>
               <w:pStyle w:val="Normal"/>
               <w:widowControl/>
+              <w:suppressAutoHyphens w:val="true"/>
               <w:spacing w:lineRule="auto" w:line="240" w:before="0" w:after="0"/>
               <w:jc w:val="start"/>
               <w:rPr>
@@ -2138,6 +2199,7 @@
             <w:pPr>
               <w:pStyle w:val="Normal"/>
               <w:widowControl/>
+              <w:suppressAutoHyphens w:val="true"/>
               <w:spacing w:lineRule="auto" w:line="240" w:before="0" w:after="0"/>
               <w:jc w:val="start"/>
               <w:rPr>
@@ -2163,6 +2225,7 @@
             <w:pPr>
               <w:pStyle w:val="Normal"/>
               <w:widowControl/>
+              <w:suppressAutoHyphens w:val="true"/>
               <w:spacing w:lineRule="auto" w:line="240" w:before="0" w:after="0"/>
               <w:jc w:val="start"/>
               <w:rPr>
@@ -2188,6 +2251,7 @@
             <w:pPr>
               <w:pStyle w:val="Normal"/>
               <w:widowControl/>
+              <w:suppressAutoHyphens w:val="true"/>
               <w:spacing w:lineRule="auto" w:line="240" w:before="0" w:after="0"/>
               <w:jc w:val="start"/>
               <w:rPr>
@@ -2213,6 +2277,7 @@
                 <w:ilvl w:val="0"/>
                 <w:numId w:val="2"/>
               </w:numPr>
+              <w:suppressAutoHyphens w:val="true"/>
               <w:spacing w:lineRule="auto" w:line="240" w:before="0" w:after="0"/>
               <w:contextualSpacing/>
               <w:jc w:val="start"/>
@@ -2239,6 +2304,7 @@
                 <w:ilvl w:val="0"/>
                 <w:numId w:val="2"/>
               </w:numPr>
+              <w:suppressAutoHyphens w:val="true"/>
               <w:spacing w:lineRule="auto" w:line="240" w:before="0" w:after="0"/>
               <w:contextualSpacing/>
               <w:jc w:val="start"/>
@@ -2265,6 +2331,7 @@
                 <w:ilvl w:val="0"/>
                 <w:numId w:val="2"/>
               </w:numPr>
+              <w:suppressAutoHyphens w:val="true"/>
               <w:spacing w:lineRule="auto" w:line="240" w:before="0" w:after="0"/>
               <w:contextualSpacing/>
               <w:jc w:val="start"/>
@@ -2291,6 +2358,7 @@
                 <w:ilvl w:val="0"/>
                 <w:numId w:val="2"/>
               </w:numPr>
+              <w:suppressAutoHyphens w:val="true"/>
               <w:spacing w:lineRule="auto" w:line="240" w:before="0" w:after="0"/>
               <w:contextualSpacing/>
               <w:jc w:val="start"/>
@@ -2317,6 +2385,7 @@
                 <w:ilvl w:val="0"/>
                 <w:numId w:val="2"/>
               </w:numPr>
+              <w:suppressAutoHyphens w:val="true"/>
               <w:spacing w:lineRule="auto" w:line="240" w:before="0" w:after="0"/>
               <w:contextualSpacing/>
               <w:jc w:val="start"/>
@@ -2343,6 +2412,7 @@
                 <w:ilvl w:val="0"/>
                 <w:numId w:val="2"/>
               </w:numPr>
+              <w:suppressAutoHyphens w:val="true"/>
               <w:spacing w:lineRule="auto" w:line="240" w:before="0" w:after="0"/>
               <w:contextualSpacing/>
               <w:jc w:val="start"/>
@@ -2369,6 +2439,7 @@
                 <w:ilvl w:val="0"/>
                 <w:numId w:val="2"/>
               </w:numPr>
+              <w:suppressAutoHyphens w:val="true"/>
               <w:spacing w:lineRule="auto" w:line="240" w:before="0" w:after="0"/>
               <w:contextualSpacing/>
               <w:jc w:val="start"/>
@@ -2395,6 +2466,7 @@
                 <w:ilvl w:val="0"/>
                 <w:numId w:val="2"/>
               </w:numPr>
+              <w:suppressAutoHyphens w:val="true"/>
               <w:spacing w:lineRule="auto" w:line="240" w:before="0" w:after="0"/>
               <w:contextualSpacing/>
               <w:jc w:val="start"/>
@@ -2421,6 +2493,7 @@
                 <w:ilvl w:val="0"/>
                 <w:numId w:val="2"/>
               </w:numPr>
+              <w:suppressAutoHyphens w:val="true"/>
               <w:spacing w:lineRule="auto" w:line="240" w:before="0" w:after="0"/>
               <w:contextualSpacing/>
               <w:jc w:val="start"/>
@@ -2443,6 +2516,7 @@
             <w:pPr>
               <w:pStyle w:val="Normal"/>
               <w:widowControl/>
+              <w:suppressAutoHyphens w:val="true"/>
               <w:spacing w:lineRule="auto" w:line="240" w:before="0" w:after="0"/>
               <w:jc w:val="start"/>
               <w:rPr>
@@ -2473,6 +2547,7 @@
             <w:pPr>
               <w:pStyle w:val="Normal"/>
               <w:widowControl/>
+              <w:suppressAutoHyphens w:val="true"/>
               <w:spacing w:lineRule="auto" w:line="240" w:before="0" w:after="0"/>
               <w:jc w:val="start"/>
               <w:rPr>
@@ -2503,6 +2578,7 @@
             <w:pPr>
               <w:pStyle w:val="Normal"/>
               <w:widowControl/>
+              <w:suppressAutoHyphens w:val="true"/>
               <w:spacing w:lineRule="auto" w:line="240" w:before="0" w:after="0"/>
               <w:jc w:val="start"/>
               <w:rPr>
@@ -2536,6 +2612,7 @@
             <w:pPr>
               <w:pStyle w:val="Normal"/>
               <w:widowControl/>
+              <w:suppressAutoHyphens w:val="true"/>
               <w:spacing w:lineRule="auto" w:line="240" w:before="0" w:after="0"/>
               <w:jc w:val="start"/>
               <w:rPr>
@@ -2567,6 +2644,7 @@
             <w:pPr>
               <w:pStyle w:val="Normal"/>
               <w:widowControl/>
+              <w:suppressAutoHyphens w:val="true"/>
               <w:spacing w:lineRule="auto" w:line="240" w:before="0" w:after="0"/>
               <w:jc w:val="start"/>
               <w:rPr>
@@ -2598,6 +2676,7 @@
             <w:pPr>
               <w:pStyle w:val="Normal"/>
               <w:widowControl/>
+              <w:suppressAutoHyphens w:val="true"/>
               <w:spacing w:lineRule="auto" w:line="240" w:before="0" w:after="0"/>
               <w:jc w:val="start"/>
               <w:rPr>
@@ -2628,6 +2707,7 @@
             <w:pPr>
               <w:pStyle w:val="Normal"/>
               <w:widowControl/>
+              <w:suppressAutoHyphens w:val="true"/>
               <w:spacing w:lineRule="auto" w:line="240" w:before="0" w:after="0"/>
               <w:jc w:val="start"/>
               <w:rPr>
@@ -2661,6 +2741,7 @@
             <w:pPr>
               <w:pStyle w:val="Normal"/>
               <w:widowControl/>
+              <w:suppressAutoHyphens w:val="true"/>
               <w:spacing w:lineRule="auto" w:line="240" w:before="0" w:after="0"/>
               <w:jc w:val="start"/>
               <w:rPr>
@@ -2691,6 +2772,7 @@
             <w:pPr>
               <w:pStyle w:val="Normal"/>
               <w:widowControl/>
+              <w:suppressAutoHyphens w:val="true"/>
               <w:spacing w:lineRule="auto" w:line="240" w:before="0" w:after="0"/>
               <w:jc w:val="start"/>
               <w:rPr>
@@ -2721,22 +2803,18 @@
             <w:pPr>
               <w:pStyle w:val="Normal"/>
               <w:widowControl/>
-              <w:spacing w:lineRule="auto" w:line="240" w:before="0" w:after="0"/>
-              <w:jc w:val="start"/>
-              <w:rPr>
-                <w:b/>
-                <w:bCs/>
-              </w:rPr>
-            </w:pPr>
-            <w:r>
-              <w:rPr>
-                <w:rFonts w:eastAsia="Aptos" w:cs=""/>
-                <w:b/>
-                <w:bCs/>
-                <w:kern w:val="2"/>
-                <w:sz w:val="24"/>
-                <w:szCs w:val="22"/>
-                <w:lang w:val="es-AR" w:eastAsia="en-US" w:bidi="ar-SA"/>
+              <w:suppressAutoHyphens w:val="true"/>
+              <w:spacing w:lineRule="auto" w:line="240" w:before="0" w:after="0"/>
+              <w:jc w:val="start"/>
+              <w:rPr>
+                <w:b/>
+                <w:bCs/>
+              </w:rPr>
+            </w:pPr>
+            <w:r>
+              <w:rPr>
+                <w:b/>
+                <w:bCs/>
               </w:rPr>
             </w:r>
           </w:p>
@@ -2750,22 +2828,18 @@
             <w:pPr>
               <w:pStyle w:val="Normal"/>
               <w:widowControl/>
-              <w:spacing w:lineRule="auto" w:line="240" w:before="0" w:after="0"/>
-              <w:jc w:val="start"/>
-              <w:rPr>
-                <w:b/>
-                <w:bCs/>
-              </w:rPr>
-            </w:pPr>
-            <w:r>
-              <w:rPr>
-                <w:rFonts w:eastAsia="Aptos" w:cs=""/>
-                <w:b/>
-                <w:bCs/>
-                <w:kern w:val="2"/>
-                <w:sz w:val="24"/>
-                <w:szCs w:val="22"/>
-                <w:lang w:val="es-AR" w:eastAsia="en-US" w:bidi="ar-SA"/>
+              <w:suppressAutoHyphens w:val="true"/>
+              <w:spacing w:lineRule="auto" w:line="240" w:before="0" w:after="0"/>
+              <w:jc w:val="start"/>
+              <w:rPr>
+                <w:b/>
+                <w:bCs/>
+              </w:rPr>
+            </w:pPr>
+            <w:r>
+              <w:rPr>
+                <w:b/>
+                <w:bCs/>
               </w:rPr>
             </w:r>
           </w:p>
@@ -3618,6 +3692,7 @@
     <w:rsid w:val="0035338b"/>
     <w:pPr>
       <w:widowControl/>
+      <w:suppressAutoHyphens w:val="true"/>
       <w:bidi w:val="0"/>
       <w:spacing w:lineRule="auto" w:line="360" w:before="0" w:after="120"/>
       <w:jc w:val="start"/>
@@ -4096,6 +4171,32 @@
       <w:rFonts w:cs="Roboto"/>
     </w:rPr>
   </w:style>
+  <w:style w:type="paragraph" w:styleId="Ttulouser">
+    <w:name w:val="Título (user)"/>
+    <w:basedOn w:val="Normal"/>
+    <w:next w:val="BodyText"/>
+    <w:qFormat/>
+    <w:pPr>
+      <w:keepNext w:val="true"/>
+      <w:spacing w:before="240" w:after="120"/>
+    </w:pPr>
+    <w:rPr>
+      <w:rFonts w:ascii="Liberation Sans" w:hAnsi="Liberation Sans" w:eastAsia="Noto Sans" w:cs="Roboto"/>
+      <w:sz w:val="28"/>
+      <w:szCs w:val="28"/>
+    </w:rPr>
+  </w:style>
+  <w:style w:type="paragraph" w:styleId="ndiceuser">
+    <w:name w:val="Índice (user)"/>
+    <w:basedOn w:val="Normal"/>
+    <w:qFormat/>
+    <w:pPr>
+      <w:suppressLineNumbers/>
+    </w:pPr>
+    <w:rPr>
+      <w:rFonts w:cs="Roboto"/>
+    </w:rPr>
+  </w:style>
   <w:style w:type="paragraph" w:styleId="Title">
     <w:name w:val="Title"/>
     <w:basedOn w:val="Normal"/>
@@ -4203,8 +4304,8 @@
       <w:szCs w:val="24"/>
     </w:rPr>
   </w:style>
-  <w:style w:type="numbering" w:styleId="Ningunalista" w:default="1">
-    <w:name w:val="Ninguna lista"/>
+  <w:style w:type="numbering" w:styleId="Ningunalistauser" w:default="1">
+    <w:name w:val="Ninguna lista (user)"/>
     <w:uiPriority w:val="99"/>
     <w:semiHidden/>
     <w:unhideWhenUsed/>

--- a/3-CONSTRUCCION/ITERACIÓN 2/35. Casos de Pruebas/Errores encontrados CU-06_registrar requerimientos.docx
+++ b/3-CONSTRUCCION/ITERACIÓN 2/35. Casos de Pruebas/Errores encontrados CU-06_registrar requerimientos.docx
@@ -1,9 +1,10 @@
 
 <file path=word/document.xml><?xml version="1.0" encoding="utf-8"?>
-<w:document xmlns:wpc="http://schemas.microsoft.com/office/word/2010/wordprocessingCanvas" xmlns:cx="http://schemas.microsoft.com/office/drawing/2014/chartex" xmlns:cx1="http://schemas.microsoft.com/office/drawing/2015/9/8/chartex" xmlns:cx2="http://schemas.microsoft.com/office/drawing/2015/10/21/chartex" xmlns:cx3="http://schemas.microsoft.com/office/drawing/2016/5/9/chartex" xmlns:cx4="http://schemas.microsoft.com/office/drawing/2016/5/10/chartex" xmlns:cx5="http://schemas.microsoft.com/office/drawing/2016/5/11/chartex" xmlns:cx6="http://schemas.microsoft.com/office/drawing/2016/5/12/chartex" xmlns:cx7="http://schemas.microsoft.com/office/drawing/2016/5/13/chartex" xmlns:cx8="http://schemas.microsoft.com/office/drawing/2016/5/14/chartex" xmlns:mc="http://schemas.openxmlformats.org/markup-compatibility/2006" xmlns:aink="http://schemas.microsoft.com/office/drawing/2016/ink" xmlns:am3d="http://schemas.microsoft.com/office/drawing/2017/model3d" xmlns:o="urn:schemas-microsoft-com:office:office" xmlns:oel="http://schemas.microsoft.com/office/2019/extlst" xmlns:r="http://schemas.openxmlformats.org/officeDocument/2006/relationships" xmlns:m="http://schemas.openxmlformats.org/officeDocument/2006/math" xmlns:v="urn:schemas-microsoft-com:vml" xmlns:wp14="http://schemas.microsoft.com/office/word/2010/wordprocessingDrawing" xmlns:wp="http://schemas.openxmlformats.org/drawingml/2006/wordprocessingDrawing" xmlns:w10="urn:schemas-microsoft-com:office:word" xmlns:w="http://schemas.openxmlformats.org/wordprocessingml/2006/main" xmlns:w14="http://schemas.microsoft.com/office/word/2010/wordml" xmlns:w15="http://schemas.microsoft.com/office/word/2012/wordml" xmlns:w16cex="http://schemas.microsoft.com/office/word/2018/wordml/cex" xmlns:w16cid="http://schemas.microsoft.com/office/word/2016/wordml/cid" xmlns:w16="http://schemas.microsoft.com/office/word/2018/wordml" xmlns:w16du="http://schemas.microsoft.com/office/word/2023/wordml/word16du" xmlns:w16sdtdh="http://schemas.microsoft.com/office/word/2020/wordml/sdtdatahash" xmlns:w16sdtfl="http://schemas.microsoft.com/office/word/2024/wordml/sdtformatlock" xmlns:w16se="http://schemas.microsoft.com/office/word/2015/wordml/symex" xmlns:wpg="http://schemas.microsoft.com/office/word/2010/wordprocessingGroup" xmlns:wpi="http://schemas.microsoft.com/office/word/2010/wordprocessingInk" xmlns:wne="http://schemas.microsoft.com/office/word/2006/wordml" xmlns:wps="http://schemas.microsoft.com/office/word/2010/wordprocessingShape" mc:Ignorable="w14 w15 w16se w16cid w16 w16cex w16sdtdh w16sdtfl w16du wp14">
+<w:document xmlns:o="urn:schemas-microsoft-com:office:office" xmlns:r="http://schemas.openxmlformats.org/officeDocument/2006/relationships" xmlns:v="urn:schemas-microsoft-com:vml" xmlns:w="http://schemas.openxmlformats.org/wordprocessingml/2006/main" xmlns:w10="urn:schemas-microsoft-com:office:word" xmlns:wp="http://schemas.openxmlformats.org/drawingml/2006/wordprocessingDrawing" xmlns:pic="http://schemas.openxmlformats.org/drawingml/2006/picture" xmlns:wps="http://schemas.microsoft.com/office/word/2010/wordprocessingShape" xmlns:wpg="http://schemas.microsoft.com/office/word/2010/wordprocessingGroup" xmlns:mc="http://schemas.openxmlformats.org/markup-compatibility/2006" xmlns:wp14="http://schemas.microsoft.com/office/word/2010/wordprocessingDrawing" xmlns:w14="http://schemas.microsoft.com/office/word/2010/wordml" xmlns:w15="http://schemas.microsoft.com/office/word/2012/wordml" mc:Ignorable="w14 wp14 w15">
   <w:body>
     <w:p>
       <w:pPr>
+        <w:pStyle w:val="Normal"/>
         <w:rPr>
           <w:lang w:val="es-MX"/>
         </w:rPr>
@@ -19,35 +20,53 @@
       <w:tblPr>
         <w:tblStyle w:val="Tablaconcuadrcula"/>
         <w:tblW w:w="17319" w:type="dxa"/>
+        <w:jc w:val="left"/>
+        <w:tblInd w:w="0" w:type="dxa"/>
         <w:tblLayout w:type="fixed"/>
-        <w:tblLook w:val="04A0" w:firstRow="1" w:lastRow="0" w:firstColumn="1" w:lastColumn="0" w:noHBand="0" w:noVBand="1"/>
+        <w:tblCellMar>
+          <w:top w:w="0" w:type="dxa"/>
+          <w:left w:w="108" w:type="dxa"/>
+          <w:bottom w:w="0" w:type="dxa"/>
+          <w:right w:w="108" w:type="dxa"/>
+        </w:tblCellMar>
+        <w:tblLook w:val="04a0" w:noHBand="0" w:noVBand="1" w:firstColumn="1" w:lastRow="0" w:lastColumn="0" w:firstRow="1"/>
       </w:tblPr>
       <w:tblGrid>
         <w:gridCol w:w="6872"/>
         <w:gridCol w:w="5916"/>
         <w:gridCol w:w="2778"/>
-        <w:gridCol w:w="1753"/>
+        <w:gridCol w:w="1752"/>
       </w:tblGrid>
       <w:tr>
         <w:trPr>
-          <w:tblHeader/>
+          <w:tblHeader w:val="true"/>
         </w:trPr>
         <w:tc>
           <w:tcPr>
             <w:tcW w:w="6872" w:type="dxa"/>
-          </w:tcPr>
-          <w:p>
-            <w:pPr>
-              <w:rPr>
-                <w:b/>
-                <w:bCs/>
-              </w:rPr>
-            </w:pPr>
-            <w:r>
-              <w:rPr>
-                <w:rFonts w:eastAsia="Aptos"/>
-                <w:b/>
-                <w:bCs/>
+            <w:tcBorders/>
+          </w:tcPr>
+          <w:p>
+            <w:pPr>
+              <w:pStyle w:val="Normal"/>
+              <w:widowControl/>
+              <w:suppressAutoHyphens w:val="true"/>
+              <w:spacing w:before="0" w:after="120"/>
+              <w:jc w:val="left"/>
+              <w:rPr>
+                <w:b/>
+                <w:bCs/>
+              </w:rPr>
+            </w:pPr>
+            <w:r>
+              <w:rPr>
+                <w:rFonts w:eastAsia="Aptos" w:cs=""/>
+                <w:b/>
+                <w:bCs/>
+                <w:kern w:val="2"/>
+                <w:sz w:val="24"/>
+                <w:szCs w:val="22"/>
+                <w:lang w:val="es-AR" w:eastAsia="en-US" w:bidi="ar-SA"/>
               </w:rPr>
               <w:t>Errores encontrados</w:t>
             </w:r>
@@ -56,19 +75,29 @@
         <w:tc>
           <w:tcPr>
             <w:tcW w:w="5916" w:type="dxa"/>
-          </w:tcPr>
-          <w:p>
-            <w:pPr>
-              <w:rPr>
-                <w:b/>
-                <w:bCs/>
-              </w:rPr>
-            </w:pPr>
-            <w:r>
-              <w:rPr>
-                <w:rFonts w:eastAsia="Aptos"/>
-                <w:b/>
-                <w:bCs/>
+            <w:tcBorders/>
+          </w:tcPr>
+          <w:p>
+            <w:pPr>
+              <w:pStyle w:val="Normal"/>
+              <w:widowControl/>
+              <w:suppressAutoHyphens w:val="true"/>
+              <w:spacing w:before="0" w:after="120"/>
+              <w:jc w:val="left"/>
+              <w:rPr>
+                <w:b/>
+                <w:bCs/>
+              </w:rPr>
+            </w:pPr>
+            <w:r>
+              <w:rPr>
+                <w:rFonts w:eastAsia="Aptos" w:cs=""/>
+                <w:b/>
+                <w:bCs/>
+                <w:kern w:val="2"/>
+                <w:sz w:val="24"/>
+                <w:szCs w:val="22"/>
+                <w:lang w:val="es-AR" w:eastAsia="en-US" w:bidi="ar-SA"/>
               </w:rPr>
               <w:t>Sugerencias de corrección</w:t>
             </w:r>
@@ -77,19 +106,29 @@
         <w:tc>
           <w:tcPr>
             <w:tcW w:w="2778" w:type="dxa"/>
-          </w:tcPr>
-          <w:p>
-            <w:pPr>
-              <w:rPr>
-                <w:b/>
-                <w:bCs/>
-              </w:rPr>
-            </w:pPr>
-            <w:r>
-              <w:rPr>
-                <w:rFonts w:eastAsia="Aptos"/>
-                <w:b/>
-                <w:bCs/>
+            <w:tcBorders/>
+          </w:tcPr>
+          <w:p>
+            <w:pPr>
+              <w:pStyle w:val="Normal"/>
+              <w:widowControl/>
+              <w:suppressAutoHyphens w:val="true"/>
+              <w:spacing w:before="0" w:after="120"/>
+              <w:jc w:val="left"/>
+              <w:rPr>
+                <w:b/>
+                <w:bCs/>
+              </w:rPr>
+            </w:pPr>
+            <w:r>
+              <w:rPr>
+                <w:rFonts w:eastAsia="Aptos" w:cs=""/>
+                <w:b/>
+                <w:bCs/>
+                <w:kern w:val="2"/>
+                <w:sz w:val="24"/>
+                <w:szCs w:val="22"/>
+                <w:lang w:val="es-AR" w:eastAsia="en-US" w:bidi="ar-SA"/>
               </w:rPr>
               <w:t>Estado (PENDIENTE / CORREGIDO / RESUELTO)</w:t>
             </w:r>
@@ -97,20 +136,30 @@
         </w:tc>
         <w:tc>
           <w:tcPr>
-            <w:tcW w:w="1753" w:type="dxa"/>
-          </w:tcPr>
-          <w:p>
-            <w:pPr>
-              <w:rPr>
-                <w:b/>
-                <w:bCs/>
-              </w:rPr>
-            </w:pPr>
-            <w:r>
-              <w:rPr>
-                <w:rFonts w:eastAsia="Aptos"/>
-                <w:b/>
-                <w:bCs/>
+            <w:tcW w:w="1752" w:type="dxa"/>
+            <w:tcBorders/>
+          </w:tcPr>
+          <w:p>
+            <w:pPr>
+              <w:pStyle w:val="Normal"/>
+              <w:widowControl/>
+              <w:suppressAutoHyphens w:val="true"/>
+              <w:spacing w:before="0" w:after="120"/>
+              <w:jc w:val="left"/>
+              <w:rPr>
+                <w:b/>
+                <w:bCs/>
+              </w:rPr>
+            </w:pPr>
+            <w:r>
+              <w:rPr>
+                <w:rFonts w:eastAsia="Aptos" w:cs=""/>
+                <w:b/>
+                <w:bCs/>
+                <w:kern w:val="2"/>
+                <w:sz w:val="24"/>
+                <w:szCs w:val="22"/>
+                <w:lang w:val="es-AR" w:eastAsia="en-US" w:bidi="ar-SA"/>
               </w:rPr>
               <w:t>Caso de prueba asociado</w:t>
             </w:r>
@@ -118,61 +167,96 @@
         </w:tc>
       </w:tr>
       <w:tr>
+        <w:trPr/>
         <w:tc>
           <w:tcPr>
             <w:tcW w:w="6872" w:type="dxa"/>
-          </w:tcPr>
-          <w:p>
-            <w:pPr>
-              <w:rPr>
-                <w:rFonts w:eastAsia="Aptos"/>
-              </w:rPr>
-            </w:pPr>
-            <w:r>
-              <w:rPr>
-                <w:rFonts w:eastAsia="Aptos"/>
+            <w:tcBorders/>
+          </w:tcPr>
+          <w:p>
+            <w:pPr>
+              <w:pStyle w:val="Normal"/>
+              <w:widowControl/>
+              <w:suppressAutoHyphens w:val="true"/>
+              <w:spacing w:before="0" w:after="120"/>
+              <w:jc w:val="left"/>
+              <w:rPr>
+                <w:rFonts w:eastAsia="Aptos"/>
+              </w:rPr>
+            </w:pPr>
+            <w:r>
+              <w:rPr>
+                <w:rFonts w:eastAsia="Aptos" w:cs=""/>
+                <w:kern w:val="2"/>
+                <w:sz w:val="24"/>
+                <w:szCs w:val="22"/>
+                <w:lang w:val="es-AR" w:eastAsia="en-US" w:bidi="ar-SA"/>
               </w:rPr>
               <w:t xml:space="preserve">En el filtro “Todos los tipos” del listado de requerimientos, solo se muestran las opciones </w:t>
             </w:r>
             <w:r>
               <w:rPr>
-                <w:rFonts w:eastAsia="Aptos"/>
-                <w:b/>
-                <w:bCs/>
+                <w:rFonts w:eastAsia="Aptos" w:cs=""/>
+                <w:b/>
+                <w:bCs/>
+                <w:kern w:val="2"/>
+                <w:sz w:val="24"/>
+                <w:szCs w:val="22"/>
+                <w:lang w:val="es-AR" w:eastAsia="en-US" w:bidi="ar-SA"/>
               </w:rPr>
               <w:t>Funcional</w:t>
             </w:r>
             <w:r>
               <w:rPr>
-                <w:rFonts w:eastAsia="Aptos"/>
+                <w:rFonts w:eastAsia="Aptos" w:cs=""/>
+                <w:kern w:val="2"/>
+                <w:sz w:val="24"/>
+                <w:szCs w:val="22"/>
+                <w:lang w:val="es-AR" w:eastAsia="en-US" w:bidi="ar-SA"/>
               </w:rPr>
               <w:t xml:space="preserve"> y </w:t>
             </w:r>
             <w:r>
               <w:rPr>
-                <w:rFonts w:eastAsia="Aptos"/>
-                <w:b/>
-                <w:bCs/>
+                <w:rFonts w:eastAsia="Aptos" w:cs=""/>
+                <w:b/>
+                <w:bCs/>
+                <w:kern w:val="2"/>
+                <w:sz w:val="24"/>
+                <w:szCs w:val="22"/>
+                <w:lang w:val="es-AR" w:eastAsia="en-US" w:bidi="ar-SA"/>
               </w:rPr>
               <w:t>No Funcional</w:t>
             </w:r>
             <w:r>
               <w:rPr>
-                <w:rFonts w:eastAsia="Aptos"/>
+                <w:rFonts w:eastAsia="Aptos" w:cs=""/>
+                <w:kern w:val="2"/>
+                <w:sz w:val="24"/>
+                <w:szCs w:val="22"/>
+                <w:lang w:val="es-AR" w:eastAsia="en-US" w:bidi="ar-SA"/>
               </w:rPr>
               <w:t xml:space="preserve">. Falta incluir la categoría </w:t>
             </w:r>
             <w:r>
               <w:rPr>
-                <w:rFonts w:eastAsia="Aptos"/>
-                <w:b/>
-                <w:bCs/>
+                <w:rFonts w:eastAsia="Aptos" w:cs=""/>
+                <w:b/>
+                <w:bCs/>
+                <w:kern w:val="2"/>
+                <w:sz w:val="24"/>
+                <w:szCs w:val="22"/>
+                <w:lang w:val="es-AR" w:eastAsia="en-US" w:bidi="ar-SA"/>
               </w:rPr>
               <w:t>Sistema</w:t>
             </w:r>
             <w:r>
               <w:rPr>
-                <w:rFonts w:eastAsia="Aptos"/>
+                <w:rFonts w:eastAsia="Aptos" w:cs=""/>
+                <w:kern w:val="2"/>
+                <w:sz w:val="24"/>
+                <w:szCs w:val="22"/>
+                <w:lang w:val="es-AR" w:eastAsia="en-US" w:bidi="ar-SA"/>
               </w:rPr>
               <w:t>, definida en la ERS y el Modelo de Datos.</w:t>
             </w:r>
@@ -181,30 +265,48 @@
         <w:tc>
           <w:tcPr>
             <w:tcW w:w="5916" w:type="dxa"/>
-          </w:tcPr>
-          <w:p>
-            <w:pPr>
-              <w:rPr>
-                <w:rFonts w:eastAsia="Aptos"/>
-              </w:rPr>
-            </w:pPr>
-            <w:r>
-              <w:rPr>
-                <w:rFonts w:eastAsia="Aptos"/>
+            <w:tcBorders/>
+          </w:tcPr>
+          <w:p>
+            <w:pPr>
+              <w:pStyle w:val="Normal"/>
+              <w:widowControl/>
+              <w:suppressAutoHyphens w:val="true"/>
+              <w:spacing w:before="0" w:after="120"/>
+              <w:jc w:val="left"/>
+              <w:rPr>
+                <w:rFonts w:eastAsia="Aptos"/>
+              </w:rPr>
+            </w:pPr>
+            <w:r>
+              <w:rPr>
+                <w:rFonts w:eastAsia="Aptos" w:cs=""/>
+                <w:kern w:val="2"/>
+                <w:sz w:val="24"/>
+                <w:szCs w:val="22"/>
+                <w:lang w:val="es-AR" w:eastAsia="en-US" w:bidi="ar-SA"/>
               </w:rPr>
               <w:t xml:space="preserve">Agregar opción </w:t>
             </w:r>
             <w:r>
               <w:rPr>
-                <w:rFonts w:eastAsia="Aptos"/>
-                <w:b/>
-                <w:bCs/>
+                <w:rFonts w:eastAsia="Aptos" w:cs=""/>
+                <w:b/>
+                <w:bCs/>
+                <w:kern w:val="2"/>
+                <w:sz w:val="24"/>
+                <w:szCs w:val="22"/>
+                <w:lang w:val="es-AR" w:eastAsia="en-US" w:bidi="ar-SA"/>
               </w:rPr>
               <w:t>“Sistema”</w:t>
             </w:r>
             <w:r>
               <w:rPr>
-                <w:rFonts w:eastAsia="Aptos"/>
+                <w:rFonts w:eastAsia="Aptos" w:cs=""/>
+                <w:kern w:val="2"/>
+                <w:sz w:val="24"/>
+                <w:szCs w:val="22"/>
+                <w:lang w:val="es-AR" w:eastAsia="en-US" w:bidi="ar-SA"/>
               </w:rPr>
               <w:t xml:space="preserve"> al menú desplegable de tipos de requerimiento y garantizar que pueda registrarse y filtrarse correctamente en la BD (tipo = "Sistema").</w:t>
             </w:r>
@@ -213,18 +315,28 @@
         <w:tc>
           <w:tcPr>
             <w:tcW w:w="2778" w:type="dxa"/>
-          </w:tcPr>
-          <w:p>
-            <w:pPr>
-              <w:rPr>
-                <w:rFonts w:eastAsia="Aptos"/>
-              </w:rPr>
-            </w:pPr>
-            <w:r>
-              <w:rPr>
-                <w:rFonts w:eastAsia="Aptos"/>
-                <w:b/>
-                <w:bCs/>
+            <w:tcBorders/>
+          </w:tcPr>
+          <w:p>
+            <w:pPr>
+              <w:pStyle w:val="Normal"/>
+              <w:widowControl/>
+              <w:suppressAutoHyphens w:val="true"/>
+              <w:spacing w:before="0" w:after="120"/>
+              <w:jc w:val="left"/>
+              <w:rPr>
+                <w:rFonts w:eastAsia="Aptos"/>
+              </w:rPr>
+            </w:pPr>
+            <w:r>
+              <w:rPr>
+                <w:rFonts w:eastAsia="Aptos" w:cs=""/>
+                <w:b/>
+                <w:bCs/>
+                <w:kern w:val="2"/>
+                <w:sz w:val="24"/>
+                <w:szCs w:val="22"/>
+                <w:lang w:val="es-AR" w:eastAsia="en-US" w:bidi="ar-SA"/>
               </w:rPr>
               <w:t>COMPLETADO</w:t>
             </w:r>
@@ -232,19 +344,29 @@
         </w:tc>
         <w:tc>
           <w:tcPr>
-            <w:tcW w:w="1753" w:type="dxa"/>
-          </w:tcPr>
-          <w:p>
-            <w:pPr>
-              <w:rPr>
-                <w:rFonts w:eastAsia="Aptos"/>
-              </w:rPr>
-            </w:pPr>
-            <w:r>
-              <w:rPr>
-                <w:rFonts w:eastAsia="Aptos"/>
-                <w:b/>
-                <w:bCs/>
+            <w:tcW w:w="1752" w:type="dxa"/>
+            <w:tcBorders/>
+          </w:tcPr>
+          <w:p>
+            <w:pPr>
+              <w:pStyle w:val="Normal"/>
+              <w:widowControl/>
+              <w:suppressAutoHyphens w:val="true"/>
+              <w:spacing w:before="0" w:after="120"/>
+              <w:jc w:val="left"/>
+              <w:rPr>
+                <w:rFonts w:eastAsia="Aptos"/>
+              </w:rPr>
+            </w:pPr>
+            <w:r>
+              <w:rPr>
+                <w:rFonts w:eastAsia="Aptos" w:cs=""/>
+                <w:b/>
+                <w:bCs/>
+                <w:kern w:val="2"/>
+                <w:sz w:val="24"/>
+                <w:szCs w:val="22"/>
+                <w:lang w:val="es-AR" w:eastAsia="en-US" w:bidi="ar-SA"/>
               </w:rPr>
               <w:t>CP06_01</w:t>
             </w:r>
@@ -252,34 +374,52 @@
         </w:tc>
       </w:tr>
       <w:tr>
+        <w:trPr/>
         <w:tc>
           <w:tcPr>
             <w:tcW w:w="6872" w:type="dxa"/>
-          </w:tcPr>
-          <w:p>
-            <w:pPr>
-              <w:spacing w:after="0" w:line="240" w:lineRule="auto"/>
-              <w:rPr>
-                <w:rFonts w:eastAsia="Aptos"/>
-              </w:rPr>
-            </w:pPr>
-            <w:r>
-              <w:rPr>
-                <w:rFonts w:eastAsia="Aptos"/>
+            <w:tcBorders/>
+          </w:tcPr>
+          <w:p>
+            <w:pPr>
+              <w:pStyle w:val="Normal"/>
+              <w:widowControl/>
+              <w:suppressAutoHyphens w:val="true"/>
+              <w:spacing w:lineRule="auto" w:line="240" w:before="0" w:after="0"/>
+              <w:jc w:val="left"/>
+              <w:rPr>
+                <w:rFonts w:eastAsia="Aptos"/>
+              </w:rPr>
+            </w:pPr>
+            <w:r>
+              <w:rPr>
+                <w:rFonts w:eastAsia="Aptos" w:cs=""/>
+                <w:kern w:val="2"/>
+                <w:sz w:val="24"/>
+                <w:szCs w:val="22"/>
+                <w:lang w:val="es-AR" w:eastAsia="en-US" w:bidi="ar-SA"/>
               </w:rPr>
               <w:t>Según tu documento de Modelo de Datos (Entidad REQUERIMIENTO), el atributo estado admite valores como: “borrador”, “en revisión”, “validado”, “rechazado”.</w:t>
             </w:r>
           </w:p>
           <w:p>
             <w:pPr>
-              <w:spacing w:after="0" w:line="240" w:lineRule="auto"/>
-              <w:rPr>
-                <w:rFonts w:eastAsia="Aptos"/>
-              </w:rPr>
-            </w:pPr>
-            <w:r>
-              <w:rPr>
-                <w:rFonts w:eastAsia="Aptos"/>
+              <w:pStyle w:val="Normal"/>
+              <w:widowControl/>
+              <w:suppressAutoHyphens w:val="true"/>
+              <w:spacing w:lineRule="auto" w:line="240" w:before="0" w:after="0"/>
+              <w:jc w:val="left"/>
+              <w:rPr>
+                <w:rFonts w:eastAsia="Aptos"/>
+              </w:rPr>
+            </w:pPr>
+            <w:r>
+              <w:rPr>
+                <w:rFonts w:eastAsia="Aptos" w:cs=""/>
+                <w:kern w:val="2"/>
+                <w:sz w:val="24"/>
+                <w:szCs w:val="22"/>
+                <w:lang w:val="es-AR" w:eastAsia="en-US" w:bidi="ar-SA"/>
               </w:rPr>
               <w:t>Mientras que en la interfaz , aparecen: “Creado”, “Validado”, “Priorizado”, “En proceso”, “Terminado”.</w:t>
             </w:r>
@@ -288,39 +428,57 @@
         <w:tc>
           <w:tcPr>
             <w:tcW w:w="5916" w:type="dxa"/>
-          </w:tcPr>
-          <w:p>
-            <w:pPr>
-              <w:spacing w:after="0" w:line="240" w:lineRule="auto"/>
-              <w:rPr>
-                <w:rFonts w:eastAsia="Aptos"/>
-              </w:rPr>
-            </w:pPr>
-            <w:r>
-              <w:rPr>
-                <w:rFonts w:eastAsia="Aptos"/>
-              </w:rPr>
-              <w:t xml:space="preserve">Unificar terminología en toda la aplicación y la documentación. Si se incorporan nuevos estados (“Priorizado”, “En proceso”, “Terminado”), deben documentarse formalmente en la ERS </w:t>
+            <w:tcBorders/>
+          </w:tcPr>
+          <w:p>
+            <w:pPr>
+              <w:pStyle w:val="Normal"/>
+              <w:widowControl/>
+              <w:suppressAutoHyphens w:val="true"/>
+              <w:spacing w:lineRule="auto" w:line="240" w:before="0" w:after="0"/>
+              <w:jc w:val="left"/>
+              <w:rPr>
+                <w:rFonts w:eastAsia="Aptos"/>
+              </w:rPr>
+            </w:pPr>
+            <w:r>
+              <w:rPr>
+                <w:rFonts w:eastAsia="Aptos" w:cs=""/>
+                <w:kern w:val="2"/>
+                <w:sz w:val="24"/>
+                <w:szCs w:val="22"/>
+                <w:lang w:val="es-AR" w:eastAsia="en-US" w:bidi="ar-SA"/>
+              </w:rPr>
+              <w:t>Unificar terminología en toda la aplicación y la documentación. Si se incorporan nuevos estados (“Priorizado”, “En proceso”, “Terminado”), deben documentarse formalmente en la ERS</w:t>
             </w:r>
           </w:p>
         </w:tc>
         <w:tc>
           <w:tcPr>
             <w:tcW w:w="2778" w:type="dxa"/>
-          </w:tcPr>
-          <w:p>
-            <w:pPr>
-              <w:spacing w:after="0" w:line="240" w:lineRule="auto"/>
-              <w:rPr>
-                <w:b/>
-                <w:bCs/>
-              </w:rPr>
-            </w:pPr>
-            <w:r>
-              <w:rPr>
-                <w:rFonts w:eastAsia="Aptos"/>
-                <w:b/>
-                <w:bCs/>
+            <w:tcBorders/>
+          </w:tcPr>
+          <w:p>
+            <w:pPr>
+              <w:pStyle w:val="Normal"/>
+              <w:widowControl/>
+              <w:suppressAutoHyphens w:val="true"/>
+              <w:spacing w:lineRule="auto" w:line="240" w:before="0" w:after="0"/>
+              <w:jc w:val="left"/>
+              <w:rPr>
+                <w:b/>
+                <w:bCs/>
+              </w:rPr>
+            </w:pPr>
+            <w:r>
+              <w:rPr>
+                <w:rFonts w:eastAsia="Aptos" w:cs=""/>
+                <w:b/>
+                <w:bCs/>
+                <w:kern w:val="2"/>
+                <w:sz w:val="24"/>
+                <w:szCs w:val="22"/>
+                <w:lang w:val="es-AR" w:eastAsia="en-US" w:bidi="ar-SA"/>
               </w:rPr>
               <w:t>COMPLETADO</w:t>
             </w:r>
@@ -328,21 +486,30 @@
         </w:tc>
         <w:tc>
           <w:tcPr>
-            <w:tcW w:w="1753" w:type="dxa"/>
-          </w:tcPr>
-          <w:p>
-            <w:pPr>
-              <w:spacing w:after="0" w:line="240" w:lineRule="auto"/>
-              <w:rPr>
-                <w:b/>
-                <w:bCs/>
-              </w:rPr>
-            </w:pPr>
-            <w:r>
-              <w:rPr>
-                <w:rFonts w:eastAsia="Aptos"/>
-                <w:b/>
-                <w:bCs/>
+            <w:tcW w:w="1752" w:type="dxa"/>
+            <w:tcBorders/>
+          </w:tcPr>
+          <w:p>
+            <w:pPr>
+              <w:pStyle w:val="Normal"/>
+              <w:widowControl/>
+              <w:suppressAutoHyphens w:val="true"/>
+              <w:spacing w:lineRule="auto" w:line="240" w:before="0" w:after="0"/>
+              <w:jc w:val="left"/>
+              <w:rPr>
+                <w:b/>
+                <w:bCs/>
+              </w:rPr>
+            </w:pPr>
+            <w:r>
+              <w:rPr>
+                <w:rFonts w:eastAsia="Aptos" w:cs=""/>
+                <w:b/>
+                <w:bCs/>
+                <w:kern w:val="2"/>
+                <w:sz w:val="24"/>
+                <w:szCs w:val="22"/>
+                <w:lang w:val="es-AR" w:eastAsia="en-US" w:bidi="ar-SA"/>
               </w:rPr>
               <w:t>CP06_02</w:t>
             </w:r>
@@ -350,150 +517,228 @@
         </w:tc>
       </w:tr>
       <w:tr>
+        <w:trPr/>
         <w:tc>
           <w:tcPr>
             <w:tcW w:w="6872" w:type="dxa"/>
-          </w:tcPr>
-          <w:p>
-            <w:pPr>
-              <w:spacing w:after="0" w:line="240" w:lineRule="auto"/>
-              <w:rPr>
-                <w:rFonts w:eastAsia="Aptos"/>
-              </w:rPr>
-            </w:pPr>
-            <w:r>
-              <w:rPr>
-                <w:rFonts w:eastAsia="Aptos"/>
+            <w:tcBorders/>
+          </w:tcPr>
+          <w:p>
+            <w:pPr>
+              <w:pStyle w:val="Normal"/>
+              <w:widowControl/>
+              <w:suppressAutoHyphens w:val="true"/>
+              <w:spacing w:lineRule="auto" w:line="240" w:before="0" w:after="0"/>
+              <w:jc w:val="left"/>
+              <w:rPr>
+                <w:rFonts w:eastAsia="Aptos"/>
+              </w:rPr>
+            </w:pPr>
+            <w:r>
+              <w:rPr>
+                <w:rFonts w:eastAsia="Aptos" w:cs=""/>
+                <w:kern w:val="2"/>
+                <w:sz w:val="24"/>
+                <w:szCs w:val="22"/>
+                <w:lang w:val="es-AR" w:eastAsia="en-US" w:bidi="ar-SA"/>
               </w:rPr>
               <w:t>El campo “Nombre del Requerimiento” no incluye un identificador autogenerado ni distingue tipo de requerimiento (Funcional / No Funcional / Sistema).</w:t>
             </w:r>
           </w:p>
           <w:p>
             <w:pPr>
-              <w:spacing w:after="0" w:line="240" w:lineRule="auto"/>
-              <w:rPr>
-                <w:rFonts w:eastAsia="Aptos"/>
-              </w:rPr>
-            </w:pPr>
-          </w:p>
-          <w:p>
-            <w:pPr>
-              <w:spacing w:after="0" w:line="240" w:lineRule="auto"/>
-              <w:rPr>
-                <w:rFonts w:eastAsia="Aptos"/>
-              </w:rPr>
-            </w:pPr>
-            <w:r>
-              <w:rPr>
-                <w:rFonts w:eastAsia="Aptos"/>
+              <w:pStyle w:val="Normal"/>
+              <w:widowControl/>
+              <w:suppressAutoHyphens w:val="true"/>
+              <w:spacing w:lineRule="auto" w:line="240" w:before="0" w:after="0"/>
+              <w:jc w:val="left"/>
+              <w:rPr>
+                <w:rFonts w:eastAsia="Aptos"/>
+              </w:rPr>
+            </w:pPr>
+            <w:r>
+              <w:rPr>
+                <w:rFonts w:eastAsia="Aptos"/>
+              </w:rPr>
+            </w:r>
+          </w:p>
+          <w:p>
+            <w:pPr>
+              <w:pStyle w:val="Normal"/>
+              <w:widowControl/>
+              <w:suppressAutoHyphens w:val="true"/>
+              <w:spacing w:lineRule="auto" w:line="240" w:before="0" w:after="0"/>
+              <w:jc w:val="left"/>
+              <w:rPr>
+                <w:rFonts w:eastAsia="Aptos"/>
+              </w:rPr>
+            </w:pPr>
+            <w:r>
+              <w:rPr>
+                <w:rFonts w:eastAsia="Aptos" w:cs=""/>
+                <w:kern w:val="2"/>
+                <w:sz w:val="24"/>
+                <w:szCs w:val="22"/>
+                <w:lang w:val="es-AR" w:eastAsia="en-US" w:bidi="ar-SA"/>
               </w:rPr>
               <w:t xml:space="preserve">Justificación a mi entender: Cada requerimiento debe tener un </w:t>
             </w:r>
             <w:r>
               <w:rPr>
-                <w:rFonts w:eastAsia="Aptos"/>
-                <w:b/>
-                <w:bCs/>
+                <w:rFonts w:eastAsia="Aptos" w:cs=""/>
+                <w:b/>
+                <w:bCs/>
+                <w:kern w:val="2"/>
+                <w:sz w:val="24"/>
+                <w:szCs w:val="22"/>
+                <w:lang w:val="es-AR" w:eastAsia="en-US" w:bidi="ar-SA"/>
               </w:rPr>
               <w:t>identificador único y semántico</w:t>
             </w:r>
             <w:r>
               <w:rPr>
-                <w:rFonts w:eastAsia="Aptos"/>
+                <w:rFonts w:eastAsia="Aptos" w:cs=""/>
+                <w:kern w:val="2"/>
+                <w:sz w:val="24"/>
+                <w:szCs w:val="22"/>
+                <w:lang w:val="es-AR" w:eastAsia="en-US" w:bidi="ar-SA"/>
               </w:rPr>
               <w:t xml:space="preserve"> que permita reconocer su tipo y número en todo el sistema, reportes y matriz de trazabilidad.</w:t>
             </w:r>
           </w:p>
           <w:p>
             <w:pPr>
+              <w:pStyle w:val="Normal"/>
+              <w:widowControl/>
               <w:numPr>
                 <w:ilvl w:val="0"/>
                 <w:numId w:val="1"/>
               </w:numPr>
-              <w:spacing w:after="0" w:line="240" w:lineRule="auto"/>
-              <w:rPr>
-                <w:rFonts w:eastAsia="Aptos"/>
-              </w:rPr>
-            </w:pPr>
-            <w:r>
-              <w:rPr>
-                <w:rFonts w:eastAsia="Aptos"/>
-                <w:b/>
-                <w:bCs/>
+              <w:suppressAutoHyphens w:val="true"/>
+              <w:spacing w:lineRule="auto" w:line="240" w:before="0" w:after="0"/>
+              <w:jc w:val="left"/>
+              <w:rPr>
+                <w:rFonts w:eastAsia="Aptos"/>
+              </w:rPr>
+            </w:pPr>
+            <w:r>
+              <w:rPr>
+                <w:rFonts w:eastAsia="Aptos" w:cs=""/>
+                <w:b/>
+                <w:bCs/>
+                <w:kern w:val="2"/>
+                <w:sz w:val="24"/>
+                <w:szCs w:val="22"/>
+                <w:lang w:val="es-AR" w:eastAsia="en-US" w:bidi="ar-SA"/>
               </w:rPr>
               <w:t>RF-XX:</w:t>
             </w:r>
             <w:r>
               <w:rPr>
-                <w:rFonts w:eastAsia="Aptos"/>
+                <w:rFonts w:eastAsia="Aptos" w:cs=""/>
+                <w:kern w:val="2"/>
+                <w:sz w:val="24"/>
+                <w:szCs w:val="22"/>
+                <w:lang w:val="es-AR" w:eastAsia="en-US" w:bidi="ar-SA"/>
               </w:rPr>
               <w:t xml:space="preserve"> Requerimiento Funcional</w:t>
             </w:r>
           </w:p>
           <w:p>
             <w:pPr>
+              <w:pStyle w:val="Normal"/>
+              <w:widowControl/>
               <w:numPr>
                 <w:ilvl w:val="0"/>
                 <w:numId w:val="1"/>
               </w:numPr>
-              <w:spacing w:after="0" w:line="240" w:lineRule="auto"/>
-              <w:rPr>
-                <w:rFonts w:eastAsia="Aptos"/>
-              </w:rPr>
-            </w:pPr>
-            <w:r>
-              <w:rPr>
-                <w:rFonts w:eastAsia="Aptos"/>
-                <w:b/>
-                <w:bCs/>
+              <w:suppressAutoHyphens w:val="true"/>
+              <w:spacing w:lineRule="auto" w:line="240" w:before="0" w:after="0"/>
+              <w:jc w:val="left"/>
+              <w:rPr>
+                <w:rFonts w:eastAsia="Aptos"/>
+              </w:rPr>
+            </w:pPr>
+            <w:r>
+              <w:rPr>
+                <w:rFonts w:eastAsia="Aptos" w:cs=""/>
+                <w:b/>
+                <w:bCs/>
+                <w:kern w:val="2"/>
+                <w:sz w:val="24"/>
+                <w:szCs w:val="22"/>
+                <w:lang w:val="es-AR" w:eastAsia="en-US" w:bidi="ar-SA"/>
               </w:rPr>
               <w:t>RNF-XX:</w:t>
             </w:r>
             <w:r>
               <w:rPr>
-                <w:rFonts w:eastAsia="Aptos"/>
+                <w:rFonts w:eastAsia="Aptos" w:cs=""/>
+                <w:kern w:val="2"/>
+                <w:sz w:val="24"/>
+                <w:szCs w:val="22"/>
+                <w:lang w:val="es-AR" w:eastAsia="en-US" w:bidi="ar-SA"/>
               </w:rPr>
               <w:t xml:space="preserve"> Requerimiento No Funcional</w:t>
             </w:r>
           </w:p>
           <w:p>
             <w:pPr>
+              <w:pStyle w:val="Normal"/>
+              <w:widowControl/>
               <w:numPr>
                 <w:ilvl w:val="0"/>
                 <w:numId w:val="1"/>
               </w:numPr>
-              <w:spacing w:after="0" w:line="240" w:lineRule="auto"/>
-              <w:rPr>
-                <w:rFonts w:eastAsia="Aptos"/>
-              </w:rPr>
-            </w:pPr>
-            <w:r>
-              <w:rPr>
-                <w:rFonts w:eastAsia="Aptos"/>
-                <w:b/>
-                <w:bCs/>
+              <w:suppressAutoHyphens w:val="true"/>
+              <w:spacing w:lineRule="auto" w:line="240" w:before="0" w:after="0"/>
+              <w:jc w:val="left"/>
+              <w:rPr>
+                <w:rFonts w:eastAsia="Aptos"/>
+              </w:rPr>
+            </w:pPr>
+            <w:r>
+              <w:rPr>
+                <w:rFonts w:eastAsia="Aptos" w:cs=""/>
+                <w:b/>
+                <w:bCs/>
+                <w:kern w:val="2"/>
+                <w:sz w:val="24"/>
+                <w:szCs w:val="22"/>
+                <w:lang w:val="es-AR" w:eastAsia="en-US" w:bidi="ar-SA"/>
               </w:rPr>
               <w:t>RS-XX:</w:t>
             </w:r>
             <w:r>
               <w:rPr>
-                <w:rFonts w:eastAsia="Aptos"/>
+                <w:rFonts w:eastAsia="Aptos" w:cs=""/>
+                <w:kern w:val="2"/>
+                <w:sz w:val="24"/>
+                <w:szCs w:val="22"/>
+                <w:lang w:val="es-AR" w:eastAsia="en-US" w:bidi="ar-SA"/>
               </w:rPr>
               <w:t xml:space="preserve"> Requerimiento de Sistema</w:t>
             </w:r>
           </w:p>
           <w:p>
             <w:pPr>
-              <w:spacing w:after="0" w:line="240" w:lineRule="auto"/>
-              <w:rPr>
-                <w:rFonts w:eastAsia="Aptos"/>
-              </w:rPr>
-            </w:pPr>
-            <w:r>
-              <w:rPr>
-                <w:rFonts w:eastAsia="Aptos"/>
-              </w:rPr>
-              <w:lastRenderedPageBreak/>
+              <w:pStyle w:val="Normal"/>
+              <w:widowControl/>
+              <w:suppressAutoHyphens w:val="true"/>
+              <w:spacing w:lineRule="auto" w:line="240" w:before="0" w:after="0"/>
+              <w:jc w:val="left"/>
+              <w:rPr>
+                <w:rFonts w:eastAsia="Aptos"/>
+              </w:rPr>
+            </w:pPr>
+            <w:r>
+              <w:rPr>
+                <w:rFonts w:eastAsia="Aptos" w:cs=""/>
+                <w:kern w:val="2"/>
+                <w:sz w:val="24"/>
+                <w:szCs w:val="22"/>
+                <w:lang w:val="es-AR" w:eastAsia="en-US" w:bidi="ar-SA"/>
+              </w:rPr>
               <w:t>es perfectamente compatible con el modelo de datos actual (idRequerimiento) y con los reportes que tenemos que hacer (CU16).</w:t>
             </w:r>
           </w:p>
@@ -501,60 +746,92 @@
         <w:tc>
           <w:tcPr>
             <w:tcW w:w="5916" w:type="dxa"/>
-          </w:tcPr>
-          <w:p>
-            <w:pPr>
-              <w:spacing w:after="0" w:line="240" w:lineRule="auto"/>
-              <w:rPr>
-                <w:rFonts w:eastAsia="Aptos"/>
-              </w:rPr>
-            </w:pPr>
-            <w:r>
-              <w:rPr>
-                <w:rFonts w:eastAsia="Aptos"/>
-              </w:rPr>
-              <w:lastRenderedPageBreak/>
+            <w:tcBorders/>
+          </w:tcPr>
+          <w:p>
+            <w:pPr>
+              <w:pStyle w:val="Normal"/>
+              <w:widowControl/>
+              <w:suppressAutoHyphens w:val="true"/>
+              <w:spacing w:lineRule="auto" w:line="240" w:before="0" w:after="0"/>
+              <w:jc w:val="left"/>
+              <w:rPr>
+                <w:rFonts w:eastAsia="Aptos"/>
+              </w:rPr>
+            </w:pPr>
+            <w:r>
+              <w:rPr>
+                <w:rFonts w:eastAsia="Aptos" w:cs=""/>
+                <w:kern w:val="2"/>
+                <w:sz w:val="24"/>
+                <w:szCs w:val="22"/>
+                <w:lang w:val="es-AR" w:eastAsia="en-US" w:bidi="ar-SA"/>
+              </w:rPr>
               <w:t>Implementar generación automática de prefijos: RF-XX, RNF-XX, RS-XX según el tipo seleccionado. Mostrar prefijo antes del nombre y mantener numeración incremental por tipo.</w:t>
             </w:r>
           </w:p>
           <w:p>
             <w:pPr>
-              <w:spacing w:after="0" w:line="240" w:lineRule="auto"/>
-              <w:rPr>
-                <w:rFonts w:eastAsia="Aptos"/>
-              </w:rPr>
-            </w:pPr>
-            <w:r>
-              <w:rPr>
-                <w:rFonts w:eastAsia="Aptos"/>
+              <w:pStyle w:val="Normal"/>
+              <w:widowControl/>
+              <w:suppressAutoHyphens w:val="true"/>
+              <w:spacing w:lineRule="auto" w:line="240" w:before="0" w:after="0"/>
+              <w:jc w:val="left"/>
+              <w:rPr>
+                <w:rFonts w:eastAsia="Aptos"/>
+              </w:rPr>
+            </w:pPr>
+            <w:r>
+              <w:rPr>
+                <w:rFonts w:eastAsia="Aptos" w:cs=""/>
+                <w:kern w:val="2"/>
+                <w:sz w:val="24"/>
+                <w:szCs w:val="22"/>
+                <w:lang w:val="es-AR" w:eastAsia="en-US" w:bidi="ar-SA"/>
               </w:rPr>
               <w:t>En la BD, el campo idRequerimiento puede seguir siendo numérico; el código visible (</w:t>
             </w:r>
             <w:r>
               <w:rPr>
-                <w:rFonts w:eastAsia="Aptos"/>
-                <w:b/>
-                <w:bCs/>
+                <w:rFonts w:eastAsia="Aptos" w:cs=""/>
+                <w:b/>
+                <w:bCs/>
+                <w:kern w:val="2"/>
+                <w:sz w:val="24"/>
+                <w:szCs w:val="22"/>
+                <w:lang w:val="es-AR" w:eastAsia="en-US" w:bidi="ar-SA"/>
               </w:rPr>
               <w:t>RF-01</w:t>
             </w:r>
             <w:r>
               <w:rPr>
-                <w:rFonts w:eastAsia="Aptos"/>
+                <w:rFonts w:eastAsia="Aptos" w:cs=""/>
+                <w:kern w:val="2"/>
+                <w:sz w:val="24"/>
+                <w:szCs w:val="22"/>
+                <w:lang w:val="es-AR" w:eastAsia="en-US" w:bidi="ar-SA"/>
               </w:rPr>
               <w:t>) se puede almacenar en un campo código</w:t>
             </w:r>
           </w:p>
           <w:p>
             <w:pPr>
-              <w:spacing w:after="0" w:line="240" w:lineRule="auto"/>
-              <w:rPr>
-                <w:rFonts w:eastAsia="Aptos"/>
-              </w:rPr>
-            </w:pPr>
-            <w:r>
-              <w:rPr>
-                <w:rFonts w:eastAsia="Aptos"/>
+              <w:pStyle w:val="Normal"/>
+              <w:widowControl/>
+              <w:suppressAutoHyphens w:val="true"/>
+              <w:spacing w:lineRule="auto" w:line="240" w:before="0" w:after="0"/>
+              <w:jc w:val="left"/>
+              <w:rPr>
+                <w:rFonts w:eastAsia="Aptos"/>
+              </w:rPr>
+            </w:pPr>
+            <w:r>
+              <w:rPr>
+                <w:rFonts w:eastAsia="Aptos" w:cs=""/>
+                <w:kern w:val="2"/>
+                <w:sz w:val="24"/>
+                <w:szCs w:val="22"/>
+                <w:lang w:val="es-AR" w:eastAsia="en-US" w:bidi="ar-SA"/>
               </w:rPr>
               <w:t>Nota: Creo que el tipo debería estar antes del nombre del requerimiento para que cuando se seleccione el tipo se genere el prefijo</w:t>
             </w:r>
@@ -563,42 +840,60 @@
         <w:tc>
           <w:tcPr>
             <w:tcW w:w="2778" w:type="dxa"/>
-          </w:tcPr>
-          <w:p>
-            <w:pPr>
-              <w:spacing w:after="0" w:line="240" w:lineRule="auto"/>
-              <w:rPr>
-                <w:b/>
-                <w:bCs/>
-              </w:rPr>
-            </w:pPr>
-            <w:r>
-              <w:rPr>
-                <w:rFonts w:eastAsia="Aptos"/>
-                <w:b/>
-                <w:bCs/>
-              </w:rPr>
-              <w:t>PENDIENTE</w:t>
-            </w:r>
-          </w:p>
-        </w:tc>
-        <w:tc>
-          <w:tcPr>
-            <w:tcW w:w="1753" w:type="dxa"/>
-          </w:tcPr>
-          <w:p>
-            <w:pPr>
-              <w:spacing w:after="0" w:line="240" w:lineRule="auto"/>
-              <w:rPr>
-                <w:b/>
-                <w:bCs/>
-              </w:rPr>
-            </w:pPr>
-            <w:r>
-              <w:rPr>
-                <w:rFonts w:eastAsia="Aptos"/>
-                <w:b/>
-                <w:bCs/>
+            <w:tcBorders/>
+          </w:tcPr>
+          <w:p>
+            <w:pPr>
+              <w:pStyle w:val="Normal"/>
+              <w:widowControl/>
+              <w:suppressAutoHyphens w:val="true"/>
+              <w:spacing w:lineRule="auto" w:line="240" w:before="0" w:after="0"/>
+              <w:jc w:val="left"/>
+              <w:rPr>
+                <w:b/>
+                <w:bCs/>
+              </w:rPr>
+            </w:pPr>
+            <w:r>
+              <w:rPr>
+                <w:rFonts w:eastAsia="Aptos" w:cs=""/>
+                <w:b/>
+                <w:bCs/>
+                <w:kern w:val="2"/>
+                <w:sz w:val="24"/>
+                <w:szCs w:val="22"/>
+                <w:lang w:val="es-AR" w:eastAsia="en-US" w:bidi="ar-SA"/>
+              </w:rPr>
+              <w:t>COMPLETADO</w:t>
+            </w:r>
+          </w:p>
+        </w:tc>
+        <w:tc>
+          <w:tcPr>
+            <w:tcW w:w="1752" w:type="dxa"/>
+            <w:tcBorders/>
+          </w:tcPr>
+          <w:p>
+            <w:pPr>
+              <w:pStyle w:val="Normal"/>
+              <w:widowControl/>
+              <w:suppressAutoHyphens w:val="true"/>
+              <w:spacing w:lineRule="auto" w:line="240" w:before="0" w:after="0"/>
+              <w:jc w:val="left"/>
+              <w:rPr>
+                <w:b/>
+                <w:bCs/>
+              </w:rPr>
+            </w:pPr>
+            <w:r>
+              <w:rPr>
+                <w:rFonts w:eastAsia="Aptos" w:cs=""/>
+                <w:b/>
+                <w:bCs/>
+                <w:kern w:val="2"/>
+                <w:sz w:val="24"/>
+                <w:szCs w:val="22"/>
+                <w:lang w:val="es-AR" w:eastAsia="en-US" w:bidi="ar-SA"/>
               </w:rPr>
               <w:t>CP06_03</w:t>
             </w:r>
@@ -606,20 +901,30 @@
         </w:tc>
       </w:tr>
       <w:tr>
+        <w:trPr/>
         <w:tc>
           <w:tcPr>
             <w:tcW w:w="6872" w:type="dxa"/>
-          </w:tcPr>
-          <w:p>
-            <w:pPr>
-              <w:spacing w:after="0" w:line="240" w:lineRule="auto"/>
-              <w:rPr>
-                <w:rFonts w:eastAsia="Aptos"/>
-              </w:rPr>
-            </w:pPr>
-            <w:r>
-              <w:rPr>
-                <w:rFonts w:eastAsia="Aptos"/>
+            <w:tcBorders/>
+          </w:tcPr>
+          <w:p>
+            <w:pPr>
+              <w:pStyle w:val="Normal"/>
+              <w:widowControl/>
+              <w:suppressAutoHyphens w:val="true"/>
+              <w:spacing w:lineRule="auto" w:line="240" w:before="0" w:after="0"/>
+              <w:jc w:val="left"/>
+              <w:rPr>
+                <w:rFonts w:eastAsia="Aptos"/>
+              </w:rPr>
+            </w:pPr>
+            <w:r>
+              <w:rPr>
+                <w:rFonts w:eastAsia="Aptos" w:cs=""/>
+                <w:kern w:val="2"/>
+                <w:sz w:val="24"/>
+                <w:szCs w:val="22"/>
+                <w:lang w:val="es-AR" w:eastAsia="en-US" w:bidi="ar-SA"/>
               </w:rPr>
               <w:t>Cuando el formulario no pasa la validación (por ejemplo, falta completar campos obligatorios), algunos campos mantienen su valor (como el enlace externo) mientras otros se vacían o pierden su estado (por ejemplo, la imagen adjunta).</w:t>
             </w:r>
@@ -628,17 +933,26 @@
         <w:tc>
           <w:tcPr>
             <w:tcW w:w="5916" w:type="dxa"/>
-          </w:tcPr>
-          <w:p>
-            <w:pPr>
-              <w:spacing w:after="0" w:line="240" w:lineRule="auto"/>
-              <w:rPr>
-                <w:rFonts w:eastAsia="Aptos"/>
-              </w:rPr>
-            </w:pPr>
-            <w:r>
-              <w:rPr>
-                <w:rFonts w:eastAsia="Aptos"/>
+            <w:tcBorders/>
+          </w:tcPr>
+          <w:p>
+            <w:pPr>
+              <w:pStyle w:val="Normal"/>
+              <w:widowControl/>
+              <w:suppressAutoHyphens w:val="true"/>
+              <w:spacing w:lineRule="auto" w:line="240" w:before="0" w:after="0"/>
+              <w:jc w:val="left"/>
+              <w:rPr>
+                <w:rFonts w:eastAsia="Aptos"/>
+              </w:rPr>
+            </w:pPr>
+            <w:r>
+              <w:rPr>
+                <w:rFonts w:eastAsia="Aptos" w:cs=""/>
+                <w:kern w:val="2"/>
+                <w:sz w:val="24"/>
+                <w:szCs w:val="22"/>
+                <w:lang w:val="es-AR" w:eastAsia="en-US" w:bidi="ar-SA"/>
               </w:rPr>
               <w:t>Mantener consistencia: conservar todos los datos ingresados en memoria mientras el formulario está abierto. Solo limpiar valores si el usuario presiona Cancelar o si el registro fue guardado exitosamente.</w:t>
             </w:r>
@@ -647,20 +961,29 @@
         <w:tc>
           <w:tcPr>
             <w:tcW w:w="2778" w:type="dxa"/>
-          </w:tcPr>
-          <w:p>
-            <w:pPr>
-              <w:spacing w:after="0" w:line="240" w:lineRule="auto"/>
-              <w:rPr>
-                <w:b/>
-                <w:bCs/>
-              </w:rPr>
-            </w:pPr>
-            <w:r>
-              <w:rPr>
-                <w:rFonts w:eastAsia="Aptos"/>
-                <w:b/>
-                <w:bCs/>
+            <w:tcBorders/>
+          </w:tcPr>
+          <w:p>
+            <w:pPr>
+              <w:pStyle w:val="Normal"/>
+              <w:widowControl/>
+              <w:suppressAutoHyphens w:val="true"/>
+              <w:spacing w:lineRule="auto" w:line="240" w:before="0" w:after="0"/>
+              <w:jc w:val="left"/>
+              <w:rPr>
+                <w:b/>
+                <w:bCs/>
+              </w:rPr>
+            </w:pPr>
+            <w:r>
+              <w:rPr>
+                <w:rFonts w:eastAsia="Aptos" w:cs=""/>
+                <w:b/>
+                <w:bCs/>
+                <w:kern w:val="2"/>
+                <w:sz w:val="24"/>
+                <w:szCs w:val="22"/>
+                <w:lang w:val="es-AR" w:eastAsia="en-US" w:bidi="ar-SA"/>
               </w:rPr>
               <w:t>COMPLETADO</w:t>
             </w:r>
@@ -668,21 +991,30 @@
         </w:tc>
         <w:tc>
           <w:tcPr>
-            <w:tcW w:w="1753" w:type="dxa"/>
-          </w:tcPr>
-          <w:p>
-            <w:pPr>
-              <w:spacing w:after="0" w:line="240" w:lineRule="auto"/>
-              <w:rPr>
-                <w:b/>
-                <w:bCs/>
-              </w:rPr>
-            </w:pPr>
-            <w:r>
-              <w:rPr>
-                <w:rFonts w:eastAsia="Aptos"/>
-                <w:b/>
-                <w:bCs/>
+            <w:tcW w:w="1752" w:type="dxa"/>
+            <w:tcBorders/>
+          </w:tcPr>
+          <w:p>
+            <w:pPr>
+              <w:pStyle w:val="Normal"/>
+              <w:widowControl/>
+              <w:suppressAutoHyphens w:val="true"/>
+              <w:spacing w:lineRule="auto" w:line="240" w:before="0" w:after="0"/>
+              <w:jc w:val="left"/>
+              <w:rPr>
+                <w:b/>
+                <w:bCs/>
+              </w:rPr>
+            </w:pPr>
+            <w:r>
+              <w:rPr>
+                <w:rFonts w:eastAsia="Aptos" w:cs=""/>
+                <w:b/>
+                <w:bCs/>
+                <w:kern w:val="2"/>
+                <w:sz w:val="24"/>
+                <w:szCs w:val="22"/>
+                <w:lang w:val="es-AR" w:eastAsia="en-US" w:bidi="ar-SA"/>
               </w:rPr>
               <w:t>CP06_04</w:t>
             </w:r>
@@ -690,42 +1022,69 @@
         </w:tc>
       </w:tr>
       <w:tr>
+        <w:trPr/>
         <w:tc>
           <w:tcPr>
             <w:tcW w:w="6872" w:type="dxa"/>
-          </w:tcPr>
-          <w:p>
-            <w:pPr>
-              <w:spacing w:after="0" w:line="240" w:lineRule="auto"/>
-              <w:rPr>
-                <w:rFonts w:eastAsia="Aptos"/>
-              </w:rPr>
-            </w:pPr>
-            <w:r>
-              <w:rPr>
-                <w:rFonts w:eastAsia="Aptos"/>
+            <w:tcBorders/>
+          </w:tcPr>
+          <w:p>
+            <w:pPr>
+              <w:pStyle w:val="Normal"/>
+              <w:widowControl/>
+              <w:suppressAutoHyphens w:val="true"/>
+              <w:spacing w:lineRule="auto" w:line="240" w:before="0" w:after="0"/>
+              <w:jc w:val="left"/>
+              <w:rPr>
+                <w:rFonts w:eastAsia="Aptos"/>
+              </w:rPr>
+            </w:pPr>
+            <w:r>
+              <w:rPr>
+                <w:rFonts w:eastAsia="Aptos" w:cs=""/>
+                <w:kern w:val="2"/>
+                <w:sz w:val="24"/>
+                <w:szCs w:val="22"/>
+                <w:lang w:val="es-AR" w:eastAsia="en-US" w:bidi="ar-SA"/>
               </w:rPr>
               <w:t>El campo Descripción del requerimiento (models.TextField(blank=True)) no posee límite de caracteres definido, permitiendo ingresar texto excesivamente largo que podría afectar rendimiento o legibilidad.</w:t>
             </w:r>
           </w:p>
           <w:p>
             <w:pPr>
-              <w:spacing w:after="0" w:line="240" w:lineRule="auto"/>
-              <w:rPr>
-                <w:rFonts w:eastAsia="Aptos"/>
-              </w:rPr>
-            </w:pPr>
-          </w:p>
-          <w:p>
-            <w:pPr>
-              <w:spacing w:after="0" w:line="240" w:lineRule="auto"/>
-              <w:rPr>
-                <w:rFonts w:eastAsia="Aptos"/>
-              </w:rPr>
-            </w:pPr>
-            <w:r>
-              <w:rPr>
-                <w:rFonts w:eastAsia="Aptos"/>
+              <w:pStyle w:val="Normal"/>
+              <w:widowControl/>
+              <w:suppressAutoHyphens w:val="true"/>
+              <w:spacing w:lineRule="auto" w:line="240" w:before="0" w:after="0"/>
+              <w:jc w:val="left"/>
+              <w:rPr>
+                <w:rFonts w:eastAsia="Aptos"/>
+              </w:rPr>
+            </w:pPr>
+            <w:r>
+              <w:rPr>
+                <w:rFonts w:eastAsia="Aptos"/>
+              </w:rPr>
+            </w:r>
+          </w:p>
+          <w:p>
+            <w:pPr>
+              <w:pStyle w:val="Normal"/>
+              <w:widowControl/>
+              <w:suppressAutoHyphens w:val="true"/>
+              <w:spacing w:lineRule="auto" w:line="240" w:before="0" w:after="0"/>
+              <w:jc w:val="left"/>
+              <w:rPr>
+                <w:rFonts w:eastAsia="Aptos"/>
+              </w:rPr>
+            </w:pPr>
+            <w:r>
+              <w:rPr>
+                <w:rFonts w:eastAsia="Aptos" w:cs=""/>
+                <w:kern w:val="2"/>
+                <w:sz w:val="24"/>
+                <w:szCs w:val="22"/>
+                <w:lang w:val="es-AR" w:eastAsia="en-US" w:bidi="ar-SA"/>
               </w:rPr>
               <w:t>Nota: En el caso nuestro que usamos PostgreSQL la capacidad apróx es de 1gb por lo que no conviene dejarlo totalmente libre</w:t>
             </w:r>
@@ -734,39 +1093,65 @@
         <w:tc>
           <w:tcPr>
             <w:tcW w:w="5916" w:type="dxa"/>
-          </w:tcPr>
-          <w:p>
-            <w:pPr>
-              <w:spacing w:after="0" w:line="240" w:lineRule="auto"/>
-              <w:rPr>
-                <w:rFonts w:eastAsia="Aptos"/>
-              </w:rPr>
-            </w:pPr>
-            <w:r>
-              <w:rPr>
-                <w:rFonts w:eastAsia="Aptos"/>
+            <w:tcBorders/>
+          </w:tcPr>
+          <w:p>
+            <w:pPr>
+              <w:pStyle w:val="Normal"/>
+              <w:widowControl/>
+              <w:suppressAutoHyphens w:val="true"/>
+              <w:spacing w:lineRule="auto" w:line="240" w:before="0" w:after="0"/>
+              <w:jc w:val="left"/>
+              <w:rPr>
+                <w:rFonts w:eastAsia="Aptos"/>
+              </w:rPr>
+            </w:pPr>
+            <w:r>
+              <w:rPr>
+                <w:rFonts w:eastAsia="Aptos" w:cs=""/>
+                <w:kern w:val="2"/>
+                <w:sz w:val="24"/>
+                <w:szCs w:val="22"/>
+                <w:lang w:val="es-AR" w:eastAsia="en-US" w:bidi="ar-SA"/>
               </w:rPr>
               <w:t>Establecer un límite máximo (p. ej. 2000 caracteres) mediante MaxLengthValidator en el modelo y/o maxlength en el formulario. Mostrar contador o advertencia visual al usuario al acercarse al límite.</w:t>
             </w:r>
           </w:p>
           <w:p>
             <w:pPr>
-              <w:spacing w:after="0" w:line="240" w:lineRule="auto"/>
-              <w:rPr>
-                <w:rFonts w:eastAsia="Aptos"/>
-              </w:rPr>
-            </w:pPr>
-          </w:p>
-          <w:p>
-            <w:pPr>
-              <w:spacing w:after="0" w:line="240" w:lineRule="auto"/>
-              <w:rPr>
-                <w:rFonts w:eastAsia="Aptos"/>
-              </w:rPr>
-            </w:pPr>
-            <w:r>
-              <w:rPr>
-                <w:rFonts w:eastAsia="Aptos"/>
+              <w:pStyle w:val="Normal"/>
+              <w:widowControl/>
+              <w:suppressAutoHyphens w:val="true"/>
+              <w:spacing w:lineRule="auto" w:line="240" w:before="0" w:after="0"/>
+              <w:jc w:val="left"/>
+              <w:rPr>
+                <w:rFonts w:eastAsia="Aptos"/>
+              </w:rPr>
+            </w:pPr>
+            <w:r>
+              <w:rPr>
+                <w:rFonts w:eastAsia="Aptos"/>
+              </w:rPr>
+            </w:r>
+          </w:p>
+          <w:p>
+            <w:pPr>
+              <w:pStyle w:val="Normal"/>
+              <w:widowControl/>
+              <w:suppressAutoHyphens w:val="true"/>
+              <w:spacing w:lineRule="auto" w:line="240" w:before="0" w:after="0"/>
+              <w:jc w:val="left"/>
+              <w:rPr>
+                <w:rFonts w:eastAsia="Aptos"/>
+              </w:rPr>
+            </w:pPr>
+            <w:r>
+              <w:rPr>
+                <w:rFonts w:eastAsia="Aptos" w:cs=""/>
+                <w:kern w:val="2"/>
+                <w:sz w:val="24"/>
+                <w:szCs w:val="22"/>
+                <w:lang w:val="es-AR" w:eastAsia="en-US" w:bidi="ar-SA"/>
               </w:rPr>
               <w:t>Nota: para mi conviene en el formulario para no tocar la BD por si nos quedamos cortos con los 2000 (que es muchísimo)</w:t>
             </w:r>
@@ -775,20 +1160,29 @@
         <w:tc>
           <w:tcPr>
             <w:tcW w:w="2778" w:type="dxa"/>
-          </w:tcPr>
-          <w:p>
-            <w:pPr>
-              <w:spacing w:after="0" w:line="240" w:lineRule="auto"/>
-              <w:rPr>
-                <w:b/>
-                <w:bCs/>
-              </w:rPr>
-            </w:pPr>
-            <w:r>
-              <w:rPr>
-                <w:rFonts w:eastAsia="Aptos"/>
-                <w:b/>
-                <w:bCs/>
+            <w:tcBorders/>
+          </w:tcPr>
+          <w:p>
+            <w:pPr>
+              <w:pStyle w:val="Normal"/>
+              <w:widowControl/>
+              <w:suppressAutoHyphens w:val="true"/>
+              <w:spacing w:lineRule="auto" w:line="240" w:before="0" w:after="0"/>
+              <w:jc w:val="left"/>
+              <w:rPr>
+                <w:b/>
+                <w:bCs/>
+              </w:rPr>
+            </w:pPr>
+            <w:r>
+              <w:rPr>
+                <w:rFonts w:eastAsia="Aptos" w:cs=""/>
+                <w:b/>
+                <w:bCs/>
+                <w:kern w:val="2"/>
+                <w:sz w:val="24"/>
+                <w:szCs w:val="22"/>
+                <w:lang w:val="es-AR" w:eastAsia="en-US" w:bidi="ar-SA"/>
               </w:rPr>
               <w:t>COMPLETADO</w:t>
             </w:r>
@@ -796,21 +1190,30 @@
         </w:tc>
         <w:tc>
           <w:tcPr>
-            <w:tcW w:w="1753" w:type="dxa"/>
-          </w:tcPr>
-          <w:p>
-            <w:pPr>
-              <w:spacing w:after="0" w:line="240" w:lineRule="auto"/>
-              <w:rPr>
-                <w:b/>
-                <w:bCs/>
-              </w:rPr>
-            </w:pPr>
-            <w:r>
-              <w:rPr>
-                <w:rFonts w:eastAsia="Aptos"/>
-                <w:b/>
-                <w:bCs/>
+            <w:tcW w:w="1752" w:type="dxa"/>
+            <w:tcBorders/>
+          </w:tcPr>
+          <w:p>
+            <w:pPr>
+              <w:pStyle w:val="Normal"/>
+              <w:widowControl/>
+              <w:suppressAutoHyphens w:val="true"/>
+              <w:spacing w:lineRule="auto" w:line="240" w:before="0" w:after="0"/>
+              <w:jc w:val="left"/>
+              <w:rPr>
+                <w:b/>
+                <w:bCs/>
+              </w:rPr>
+            </w:pPr>
+            <w:r>
+              <w:rPr>
+                <w:rFonts w:eastAsia="Aptos" w:cs=""/>
+                <w:b/>
+                <w:bCs/>
+                <w:kern w:val="2"/>
+                <w:sz w:val="24"/>
+                <w:szCs w:val="22"/>
+                <w:lang w:val="es-AR" w:eastAsia="en-US" w:bidi="ar-SA"/>
               </w:rPr>
               <w:t>CP06_04</w:t>
             </w:r>
@@ -818,20 +1221,30 @@
         </w:tc>
       </w:tr>
       <w:tr>
+        <w:trPr/>
         <w:tc>
           <w:tcPr>
             <w:tcW w:w="6872" w:type="dxa"/>
-          </w:tcPr>
-          <w:p>
-            <w:pPr>
-              <w:spacing w:after="0" w:line="240" w:lineRule="auto"/>
-              <w:rPr>
-                <w:rFonts w:eastAsia="Aptos"/>
-              </w:rPr>
-            </w:pPr>
-            <w:r>
-              <w:rPr>
-                <w:rFonts w:eastAsia="Aptos"/>
+            <w:tcBorders/>
+          </w:tcPr>
+          <w:p>
+            <w:pPr>
+              <w:pStyle w:val="Normal"/>
+              <w:widowControl/>
+              <w:suppressAutoHyphens w:val="true"/>
+              <w:spacing w:lineRule="auto" w:line="240" w:before="0" w:after="0"/>
+              <w:jc w:val="left"/>
+              <w:rPr>
+                <w:rFonts w:eastAsia="Aptos"/>
+              </w:rPr>
+            </w:pPr>
+            <w:r>
+              <w:rPr>
+                <w:rFonts w:eastAsia="Aptos" w:cs=""/>
+                <w:kern w:val="2"/>
+                <w:sz w:val="24"/>
+                <w:szCs w:val="22"/>
+                <w:lang w:val="es-AR" w:eastAsia="en-US" w:bidi="ar-SA"/>
               </w:rPr>
               <w:t>El campo Observaciones Idem CP06_04</w:t>
             </w:r>
@@ -840,17 +1253,26 @@
         <w:tc>
           <w:tcPr>
             <w:tcW w:w="5916" w:type="dxa"/>
-          </w:tcPr>
-          <w:p>
-            <w:pPr>
-              <w:spacing w:after="0" w:line="240" w:lineRule="auto"/>
-              <w:rPr>
-                <w:rFonts w:eastAsia="Aptos"/>
-              </w:rPr>
-            </w:pPr>
-            <w:r>
-              <w:rPr>
-                <w:rFonts w:eastAsia="Aptos"/>
+            <w:tcBorders/>
+          </w:tcPr>
+          <w:p>
+            <w:pPr>
+              <w:pStyle w:val="Normal"/>
+              <w:widowControl/>
+              <w:suppressAutoHyphens w:val="true"/>
+              <w:spacing w:lineRule="auto" w:line="240" w:before="0" w:after="0"/>
+              <w:jc w:val="left"/>
+              <w:rPr>
+                <w:rFonts w:eastAsia="Aptos"/>
+              </w:rPr>
+            </w:pPr>
+            <w:r>
+              <w:rPr>
+                <w:rFonts w:eastAsia="Aptos" w:cs=""/>
+                <w:kern w:val="2"/>
+                <w:sz w:val="24"/>
+                <w:szCs w:val="22"/>
+                <w:lang w:val="es-AR" w:eastAsia="en-US" w:bidi="ar-SA"/>
               </w:rPr>
               <w:t>Establecer limite maximo</w:t>
             </w:r>
@@ -859,41 +1281,60 @@
         <w:tc>
           <w:tcPr>
             <w:tcW w:w="2778" w:type="dxa"/>
-          </w:tcPr>
-          <w:p>
-            <w:pPr>
-              <w:spacing w:after="0" w:line="240" w:lineRule="auto"/>
-              <w:rPr>
-                <w:b/>
-                <w:bCs/>
-              </w:rPr>
-            </w:pPr>
-            <w:r>
-              <w:rPr>
-                <w:b/>
-                <w:bCs/>
-              </w:rPr>
-              <w:t>PENDIENTE</w:t>
-            </w:r>
-          </w:p>
-        </w:tc>
-        <w:tc>
-          <w:tcPr>
-            <w:tcW w:w="1753" w:type="dxa"/>
-          </w:tcPr>
-          <w:p>
-            <w:pPr>
-              <w:spacing w:after="0" w:line="240" w:lineRule="auto"/>
-              <w:rPr>
-                <w:b/>
-                <w:bCs/>
-              </w:rPr>
-            </w:pPr>
-            <w:r>
-              <w:rPr>
-                <w:rFonts w:eastAsia="Aptos"/>
-                <w:b/>
-                <w:bCs/>
+            <w:tcBorders/>
+          </w:tcPr>
+          <w:p>
+            <w:pPr>
+              <w:pStyle w:val="Normal"/>
+              <w:widowControl/>
+              <w:suppressAutoHyphens w:val="true"/>
+              <w:spacing w:lineRule="auto" w:line="240" w:before="0" w:after="0"/>
+              <w:jc w:val="left"/>
+              <w:rPr>
+                <w:b/>
+                <w:bCs/>
+              </w:rPr>
+            </w:pPr>
+            <w:r>
+              <w:rPr>
+                <w:rFonts w:eastAsia="Aptos" w:cs=""/>
+                <w:b/>
+                <w:bCs/>
+                <w:kern w:val="2"/>
+                <w:sz w:val="24"/>
+                <w:szCs w:val="22"/>
+                <w:lang w:val="es-AR" w:eastAsia="en-US" w:bidi="ar-SA"/>
+              </w:rPr>
+              <w:t>COMPLETADO</w:t>
+            </w:r>
+          </w:p>
+        </w:tc>
+        <w:tc>
+          <w:tcPr>
+            <w:tcW w:w="1752" w:type="dxa"/>
+            <w:tcBorders/>
+          </w:tcPr>
+          <w:p>
+            <w:pPr>
+              <w:pStyle w:val="Normal"/>
+              <w:widowControl/>
+              <w:suppressAutoHyphens w:val="true"/>
+              <w:spacing w:lineRule="auto" w:line="240" w:before="0" w:after="0"/>
+              <w:jc w:val="left"/>
+              <w:rPr>
+                <w:b/>
+                <w:bCs/>
+              </w:rPr>
+            </w:pPr>
+            <w:r>
+              <w:rPr>
+                <w:rFonts w:eastAsia="Aptos" w:cs=""/>
+                <w:b/>
+                <w:bCs/>
+                <w:kern w:val="2"/>
+                <w:sz w:val="24"/>
+                <w:szCs w:val="22"/>
+                <w:lang w:val="es-AR" w:eastAsia="en-US" w:bidi="ar-SA"/>
               </w:rPr>
               <w:t>CP06_05</w:t>
             </w:r>
@@ -901,20 +1342,30 @@
         </w:tc>
       </w:tr>
       <w:tr>
+        <w:trPr/>
         <w:tc>
           <w:tcPr>
             <w:tcW w:w="6872" w:type="dxa"/>
-          </w:tcPr>
-          <w:p>
-            <w:pPr>
-              <w:spacing w:after="0" w:line="240" w:lineRule="auto"/>
-              <w:rPr>
-                <w:rFonts w:eastAsia="Aptos"/>
-              </w:rPr>
-            </w:pPr>
-            <w:r>
-              <w:rPr>
-                <w:rFonts w:eastAsia="Aptos"/>
+            <w:tcBorders/>
+          </w:tcPr>
+          <w:p>
+            <w:pPr>
+              <w:pStyle w:val="Normal"/>
+              <w:widowControl/>
+              <w:suppressAutoHyphens w:val="true"/>
+              <w:spacing w:lineRule="auto" w:line="240" w:before="0" w:after="0"/>
+              <w:jc w:val="left"/>
+              <w:rPr>
+                <w:rFonts w:eastAsia="Aptos"/>
+              </w:rPr>
+            </w:pPr>
+            <w:r>
+              <w:rPr>
+                <w:rFonts w:eastAsia="Aptos" w:cs=""/>
+                <w:kern w:val="2"/>
+                <w:sz w:val="24"/>
+                <w:szCs w:val="22"/>
+                <w:lang w:val="es-AR" w:eastAsia="en-US" w:bidi="ar-SA"/>
               </w:rPr>
               <w:t>El campo Fecha de Compromiso permite seleccionar fechas pasadas, lo cual no es válido para un requerimiento pendiente de desarrollo</w:t>
             </w:r>
@@ -923,31 +1374,48 @@
         <w:tc>
           <w:tcPr>
             <w:tcW w:w="5916" w:type="dxa"/>
-          </w:tcPr>
-          <w:p>
-            <w:pPr>
-              <w:spacing w:after="0" w:line="240" w:lineRule="auto"/>
-              <w:rPr>
-                <w:rFonts w:eastAsia="Aptos"/>
-              </w:rPr>
-            </w:pPr>
-            <w:r>
-              <w:rPr>
-                <w:rFonts w:eastAsia="Aptos"/>
+            <w:tcBorders/>
+          </w:tcPr>
+          <w:p>
+            <w:pPr>
+              <w:pStyle w:val="Normal"/>
+              <w:widowControl/>
+              <w:suppressAutoHyphens w:val="true"/>
+              <w:spacing w:lineRule="auto" w:line="240" w:before="0" w:after="0"/>
+              <w:jc w:val="left"/>
+              <w:rPr>
+                <w:rFonts w:eastAsia="Aptos"/>
+              </w:rPr>
+            </w:pPr>
+            <w:r>
+              <w:rPr>
+                <w:rFonts w:eastAsia="Aptos" w:cs=""/>
+                <w:kern w:val="2"/>
+                <w:sz w:val="24"/>
+                <w:szCs w:val="22"/>
+                <w:lang w:val="es-AR" w:eastAsia="en-US" w:bidi="ar-SA"/>
               </w:rPr>
               <w:t>Implementar validación que impida elegir fechas anteriores a la fecha actual. Mostrar mensaje: “La fecha de compromiso no puede ser anterior a la fecha actual.” Mantener el foco en el campo hasta corregir el valor.</w:t>
             </w:r>
           </w:p>
           <w:p>
             <w:pPr>
-              <w:spacing w:after="0" w:line="240" w:lineRule="auto"/>
-              <w:rPr>
-                <w:rFonts w:eastAsia="Aptos"/>
-              </w:rPr>
-            </w:pPr>
-            <w:r>
-              <w:rPr>
-                <w:rFonts w:eastAsia="Aptos"/>
+              <w:pStyle w:val="Normal"/>
+              <w:widowControl/>
+              <w:suppressAutoHyphens w:val="true"/>
+              <w:spacing w:lineRule="auto" w:line="240" w:before="0" w:after="0"/>
+              <w:jc w:val="left"/>
+              <w:rPr>
+                <w:rFonts w:eastAsia="Aptos"/>
+              </w:rPr>
+            </w:pPr>
+            <w:r>
+              <w:rPr>
+                <w:rFonts w:eastAsia="Aptos" w:cs=""/>
+                <w:kern w:val="2"/>
+                <w:sz w:val="24"/>
+                <w:szCs w:val="22"/>
+                <w:lang w:val="es-AR" w:eastAsia="en-US" w:bidi="ar-SA"/>
               </w:rPr>
               <w:t>Sugerencia técnica: en Django min={{ date.today|date:'Y-m-d' }}), además de validarlo también en backend para evitar manipulación manual.</w:t>
             </w:r>
@@ -956,42 +1424,60 @@
         <w:tc>
           <w:tcPr>
             <w:tcW w:w="2778" w:type="dxa"/>
-          </w:tcPr>
-          <w:p>
-            <w:pPr>
-              <w:spacing w:after="0" w:line="240" w:lineRule="auto"/>
-              <w:rPr>
-                <w:b/>
-                <w:bCs/>
-              </w:rPr>
-            </w:pPr>
-            <w:r>
-              <w:rPr>
-                <w:rFonts w:eastAsia="Aptos"/>
-                <w:b/>
-                <w:bCs/>
-              </w:rPr>
-              <w:t>PENDIENTE</w:t>
-            </w:r>
-          </w:p>
-        </w:tc>
-        <w:tc>
-          <w:tcPr>
-            <w:tcW w:w="1753" w:type="dxa"/>
-          </w:tcPr>
-          <w:p>
-            <w:pPr>
-              <w:spacing w:after="0" w:line="240" w:lineRule="auto"/>
-              <w:rPr>
-                <w:b/>
-                <w:bCs/>
-              </w:rPr>
-            </w:pPr>
-            <w:r>
-              <w:rPr>
-                <w:rFonts w:eastAsia="Aptos"/>
-                <w:b/>
-                <w:bCs/>
+            <w:tcBorders/>
+          </w:tcPr>
+          <w:p>
+            <w:pPr>
+              <w:pStyle w:val="Normal"/>
+              <w:widowControl/>
+              <w:suppressAutoHyphens w:val="true"/>
+              <w:spacing w:lineRule="auto" w:line="240" w:before="0" w:after="0"/>
+              <w:jc w:val="left"/>
+              <w:rPr>
+                <w:b/>
+                <w:bCs/>
+              </w:rPr>
+            </w:pPr>
+            <w:r>
+              <w:rPr>
+                <w:rFonts w:eastAsia="Aptos" w:cs=""/>
+                <w:b/>
+                <w:bCs/>
+                <w:kern w:val="2"/>
+                <w:sz w:val="24"/>
+                <w:szCs w:val="22"/>
+                <w:lang w:val="es-AR" w:eastAsia="en-US" w:bidi="ar-SA"/>
+              </w:rPr>
+              <w:t>COMPLETADO</w:t>
+            </w:r>
+          </w:p>
+        </w:tc>
+        <w:tc>
+          <w:tcPr>
+            <w:tcW w:w="1752" w:type="dxa"/>
+            <w:tcBorders/>
+          </w:tcPr>
+          <w:p>
+            <w:pPr>
+              <w:pStyle w:val="Normal"/>
+              <w:widowControl/>
+              <w:suppressAutoHyphens w:val="true"/>
+              <w:spacing w:lineRule="auto" w:line="240" w:before="0" w:after="0"/>
+              <w:jc w:val="left"/>
+              <w:rPr>
+                <w:b/>
+                <w:bCs/>
+              </w:rPr>
+            </w:pPr>
+            <w:r>
+              <w:rPr>
+                <w:rFonts w:eastAsia="Aptos" w:cs=""/>
+                <w:b/>
+                <w:bCs/>
+                <w:kern w:val="2"/>
+                <w:sz w:val="24"/>
+                <w:szCs w:val="22"/>
+                <w:lang w:val="es-AR" w:eastAsia="en-US" w:bidi="ar-SA"/>
               </w:rPr>
               <w:t>CP06_06</w:t>
             </w:r>
@@ -999,22 +1485,31 @@
         </w:tc>
       </w:tr>
       <w:tr>
+        <w:trPr/>
         <w:tc>
           <w:tcPr>
             <w:tcW w:w="6872" w:type="dxa"/>
-          </w:tcPr>
-          <w:p>
-            <w:pPr>
-              <w:spacing w:after="0" w:line="240" w:lineRule="auto"/>
-              <w:rPr>
-                <w:rFonts w:eastAsia="Aptos"/>
-              </w:rPr>
-            </w:pPr>
-            <w:r>
-              <w:rPr>
-                <w:rFonts w:eastAsia="Aptos"/>
-              </w:rPr>
-              <w:lastRenderedPageBreak/>
+            <w:tcBorders/>
+          </w:tcPr>
+          <w:p>
+            <w:pPr>
+              <w:pStyle w:val="Normal"/>
+              <w:widowControl/>
+              <w:suppressAutoHyphens w:val="true"/>
+              <w:spacing w:lineRule="auto" w:line="240" w:before="0" w:after="0"/>
+              <w:jc w:val="left"/>
+              <w:rPr>
+                <w:rFonts w:eastAsia="Aptos"/>
+              </w:rPr>
+            </w:pPr>
+            <w:r>
+              <w:rPr>
+                <w:rFonts w:eastAsia="Aptos" w:cs=""/>
+                <w:kern w:val="2"/>
+                <w:sz w:val="24"/>
+                <w:szCs w:val="22"/>
+                <w:lang w:val="es-AR" w:eastAsia="en-US" w:bidi="ar-SA"/>
+              </w:rPr>
               <w:t>Los valores del campo Estado de Validación (“Pendiente de validación”, “Aprobado”, “Requiere cambios”) no coinciden con los definidos en la ERS y el Modelo de Datos (“borrador”, “en revisión”, “validado”, “rechazado”).</w:t>
             </w:r>
           </w:p>
@@ -1022,17 +1517,26 @@
         <w:tc>
           <w:tcPr>
             <w:tcW w:w="5916" w:type="dxa"/>
-          </w:tcPr>
-          <w:p>
-            <w:pPr>
-              <w:spacing w:after="0" w:line="240" w:lineRule="auto"/>
-              <w:rPr>
-                <w:rFonts w:eastAsia="Aptos"/>
-              </w:rPr>
-            </w:pPr>
-            <w:r>
-              <w:rPr>
-                <w:rFonts w:eastAsia="Aptos"/>
+            <w:tcBorders/>
+          </w:tcPr>
+          <w:p>
+            <w:pPr>
+              <w:pStyle w:val="Normal"/>
+              <w:widowControl/>
+              <w:suppressAutoHyphens w:val="true"/>
+              <w:spacing w:lineRule="auto" w:line="240" w:before="0" w:after="0"/>
+              <w:jc w:val="left"/>
+              <w:rPr>
+                <w:rFonts w:eastAsia="Aptos"/>
+              </w:rPr>
+            </w:pPr>
+            <w:r>
+              <w:rPr>
+                <w:rFonts w:eastAsia="Aptos" w:cs=""/>
+                <w:kern w:val="2"/>
+                <w:sz w:val="24"/>
+                <w:szCs w:val="22"/>
+                <w:lang w:val="es-AR" w:eastAsia="en-US" w:bidi="ar-SA"/>
               </w:rPr>
               <w:t>Unificar la lista desplegable con los valores oficiales de la ERS. Si se incorporan nuevos estados (“Requiere cambios”), documentarlos en la ERS y actualizar el modelo de datos</w:t>
             </w:r>
@@ -1041,20 +1545,29 @@
         <w:tc>
           <w:tcPr>
             <w:tcW w:w="2778" w:type="dxa"/>
-          </w:tcPr>
-          <w:p>
-            <w:pPr>
-              <w:spacing w:after="0" w:line="240" w:lineRule="auto"/>
-              <w:rPr>
-                <w:b/>
-                <w:bCs/>
-              </w:rPr>
-            </w:pPr>
-            <w:r>
-              <w:rPr>
-                <w:rFonts w:eastAsia="Aptos"/>
-                <w:b/>
-                <w:bCs/>
+            <w:tcBorders/>
+          </w:tcPr>
+          <w:p>
+            <w:pPr>
+              <w:pStyle w:val="Normal"/>
+              <w:widowControl/>
+              <w:suppressAutoHyphens w:val="true"/>
+              <w:spacing w:lineRule="auto" w:line="240" w:before="0" w:after="0"/>
+              <w:jc w:val="left"/>
+              <w:rPr>
+                <w:b/>
+                <w:bCs/>
+              </w:rPr>
+            </w:pPr>
+            <w:r>
+              <w:rPr>
+                <w:rFonts w:eastAsia="Aptos" w:cs=""/>
+                <w:b/>
+                <w:bCs/>
+                <w:kern w:val="2"/>
+                <w:sz w:val="24"/>
+                <w:szCs w:val="22"/>
+                <w:lang w:val="es-AR" w:eastAsia="en-US" w:bidi="ar-SA"/>
               </w:rPr>
               <w:t>PENDIENTE</w:t>
             </w:r>
@@ -1062,21 +1575,30 @@
         </w:tc>
         <w:tc>
           <w:tcPr>
-            <w:tcW w:w="1753" w:type="dxa"/>
-          </w:tcPr>
-          <w:p>
-            <w:pPr>
-              <w:spacing w:after="0" w:line="240" w:lineRule="auto"/>
-              <w:rPr>
-                <w:b/>
-                <w:bCs/>
-              </w:rPr>
-            </w:pPr>
-            <w:r>
-              <w:rPr>
-                <w:rFonts w:eastAsia="Aptos"/>
-                <w:b/>
-                <w:bCs/>
+            <w:tcW w:w="1752" w:type="dxa"/>
+            <w:tcBorders/>
+          </w:tcPr>
+          <w:p>
+            <w:pPr>
+              <w:pStyle w:val="Normal"/>
+              <w:widowControl/>
+              <w:suppressAutoHyphens w:val="true"/>
+              <w:spacing w:lineRule="auto" w:line="240" w:before="0" w:after="0"/>
+              <w:jc w:val="left"/>
+              <w:rPr>
+                <w:b/>
+                <w:bCs/>
+              </w:rPr>
+            </w:pPr>
+            <w:r>
+              <w:rPr>
+                <w:rFonts w:eastAsia="Aptos" w:cs=""/>
+                <w:b/>
+                <w:bCs/>
+                <w:kern w:val="2"/>
+                <w:sz w:val="24"/>
+                <w:szCs w:val="22"/>
+                <w:lang w:val="es-AR" w:eastAsia="en-US" w:bidi="ar-SA"/>
               </w:rPr>
               <w:t>CP06_07</w:t>
             </w:r>
@@ -1084,20 +1606,30 @@
         </w:tc>
       </w:tr>
       <w:tr>
+        <w:trPr/>
         <w:tc>
           <w:tcPr>
             <w:tcW w:w="6872" w:type="dxa"/>
-          </w:tcPr>
-          <w:p>
-            <w:pPr>
-              <w:spacing w:after="0" w:line="240" w:lineRule="auto"/>
-              <w:rPr>
-                <w:rFonts w:eastAsia="Aptos"/>
-              </w:rPr>
-            </w:pPr>
-            <w:r>
-              <w:rPr>
-                <w:rFonts w:eastAsia="Aptos"/>
+            <w:tcBorders/>
+          </w:tcPr>
+          <w:p>
+            <w:pPr>
+              <w:pStyle w:val="Normal"/>
+              <w:widowControl/>
+              <w:suppressAutoHyphens w:val="true"/>
+              <w:spacing w:lineRule="auto" w:line="240" w:before="0" w:after="0"/>
+              <w:jc w:val="left"/>
+              <w:rPr>
+                <w:rFonts w:eastAsia="Aptos"/>
+              </w:rPr>
+            </w:pPr>
+            <w:r>
+              <w:rPr>
+                <w:rFonts w:eastAsia="Aptos" w:cs=""/>
+                <w:kern w:val="2"/>
+                <w:sz w:val="24"/>
+                <w:szCs w:val="22"/>
+                <w:lang w:val="es-AR" w:eastAsia="en-US" w:bidi="ar-SA"/>
               </w:rPr>
               <w:t>Los placeholders de los campos Fuente y Categoría están incompletos (“Docu”, “Usabili…”). Además, ambos campos son de texto libre, lo que puede generar inconsistencias en el registro de valores.</w:t>
             </w:r>
@@ -1106,230 +1638,329 @@
         <w:tc>
           <w:tcPr>
             <w:tcW w:w="5916" w:type="dxa"/>
-          </w:tcPr>
-          <w:p>
-            <w:pPr>
-              <w:spacing w:after="0" w:line="240" w:lineRule="auto"/>
-              <w:rPr>
-                <w:rFonts w:eastAsia="Aptos"/>
-              </w:rPr>
-            </w:pPr>
-            <w:r>
-              <w:rPr>
-                <w:rFonts w:eastAsia="Aptos"/>
+            <w:tcBorders/>
+          </w:tcPr>
+          <w:p>
+            <w:pPr>
+              <w:pStyle w:val="Normal"/>
+              <w:widowControl/>
+              <w:suppressAutoHyphens w:val="true"/>
+              <w:spacing w:lineRule="auto" w:line="240" w:before="0" w:after="0"/>
+              <w:jc w:val="left"/>
+              <w:rPr>
+                <w:rFonts w:eastAsia="Aptos"/>
+              </w:rPr>
+            </w:pPr>
+            <w:r>
+              <w:rPr>
+                <w:rFonts w:eastAsia="Aptos" w:cs=""/>
+                <w:kern w:val="2"/>
+                <w:sz w:val="24"/>
+                <w:szCs w:val="22"/>
+                <w:lang w:val="es-AR" w:eastAsia="en-US" w:bidi="ar-SA"/>
               </w:rPr>
               <w:t>Corregir placeholders completos o Implementar listas predefinidas o menús desplegables para estandarizar fuentes (entrevista, documento, observación, etc.) y categorías (seguridad, rendimiento, usabilidad, mantenibilidad, compatibilidad, etc.).</w:t>
             </w:r>
           </w:p>
           <w:p>
             <w:pPr>
-              <w:spacing w:after="0" w:line="240" w:lineRule="auto"/>
-              <w:rPr>
-                <w:rFonts w:eastAsia="Aptos"/>
-              </w:rPr>
-            </w:pPr>
-            <w:r>
-              <w:rPr>
-                <w:rFonts w:eastAsia="Aptos"/>
+              <w:pStyle w:val="Normal"/>
+              <w:widowControl/>
+              <w:suppressAutoHyphens w:val="true"/>
+              <w:spacing w:lineRule="auto" w:line="240" w:before="0" w:after="0"/>
+              <w:jc w:val="left"/>
+              <w:rPr>
+                <w:rFonts w:eastAsia="Aptos"/>
+              </w:rPr>
+            </w:pPr>
+            <w:r>
+              <w:rPr>
+                <w:rFonts w:eastAsia="Aptos" w:cs=""/>
+                <w:kern w:val="2"/>
+                <w:sz w:val="24"/>
+                <w:szCs w:val="22"/>
+                <w:lang w:val="es-AR" w:eastAsia="en-US" w:bidi="ar-SA"/>
               </w:rPr>
               <w:t>Nota: por ahí dejar una lista de lo que generalmente se usa y agregar un “Otro” y que permita agregar a la BD otra categoría o Fuente que no este ahí. Si se complica mucho solo poner un limite y vemos al final de la cursada como mejoras antes de la entrega final.</w:t>
             </w:r>
           </w:p>
           <w:p>
             <w:pPr>
-              <w:spacing w:after="0" w:line="240" w:lineRule="auto"/>
-              <w:rPr>
-                <w:rFonts w:eastAsia="Aptos"/>
-              </w:rPr>
-            </w:pPr>
-            <w:r>
-              <w:rPr>
-                <w:rFonts w:eastAsia="Aptos"/>
+              <w:pStyle w:val="Normal"/>
+              <w:widowControl/>
+              <w:suppressAutoHyphens w:val="true"/>
+              <w:spacing w:lineRule="auto" w:line="240" w:before="0" w:after="0"/>
+              <w:jc w:val="left"/>
+              <w:rPr>
+                <w:rFonts w:eastAsia="Aptos"/>
+              </w:rPr>
+            </w:pPr>
+            <w:r>
+              <w:rPr>
+                <w:rFonts w:eastAsia="Aptos" w:cs=""/>
+                <w:kern w:val="2"/>
+                <w:sz w:val="24"/>
+                <w:szCs w:val="22"/>
+                <w:lang w:val="es-AR" w:eastAsia="en-US" w:bidi="ar-SA"/>
               </w:rPr>
               <w:t>Sugerencia:</w:t>
             </w:r>
           </w:p>
           <w:p>
             <w:pPr>
-              <w:spacing w:after="0" w:line="240" w:lineRule="auto"/>
+              <w:pStyle w:val="Normal"/>
+              <w:widowControl/>
+              <w:suppressAutoHyphens w:val="true"/>
+              <w:spacing w:lineRule="auto" w:line="240" w:before="0" w:after="0"/>
+              <w:jc w:val="left"/>
               <w:rPr>
                 <w:lang w:val="es-MX"/>
               </w:rPr>
             </w:pPr>
             <w:r>
               <w:rPr>
-                <w:rFonts w:eastAsia="Aptos"/>
-                <w:lang w:val="es-MX"/>
+                <w:rFonts w:eastAsia="Aptos" w:cs=""/>
+                <w:kern w:val="2"/>
+                <w:sz w:val="24"/>
+                <w:szCs w:val="22"/>
+                <w:lang w:val="es-MX" w:eastAsia="en-US" w:bidi="ar-SA"/>
               </w:rPr>
               <w:t>[▼] Seleccionar fuente...</w:t>
             </w:r>
           </w:p>
           <w:p>
             <w:pPr>
-              <w:pStyle w:val="Prrafodelista"/>
+              <w:pStyle w:val="ListParagraph"/>
+              <w:widowControl/>
               <w:numPr>
                 <w:ilvl w:val="0"/>
                 <w:numId w:val="2"/>
               </w:numPr>
-              <w:spacing w:after="0" w:line="240" w:lineRule="auto"/>
+              <w:suppressAutoHyphens w:val="true"/>
+              <w:spacing w:lineRule="auto" w:line="240" w:before="0" w:after="0"/>
+              <w:contextualSpacing/>
+              <w:jc w:val="left"/>
               <w:rPr>
                 <w:lang w:val="es-MX"/>
               </w:rPr>
             </w:pPr>
             <w:r>
               <w:rPr>
-                <w:rFonts w:eastAsia="Aptos"/>
-                <w:lang w:val="es-MX"/>
+                <w:rFonts w:eastAsia="Aptos" w:cs=""/>
+                <w:kern w:val="2"/>
+                <w:sz w:val="24"/>
+                <w:szCs w:val="22"/>
+                <w:lang w:val="es-MX" w:eastAsia="en-US" w:bidi="ar-SA"/>
               </w:rPr>
               <w:t>Entrevista con stakeholder/Cliente</w:t>
             </w:r>
           </w:p>
           <w:p>
             <w:pPr>
-              <w:pStyle w:val="Prrafodelista"/>
+              <w:pStyle w:val="ListParagraph"/>
+              <w:widowControl/>
               <w:numPr>
                 <w:ilvl w:val="0"/>
                 <w:numId w:val="2"/>
               </w:numPr>
-              <w:spacing w:after="0" w:line="240" w:lineRule="auto"/>
+              <w:suppressAutoHyphens w:val="true"/>
+              <w:spacing w:lineRule="auto" w:line="240" w:before="0" w:after="0"/>
+              <w:contextualSpacing/>
+              <w:jc w:val="left"/>
               <w:rPr>
                 <w:lang w:val="es-MX"/>
               </w:rPr>
             </w:pPr>
             <w:r>
               <w:rPr>
-                <w:rFonts w:eastAsia="Aptos"/>
-                <w:lang w:val="es-MX"/>
+                <w:rFonts w:eastAsia="Aptos" w:cs=""/>
+                <w:kern w:val="2"/>
+                <w:sz w:val="24"/>
+                <w:szCs w:val="22"/>
+                <w:lang w:val="es-MX" w:eastAsia="en-US" w:bidi="ar-SA"/>
               </w:rPr>
               <w:t>Documento de requerimientos</w:t>
             </w:r>
           </w:p>
           <w:p>
             <w:pPr>
-              <w:pStyle w:val="Prrafodelista"/>
+              <w:pStyle w:val="ListParagraph"/>
+              <w:widowControl/>
               <w:numPr>
                 <w:ilvl w:val="0"/>
                 <w:numId w:val="2"/>
               </w:numPr>
-              <w:spacing w:after="0" w:line="240" w:lineRule="auto"/>
+              <w:suppressAutoHyphens w:val="true"/>
+              <w:spacing w:lineRule="auto" w:line="240" w:before="0" w:after="0"/>
+              <w:contextualSpacing/>
+              <w:jc w:val="left"/>
               <w:rPr>
                 <w:lang w:val="es-MX"/>
               </w:rPr>
             </w:pPr>
             <w:r>
               <w:rPr>
-                <w:rFonts w:eastAsia="Aptos"/>
-                <w:lang w:val="es-MX"/>
+                <w:rFonts w:eastAsia="Aptos" w:cs=""/>
+                <w:kern w:val="2"/>
+                <w:sz w:val="24"/>
+                <w:szCs w:val="22"/>
+                <w:lang w:val="es-MX" w:eastAsia="en-US" w:bidi="ar-SA"/>
               </w:rPr>
               <w:t>Observación de usuario</w:t>
             </w:r>
           </w:p>
           <w:p>
             <w:pPr>
-              <w:pStyle w:val="Prrafodelista"/>
+              <w:pStyle w:val="ListParagraph"/>
+              <w:widowControl/>
               <w:numPr>
                 <w:ilvl w:val="0"/>
                 <w:numId w:val="2"/>
               </w:numPr>
-              <w:spacing w:after="0" w:line="240" w:lineRule="auto"/>
+              <w:suppressAutoHyphens w:val="true"/>
+              <w:spacing w:lineRule="auto" w:line="240" w:before="0" w:after="0"/>
+              <w:contextualSpacing/>
+              <w:jc w:val="left"/>
               <w:rPr>
                 <w:lang w:val="es-MX"/>
               </w:rPr>
             </w:pPr>
             <w:r>
               <w:rPr>
-                <w:rFonts w:eastAsia="Aptos"/>
-                <w:lang w:val="es-MX"/>
+                <w:rFonts w:eastAsia="Aptos" w:cs=""/>
+                <w:kern w:val="2"/>
+                <w:sz w:val="24"/>
+                <w:szCs w:val="22"/>
+                <w:lang w:val="es-MX" w:eastAsia="en-US" w:bidi="ar-SA"/>
               </w:rPr>
               <w:t>Encuesta / Cuestionario</w:t>
             </w:r>
           </w:p>
           <w:p>
             <w:pPr>
-              <w:pStyle w:val="Prrafodelista"/>
+              <w:pStyle w:val="ListParagraph"/>
+              <w:widowControl/>
               <w:numPr>
                 <w:ilvl w:val="0"/>
                 <w:numId w:val="2"/>
               </w:numPr>
-              <w:spacing w:after="0" w:line="240" w:lineRule="auto"/>
+              <w:suppressAutoHyphens w:val="true"/>
+              <w:spacing w:lineRule="auto" w:line="240" w:before="0" w:after="0"/>
+              <w:contextualSpacing/>
+              <w:jc w:val="left"/>
               <w:rPr>
                 <w:lang w:val="es-MX"/>
               </w:rPr>
             </w:pPr>
             <w:r>
               <w:rPr>
-                <w:rFonts w:eastAsia="Aptos"/>
-                <w:lang w:val="es-MX"/>
+                <w:rFonts w:eastAsia="Aptos" w:cs=""/>
+                <w:kern w:val="2"/>
+                <w:sz w:val="24"/>
+                <w:szCs w:val="22"/>
+                <w:lang w:val="es-MX" w:eastAsia="en-US" w:bidi="ar-SA"/>
               </w:rPr>
               <w:t>Análisis de sistema existente</w:t>
             </w:r>
           </w:p>
           <w:p>
             <w:pPr>
-              <w:pStyle w:val="Prrafodelista"/>
+              <w:pStyle w:val="ListParagraph"/>
+              <w:widowControl/>
               <w:numPr>
                 <w:ilvl w:val="0"/>
                 <w:numId w:val="2"/>
               </w:numPr>
-              <w:spacing w:after="0" w:line="240" w:lineRule="auto"/>
+              <w:suppressAutoHyphens w:val="true"/>
+              <w:spacing w:lineRule="auto" w:line="240" w:before="0" w:after="0"/>
+              <w:contextualSpacing/>
+              <w:jc w:val="left"/>
               <w:rPr>
                 <w:lang w:val="es-MX"/>
               </w:rPr>
             </w:pPr>
             <w:r>
               <w:rPr>
-                <w:rFonts w:eastAsia="Aptos"/>
-                <w:lang w:val="es-MX"/>
+                <w:rFonts w:eastAsia="Aptos" w:cs=""/>
+                <w:kern w:val="2"/>
+                <w:sz w:val="24"/>
+                <w:szCs w:val="22"/>
+                <w:lang w:val="es-MX" w:eastAsia="en-US" w:bidi="ar-SA"/>
               </w:rPr>
               <w:t>Solicitud del cliente</w:t>
             </w:r>
           </w:p>
           <w:p>
             <w:pPr>
-              <w:pStyle w:val="Prrafodelista"/>
+              <w:pStyle w:val="ListParagraph"/>
+              <w:widowControl/>
               <w:numPr>
                 <w:ilvl w:val="0"/>
                 <w:numId w:val="2"/>
               </w:numPr>
-              <w:spacing w:after="0" w:line="240" w:lineRule="auto"/>
+              <w:suppressAutoHyphens w:val="true"/>
+              <w:spacing w:lineRule="auto" w:line="240" w:before="0" w:after="0"/>
+              <w:contextualSpacing/>
+              <w:jc w:val="left"/>
               <w:rPr>
                 <w:lang w:val="es-MX"/>
               </w:rPr>
             </w:pPr>
             <w:r>
               <w:rPr>
-                <w:rFonts w:eastAsia="Aptos"/>
-                <w:lang w:val="es-MX"/>
+                <w:rFonts w:eastAsia="Aptos" w:cs=""/>
+                <w:kern w:val="2"/>
+                <w:sz w:val="24"/>
+                <w:szCs w:val="22"/>
+                <w:lang w:val="es-MX" w:eastAsia="en-US" w:bidi="ar-SA"/>
               </w:rPr>
               <w:t>Otro (aquí permitir agregar a la BD)</w:t>
             </w:r>
           </w:p>
           <w:p>
             <w:pPr>
-              <w:spacing w:after="0" w:line="240" w:lineRule="auto"/>
-              <w:rPr>
-                <w:rFonts w:eastAsia="Aptos"/>
-              </w:rPr>
-            </w:pPr>
+              <w:pStyle w:val="Normal"/>
+              <w:widowControl/>
+              <w:suppressAutoHyphens w:val="true"/>
+              <w:spacing w:lineRule="auto" w:line="240" w:before="0" w:after="0"/>
+              <w:jc w:val="left"/>
+              <w:rPr>
+                <w:rFonts w:eastAsia="Aptos"/>
+              </w:rPr>
+            </w:pPr>
+            <w:r>
+              <w:rPr>
+                <w:rFonts w:eastAsia="Aptos"/>
+              </w:rPr>
+            </w:r>
           </w:p>
         </w:tc>
         <w:tc>
           <w:tcPr>
             <w:tcW w:w="2778" w:type="dxa"/>
-          </w:tcPr>
-          <w:p>
-            <w:pPr>
-              <w:spacing w:after="0" w:line="240" w:lineRule="auto"/>
-              <w:rPr>
-                <w:b/>
-                <w:bCs/>
-              </w:rPr>
-            </w:pPr>
-            <w:r>
-              <w:rPr>
-                <w:rFonts w:eastAsia="Aptos"/>
-                <w:b/>
-                <w:bCs/>
+            <w:tcBorders/>
+          </w:tcPr>
+          <w:p>
+            <w:pPr>
+              <w:pStyle w:val="Normal"/>
+              <w:widowControl/>
+              <w:suppressAutoHyphens w:val="true"/>
+              <w:spacing w:lineRule="auto" w:line="240" w:before="0" w:after="0"/>
+              <w:jc w:val="left"/>
+              <w:rPr>
+                <w:b/>
+                <w:bCs/>
+              </w:rPr>
+            </w:pPr>
+            <w:r>
+              <w:rPr>
+                <w:rFonts w:eastAsia="Aptos" w:cs=""/>
+                <w:b/>
+                <w:bCs/>
+                <w:kern w:val="2"/>
+                <w:sz w:val="24"/>
+                <w:szCs w:val="22"/>
+                <w:lang w:val="es-AR" w:eastAsia="en-US" w:bidi="ar-SA"/>
               </w:rPr>
               <w:t>PENDIENTE</w:t>
             </w:r>
@@ -1337,21 +1968,30 @@
         </w:tc>
         <w:tc>
           <w:tcPr>
-            <w:tcW w:w="1753" w:type="dxa"/>
-          </w:tcPr>
-          <w:p>
-            <w:pPr>
-              <w:spacing w:after="0" w:line="240" w:lineRule="auto"/>
-              <w:rPr>
-                <w:b/>
-                <w:bCs/>
-              </w:rPr>
-            </w:pPr>
-            <w:r>
-              <w:rPr>
-                <w:rFonts w:eastAsia="Aptos"/>
-                <w:b/>
-                <w:bCs/>
+            <w:tcW w:w="1752" w:type="dxa"/>
+            <w:tcBorders/>
+          </w:tcPr>
+          <w:p>
+            <w:pPr>
+              <w:pStyle w:val="Normal"/>
+              <w:widowControl/>
+              <w:suppressAutoHyphens w:val="true"/>
+              <w:spacing w:lineRule="auto" w:line="240" w:before="0" w:after="0"/>
+              <w:jc w:val="left"/>
+              <w:rPr>
+                <w:b/>
+                <w:bCs/>
+              </w:rPr>
+            </w:pPr>
+            <w:r>
+              <w:rPr>
+                <w:rFonts w:eastAsia="Aptos" w:cs=""/>
+                <w:b/>
+                <w:bCs/>
+                <w:kern w:val="2"/>
+                <w:sz w:val="24"/>
+                <w:szCs w:val="22"/>
+                <w:lang w:val="es-AR" w:eastAsia="en-US" w:bidi="ar-SA"/>
               </w:rPr>
               <w:t>CP06_08</w:t>
             </w:r>
@@ -1359,22 +1999,31 @@
         </w:tc>
       </w:tr>
       <w:tr>
+        <w:trPr/>
         <w:tc>
           <w:tcPr>
             <w:tcW w:w="6872" w:type="dxa"/>
-          </w:tcPr>
-          <w:p>
-            <w:pPr>
-              <w:spacing w:after="0" w:line="240" w:lineRule="auto"/>
-              <w:rPr>
-                <w:rFonts w:eastAsia="Aptos"/>
-              </w:rPr>
-            </w:pPr>
-            <w:r>
-              <w:rPr>
-                <w:rFonts w:eastAsia="Aptos"/>
-              </w:rPr>
-              <w:lastRenderedPageBreak/>
+            <w:tcBorders/>
+          </w:tcPr>
+          <w:p>
+            <w:pPr>
+              <w:pStyle w:val="Normal"/>
+              <w:widowControl/>
+              <w:suppressAutoHyphens w:val="true"/>
+              <w:spacing w:lineRule="auto" w:line="240" w:before="0" w:after="0"/>
+              <w:jc w:val="left"/>
+              <w:rPr>
+                <w:rFonts w:eastAsia="Aptos"/>
+              </w:rPr>
+            </w:pPr>
+            <w:r>
+              <w:rPr>
+                <w:rFonts w:eastAsia="Aptos" w:cs=""/>
+                <w:kern w:val="2"/>
+                <w:sz w:val="24"/>
+                <w:szCs w:val="22"/>
+                <w:lang w:val="es-AR" w:eastAsia="en-US" w:bidi="ar-SA"/>
+              </w:rPr>
               <w:t>El campo Categoría se muestra siempre disponible, incluso para requerimientos funcionales, cuando solo corresponde a los no funcionales.</w:t>
             </w:r>
           </w:p>
@@ -1382,256 +2031,361 @@
         <w:tc>
           <w:tcPr>
             <w:tcW w:w="5916" w:type="dxa"/>
-          </w:tcPr>
-          <w:p>
-            <w:pPr>
-              <w:spacing w:after="0" w:line="240" w:lineRule="auto"/>
-              <w:rPr>
-                <w:rFonts w:eastAsia="Aptos"/>
-              </w:rPr>
-            </w:pPr>
-            <w:r>
-              <w:rPr>
-                <w:rFonts w:eastAsia="Aptos"/>
+            <w:tcBorders/>
+          </w:tcPr>
+          <w:p>
+            <w:pPr>
+              <w:pStyle w:val="Normal"/>
+              <w:widowControl/>
+              <w:suppressAutoHyphens w:val="true"/>
+              <w:spacing w:lineRule="auto" w:line="240" w:before="0" w:after="0"/>
+              <w:jc w:val="left"/>
+              <w:rPr>
+                <w:rFonts w:eastAsia="Aptos"/>
+              </w:rPr>
+            </w:pPr>
+            <w:r>
+              <w:rPr>
+                <w:rFonts w:eastAsia="Aptos" w:cs=""/>
+                <w:kern w:val="2"/>
+                <w:sz w:val="24"/>
+                <w:szCs w:val="22"/>
+                <w:lang w:val="es-AR" w:eastAsia="en-US" w:bidi="ar-SA"/>
               </w:rPr>
               <w:t>Condicionar visibilidad y obligatoriedad del campo “Categoría” según el tipo de requerimiento seleccionado: activo y obligatorio solo para “No Funcional”; opcional para “Sistema”; oculto o deshabilitado para “Funcional”.</w:t>
             </w:r>
           </w:p>
           <w:p>
             <w:pPr>
-              <w:spacing w:after="0" w:line="240" w:lineRule="auto"/>
-              <w:rPr>
-                <w:rFonts w:eastAsia="Aptos"/>
-              </w:rPr>
-            </w:pPr>
-            <w:r>
-              <w:rPr>
-                <w:rFonts w:eastAsia="Aptos"/>
+              <w:pStyle w:val="Normal"/>
+              <w:widowControl/>
+              <w:suppressAutoHyphens w:val="true"/>
+              <w:spacing w:lineRule="auto" w:line="240" w:before="0" w:after="0"/>
+              <w:jc w:val="left"/>
+              <w:rPr>
+                <w:rFonts w:eastAsia="Aptos"/>
+              </w:rPr>
+            </w:pPr>
+            <w:r>
+              <w:rPr>
+                <w:rFonts w:eastAsia="Aptos" w:cs=""/>
+                <w:kern w:val="2"/>
+                <w:sz w:val="24"/>
+                <w:szCs w:val="22"/>
+                <w:lang w:val="es-AR" w:eastAsia="en-US" w:bidi="ar-SA"/>
               </w:rPr>
               <w:t>Sugerencia:</w:t>
             </w:r>
           </w:p>
           <w:p>
             <w:pPr>
-              <w:spacing w:after="0" w:line="240" w:lineRule="auto"/>
+              <w:pStyle w:val="Normal"/>
+              <w:widowControl/>
+              <w:suppressAutoHyphens w:val="true"/>
+              <w:spacing w:lineRule="auto" w:line="240" w:before="0" w:after="0"/>
+              <w:jc w:val="left"/>
               <w:rPr>
                 <w:lang w:val="es-MX"/>
               </w:rPr>
             </w:pPr>
             <w:r>
               <w:rPr>
-                <w:rFonts w:eastAsia="Aptos"/>
-                <w:lang w:val="es-MX"/>
+                <w:rFonts w:eastAsia="Aptos" w:cs=""/>
+                <w:kern w:val="2"/>
+                <w:sz w:val="24"/>
+                <w:szCs w:val="22"/>
+                <w:lang w:val="es-MX" w:eastAsia="en-US" w:bidi="ar-SA"/>
               </w:rPr>
               <w:t>[▼] Seleccionar categoría...</w:t>
             </w:r>
           </w:p>
           <w:p>
             <w:pPr>
-              <w:pStyle w:val="Prrafodelista"/>
+              <w:pStyle w:val="ListParagraph"/>
+              <w:widowControl/>
               <w:numPr>
                 <w:ilvl w:val="0"/>
                 <w:numId w:val="2"/>
               </w:numPr>
-              <w:spacing w:after="0" w:line="240" w:lineRule="auto"/>
+              <w:suppressAutoHyphens w:val="true"/>
+              <w:spacing w:lineRule="auto" w:line="240" w:before="0" w:after="0"/>
+              <w:contextualSpacing/>
+              <w:jc w:val="left"/>
               <w:rPr>
                 <w:lang w:val="es-MX"/>
               </w:rPr>
             </w:pPr>
             <w:r>
               <w:rPr>
-                <w:rFonts w:eastAsia="Aptos"/>
-                <w:lang w:val="es-MX"/>
+                <w:rFonts w:eastAsia="Aptos" w:cs=""/>
+                <w:kern w:val="2"/>
+                <w:sz w:val="24"/>
+                <w:szCs w:val="22"/>
+                <w:lang w:val="es-MX" w:eastAsia="en-US" w:bidi="ar-SA"/>
               </w:rPr>
               <w:t>Seguridad</w:t>
             </w:r>
           </w:p>
           <w:p>
             <w:pPr>
-              <w:pStyle w:val="Prrafodelista"/>
+              <w:pStyle w:val="ListParagraph"/>
+              <w:widowControl/>
               <w:numPr>
                 <w:ilvl w:val="0"/>
                 <w:numId w:val="2"/>
               </w:numPr>
-              <w:spacing w:after="0" w:line="240" w:lineRule="auto"/>
+              <w:suppressAutoHyphens w:val="true"/>
+              <w:spacing w:lineRule="auto" w:line="240" w:before="0" w:after="0"/>
+              <w:contextualSpacing/>
+              <w:jc w:val="left"/>
               <w:rPr>
                 <w:lang w:val="es-MX"/>
               </w:rPr>
             </w:pPr>
             <w:r>
               <w:rPr>
-                <w:rFonts w:eastAsia="Aptos"/>
-                <w:lang w:val="es-MX"/>
+                <w:rFonts w:eastAsia="Aptos" w:cs=""/>
+                <w:kern w:val="2"/>
+                <w:sz w:val="24"/>
+                <w:szCs w:val="22"/>
+                <w:lang w:val="es-MX" w:eastAsia="en-US" w:bidi="ar-SA"/>
               </w:rPr>
               <w:t>Rendimiento</w:t>
             </w:r>
           </w:p>
           <w:p>
             <w:pPr>
-              <w:pStyle w:val="Prrafodelista"/>
+              <w:pStyle w:val="ListParagraph"/>
+              <w:widowControl/>
               <w:numPr>
                 <w:ilvl w:val="0"/>
                 <w:numId w:val="2"/>
               </w:numPr>
-              <w:spacing w:after="0" w:line="240" w:lineRule="auto"/>
+              <w:suppressAutoHyphens w:val="true"/>
+              <w:spacing w:lineRule="auto" w:line="240" w:before="0" w:after="0"/>
+              <w:contextualSpacing/>
+              <w:jc w:val="left"/>
               <w:rPr>
                 <w:lang w:val="es-MX"/>
               </w:rPr>
             </w:pPr>
             <w:r>
               <w:rPr>
-                <w:rFonts w:eastAsia="Aptos"/>
-                <w:lang w:val="es-MX"/>
+                <w:rFonts w:eastAsia="Aptos" w:cs=""/>
+                <w:kern w:val="2"/>
+                <w:sz w:val="24"/>
+                <w:szCs w:val="22"/>
+                <w:lang w:val="es-MX" w:eastAsia="en-US" w:bidi="ar-SA"/>
               </w:rPr>
               <w:t>Usabilidad</w:t>
             </w:r>
           </w:p>
           <w:p>
             <w:pPr>
-              <w:pStyle w:val="Prrafodelista"/>
+              <w:pStyle w:val="ListParagraph"/>
+              <w:widowControl/>
               <w:numPr>
                 <w:ilvl w:val="0"/>
                 <w:numId w:val="2"/>
               </w:numPr>
-              <w:spacing w:after="0" w:line="240" w:lineRule="auto"/>
+              <w:suppressAutoHyphens w:val="true"/>
+              <w:spacing w:lineRule="auto" w:line="240" w:before="0" w:after="0"/>
+              <w:contextualSpacing/>
+              <w:jc w:val="left"/>
               <w:rPr>
                 <w:lang w:val="es-MX"/>
               </w:rPr>
             </w:pPr>
             <w:r>
               <w:rPr>
-                <w:rFonts w:eastAsia="Aptos"/>
-                <w:lang w:val="es-MX"/>
+                <w:rFonts w:eastAsia="Aptos" w:cs=""/>
+                <w:kern w:val="2"/>
+                <w:sz w:val="24"/>
+                <w:szCs w:val="22"/>
+                <w:lang w:val="es-MX" w:eastAsia="en-US" w:bidi="ar-SA"/>
               </w:rPr>
               <w:t>Compatibilidad</w:t>
             </w:r>
           </w:p>
           <w:p>
             <w:pPr>
-              <w:pStyle w:val="Prrafodelista"/>
+              <w:pStyle w:val="ListParagraph"/>
+              <w:widowControl/>
               <w:numPr>
                 <w:ilvl w:val="0"/>
                 <w:numId w:val="2"/>
               </w:numPr>
-              <w:spacing w:after="0" w:line="240" w:lineRule="auto"/>
+              <w:suppressAutoHyphens w:val="true"/>
+              <w:spacing w:lineRule="auto" w:line="240" w:before="0" w:after="0"/>
+              <w:contextualSpacing/>
+              <w:jc w:val="left"/>
               <w:rPr>
                 <w:lang w:val="es-MX"/>
               </w:rPr>
             </w:pPr>
             <w:r>
               <w:rPr>
-                <w:rFonts w:eastAsia="Aptos"/>
-                <w:lang w:val="es-MX"/>
+                <w:rFonts w:eastAsia="Aptos" w:cs=""/>
+                <w:kern w:val="2"/>
+                <w:sz w:val="24"/>
+                <w:szCs w:val="22"/>
+                <w:lang w:val="es-MX" w:eastAsia="en-US" w:bidi="ar-SA"/>
               </w:rPr>
               <w:t>Mantenibilidad</w:t>
             </w:r>
           </w:p>
           <w:p>
             <w:pPr>
-              <w:pStyle w:val="Prrafodelista"/>
+              <w:pStyle w:val="ListParagraph"/>
+              <w:widowControl/>
               <w:numPr>
                 <w:ilvl w:val="0"/>
                 <w:numId w:val="2"/>
               </w:numPr>
-              <w:spacing w:after="0" w:line="240" w:lineRule="auto"/>
+              <w:suppressAutoHyphens w:val="true"/>
+              <w:spacing w:lineRule="auto" w:line="240" w:before="0" w:after="0"/>
+              <w:contextualSpacing/>
+              <w:jc w:val="left"/>
               <w:rPr>
                 <w:lang w:val="es-MX"/>
               </w:rPr>
             </w:pPr>
             <w:r>
               <w:rPr>
-                <w:rFonts w:eastAsia="Aptos"/>
-                <w:lang w:val="es-MX"/>
+                <w:rFonts w:eastAsia="Aptos" w:cs=""/>
+                <w:kern w:val="2"/>
+                <w:sz w:val="24"/>
+                <w:szCs w:val="22"/>
+                <w:lang w:val="es-MX" w:eastAsia="en-US" w:bidi="ar-SA"/>
               </w:rPr>
               <w:t>Portabilidad</w:t>
             </w:r>
           </w:p>
           <w:p>
             <w:pPr>
-              <w:pStyle w:val="Prrafodelista"/>
+              <w:pStyle w:val="ListParagraph"/>
+              <w:widowControl/>
               <w:numPr>
                 <w:ilvl w:val="0"/>
                 <w:numId w:val="2"/>
               </w:numPr>
-              <w:spacing w:after="0" w:line="240" w:lineRule="auto"/>
+              <w:suppressAutoHyphens w:val="true"/>
+              <w:spacing w:lineRule="auto" w:line="240" w:before="0" w:after="0"/>
+              <w:contextualSpacing/>
+              <w:jc w:val="left"/>
               <w:rPr>
                 <w:lang w:val="es-MX"/>
               </w:rPr>
             </w:pPr>
             <w:r>
               <w:rPr>
-                <w:rFonts w:eastAsia="Aptos"/>
-                <w:lang w:val="es-MX"/>
+                <w:rFonts w:eastAsia="Aptos" w:cs=""/>
+                <w:kern w:val="2"/>
+                <w:sz w:val="24"/>
+                <w:szCs w:val="22"/>
+                <w:lang w:val="es-MX" w:eastAsia="en-US" w:bidi="ar-SA"/>
               </w:rPr>
               <w:t>Fiabilidad</w:t>
             </w:r>
           </w:p>
           <w:p>
             <w:pPr>
-              <w:pStyle w:val="Prrafodelista"/>
+              <w:pStyle w:val="ListParagraph"/>
+              <w:widowControl/>
               <w:numPr>
                 <w:ilvl w:val="0"/>
                 <w:numId w:val="2"/>
               </w:numPr>
-              <w:spacing w:after="0" w:line="240" w:lineRule="auto"/>
+              <w:suppressAutoHyphens w:val="true"/>
+              <w:spacing w:lineRule="auto" w:line="240" w:before="0" w:after="0"/>
+              <w:contextualSpacing/>
+              <w:jc w:val="left"/>
               <w:rPr>
                 <w:lang w:val="es-MX"/>
               </w:rPr>
             </w:pPr>
             <w:r>
               <w:rPr>
-                <w:rFonts w:eastAsia="Aptos"/>
-                <w:lang w:val="es-MX"/>
+                <w:rFonts w:eastAsia="Aptos" w:cs=""/>
+                <w:kern w:val="2"/>
+                <w:sz w:val="24"/>
+                <w:szCs w:val="22"/>
+                <w:lang w:val="es-MX" w:eastAsia="en-US" w:bidi="ar-SA"/>
               </w:rPr>
               <w:t>Escalabilidad</w:t>
             </w:r>
           </w:p>
           <w:p>
             <w:pPr>
-              <w:pStyle w:val="Prrafodelista"/>
+              <w:pStyle w:val="ListParagraph"/>
+              <w:widowControl/>
               <w:numPr>
                 <w:ilvl w:val="0"/>
                 <w:numId w:val="2"/>
               </w:numPr>
-              <w:spacing w:after="0" w:line="240" w:lineRule="auto"/>
+              <w:suppressAutoHyphens w:val="true"/>
+              <w:spacing w:lineRule="auto" w:line="240" w:before="0" w:after="0"/>
+              <w:contextualSpacing/>
+              <w:jc w:val="left"/>
               <w:rPr>
                 <w:lang w:val="es-MX"/>
               </w:rPr>
             </w:pPr>
             <w:r>
               <w:rPr>
-                <w:rFonts w:eastAsia="Aptos"/>
-                <w:lang w:val="es-MX"/>
+                <w:rFonts w:eastAsia="Aptos" w:cs=""/>
+                <w:kern w:val="2"/>
+                <w:sz w:val="24"/>
+                <w:szCs w:val="22"/>
+                <w:lang w:val="es-MX" w:eastAsia="en-US" w:bidi="ar-SA"/>
               </w:rPr>
               <w:t>Otro (aquí permitir agregar a la BD)</w:t>
             </w:r>
           </w:p>
           <w:p>
             <w:pPr>
-              <w:spacing w:after="0" w:line="240" w:lineRule="auto"/>
-              <w:rPr>
-                <w:rFonts w:eastAsia="Aptos"/>
-              </w:rPr>
-            </w:pPr>
+              <w:pStyle w:val="Normal"/>
+              <w:widowControl/>
+              <w:suppressAutoHyphens w:val="true"/>
+              <w:spacing w:lineRule="auto" w:line="240" w:before="0" w:after="0"/>
+              <w:jc w:val="left"/>
+              <w:rPr>
+                <w:rFonts w:eastAsia="Aptos"/>
+              </w:rPr>
+            </w:pPr>
+            <w:r>
+              <w:rPr>
+                <w:rFonts w:eastAsia="Aptos"/>
+              </w:rPr>
+            </w:r>
           </w:p>
         </w:tc>
         <w:tc>
           <w:tcPr>
             <w:tcW w:w="2778" w:type="dxa"/>
-          </w:tcPr>
-          <w:p>
-            <w:pPr>
-              <w:spacing w:after="0" w:line="240" w:lineRule="auto"/>
-              <w:rPr>
-                <w:b/>
-                <w:bCs/>
-              </w:rPr>
-            </w:pPr>
-            <w:r>
-              <w:rPr>
-                <w:rFonts w:eastAsia="Aptos"/>
-                <w:b/>
-                <w:bCs/>
+            <w:tcBorders/>
+          </w:tcPr>
+          <w:p>
+            <w:pPr>
+              <w:pStyle w:val="Normal"/>
+              <w:widowControl/>
+              <w:suppressAutoHyphens w:val="true"/>
+              <w:spacing w:lineRule="auto" w:line="240" w:before="0" w:after="0"/>
+              <w:jc w:val="left"/>
+              <w:rPr>
+                <w:b/>
+                <w:bCs/>
+              </w:rPr>
+            </w:pPr>
+            <w:r>
+              <w:rPr>
+                <w:rFonts w:eastAsia="Aptos" w:cs=""/>
+                <w:b/>
+                <w:bCs/>
+                <w:kern w:val="2"/>
+                <w:sz w:val="24"/>
+                <w:szCs w:val="22"/>
+                <w:lang w:val="es-AR" w:eastAsia="en-US" w:bidi="ar-SA"/>
               </w:rPr>
               <w:t>COMPLETADO</w:t>
             </w:r>
@@ -1639,21 +2393,30 @@
         </w:tc>
         <w:tc>
           <w:tcPr>
-            <w:tcW w:w="1753" w:type="dxa"/>
-          </w:tcPr>
-          <w:p>
-            <w:pPr>
-              <w:spacing w:after="0" w:line="240" w:lineRule="auto"/>
-              <w:rPr>
-                <w:b/>
-                <w:bCs/>
-              </w:rPr>
-            </w:pPr>
-            <w:r>
-              <w:rPr>
-                <w:rFonts w:eastAsia="Aptos"/>
-                <w:b/>
-                <w:bCs/>
+            <w:tcW w:w="1752" w:type="dxa"/>
+            <w:tcBorders/>
+          </w:tcPr>
+          <w:p>
+            <w:pPr>
+              <w:pStyle w:val="Normal"/>
+              <w:widowControl/>
+              <w:suppressAutoHyphens w:val="true"/>
+              <w:spacing w:lineRule="auto" w:line="240" w:before="0" w:after="0"/>
+              <w:jc w:val="left"/>
+              <w:rPr>
+                <w:b/>
+                <w:bCs/>
+              </w:rPr>
+            </w:pPr>
+            <w:r>
+              <w:rPr>
+                <w:rFonts w:eastAsia="Aptos" w:cs=""/>
+                <w:b/>
+                <w:bCs/>
+                <w:kern w:val="2"/>
+                <w:sz w:val="24"/>
+                <w:szCs w:val="22"/>
+                <w:lang w:val="es-AR" w:eastAsia="en-US" w:bidi="ar-SA"/>
               </w:rPr>
               <w:t>CP06_09</w:t>
             </w:r>
@@ -1661,20 +2424,30 @@
         </w:tc>
       </w:tr>
       <w:tr>
+        <w:trPr/>
         <w:tc>
           <w:tcPr>
             <w:tcW w:w="6872" w:type="dxa"/>
-          </w:tcPr>
-          <w:p>
-            <w:pPr>
-              <w:spacing w:after="0" w:line="240" w:lineRule="auto"/>
-              <w:rPr>
-                <w:rFonts w:eastAsia="Aptos"/>
-              </w:rPr>
-            </w:pPr>
-            <w:r>
-              <w:rPr>
-                <w:rFonts w:eastAsia="Aptos"/>
+            <w:tcBorders/>
+          </w:tcPr>
+          <w:p>
+            <w:pPr>
+              <w:pStyle w:val="Normal"/>
+              <w:widowControl/>
+              <w:suppressAutoHyphens w:val="true"/>
+              <w:spacing w:lineRule="auto" w:line="240" w:before="0" w:after="0"/>
+              <w:jc w:val="left"/>
+              <w:rPr>
+                <w:rFonts w:eastAsia="Aptos"/>
+              </w:rPr>
+            </w:pPr>
+            <w:r>
+              <w:rPr>
+                <w:rFonts w:eastAsia="Aptos" w:cs=""/>
+                <w:kern w:val="2"/>
+                <w:sz w:val="24"/>
+                <w:szCs w:val="22"/>
+                <w:lang w:val="es-AR" w:eastAsia="en-US" w:bidi="ar-SA"/>
               </w:rPr>
               <w:t>El gráfico de “Distribución de Requerimientos” y “Distribución de Casos de Uso” en el Dashboard del Líder es demasiado pequeño y poco visible. No permite interpretar fácilmente la proporción de requerimientos huérfanos vs. relacionados.</w:t>
             </w:r>
@@ -1683,17 +2456,26 @@
         <w:tc>
           <w:tcPr>
             <w:tcW w:w="5916" w:type="dxa"/>
-          </w:tcPr>
-          <w:p>
-            <w:pPr>
-              <w:spacing w:after="0" w:line="240" w:lineRule="auto"/>
-              <w:rPr>
-                <w:rFonts w:eastAsia="Aptos"/>
-              </w:rPr>
-            </w:pPr>
-            <w:r>
-              <w:rPr>
-                <w:rFonts w:eastAsia="Aptos"/>
+            <w:tcBorders/>
+          </w:tcPr>
+          <w:p>
+            <w:pPr>
+              <w:pStyle w:val="Normal"/>
+              <w:widowControl/>
+              <w:suppressAutoHyphens w:val="true"/>
+              <w:spacing w:lineRule="auto" w:line="240" w:before="0" w:after="0"/>
+              <w:jc w:val="left"/>
+              <w:rPr>
+                <w:rFonts w:eastAsia="Aptos"/>
+              </w:rPr>
+            </w:pPr>
+            <w:r>
+              <w:rPr>
+                <w:rFonts w:eastAsia="Aptos" w:cs=""/>
+                <w:kern w:val="2"/>
+                <w:sz w:val="24"/>
+                <w:szCs w:val="22"/>
+                <w:lang w:val="es-AR" w:eastAsia="en-US" w:bidi="ar-SA"/>
               </w:rPr>
               <w:t>Aumentar el tamaño del gráfico circular al menos al doble del radio actual. Mejorar contraste de colores y agregar etiquetas o valores porcentuales sobre cada segmento. Puede aplicarse un diseño responsive que amplíe el gráfico cuando haya datos.</w:t>
             </w:r>
@@ -1702,42 +2484,60 @@
         <w:tc>
           <w:tcPr>
             <w:tcW w:w="2778" w:type="dxa"/>
-          </w:tcPr>
-          <w:p>
-            <w:pPr>
-              <w:spacing w:after="0" w:line="240" w:lineRule="auto"/>
-              <w:rPr>
-                <w:b/>
-                <w:bCs/>
-              </w:rPr>
-            </w:pPr>
-            <w:r>
-              <w:rPr>
-                <w:rFonts w:eastAsia="Aptos"/>
-                <w:b/>
-                <w:bCs/>
-              </w:rPr>
-              <w:t>PENDIENTE</w:t>
-            </w:r>
-          </w:p>
-        </w:tc>
-        <w:tc>
-          <w:tcPr>
-            <w:tcW w:w="1753" w:type="dxa"/>
-          </w:tcPr>
-          <w:p>
-            <w:pPr>
-              <w:spacing w:after="0" w:line="240" w:lineRule="auto"/>
-              <w:rPr>
-                <w:b/>
-                <w:bCs/>
-              </w:rPr>
-            </w:pPr>
-            <w:r>
-              <w:rPr>
-                <w:rFonts w:eastAsia="Aptos"/>
-                <w:b/>
-                <w:bCs/>
+            <w:tcBorders/>
+          </w:tcPr>
+          <w:p>
+            <w:pPr>
+              <w:pStyle w:val="Normal"/>
+              <w:widowControl/>
+              <w:suppressAutoHyphens w:val="true"/>
+              <w:spacing w:lineRule="auto" w:line="240" w:before="0" w:after="0"/>
+              <w:jc w:val="left"/>
+              <w:rPr>
+                <w:b/>
+                <w:bCs/>
+              </w:rPr>
+            </w:pPr>
+            <w:r>
+              <w:rPr>
+                <w:rFonts w:eastAsia="Aptos" w:cs=""/>
+                <w:b/>
+                <w:bCs/>
+                <w:kern w:val="2"/>
+                <w:sz w:val="24"/>
+                <w:szCs w:val="22"/>
+                <w:lang w:val="es-AR" w:eastAsia="en-US" w:bidi="ar-SA"/>
+              </w:rPr>
+              <w:t>RESUELTO</w:t>
+            </w:r>
+          </w:p>
+        </w:tc>
+        <w:tc>
+          <w:tcPr>
+            <w:tcW w:w="1752" w:type="dxa"/>
+            <w:tcBorders/>
+          </w:tcPr>
+          <w:p>
+            <w:pPr>
+              <w:pStyle w:val="Normal"/>
+              <w:widowControl/>
+              <w:suppressAutoHyphens w:val="true"/>
+              <w:spacing w:lineRule="auto" w:line="240" w:before="0" w:after="0"/>
+              <w:jc w:val="left"/>
+              <w:rPr>
+                <w:b/>
+                <w:bCs/>
+              </w:rPr>
+            </w:pPr>
+            <w:r>
+              <w:rPr>
+                <w:rFonts w:eastAsia="Aptos" w:cs=""/>
+                <w:b/>
+                <w:bCs/>
+                <w:kern w:val="2"/>
+                <w:sz w:val="24"/>
+                <w:szCs w:val="22"/>
+                <w:lang w:val="es-AR" w:eastAsia="en-US" w:bidi="ar-SA"/>
               </w:rPr>
               <w:t>CP06_10</w:t>
             </w:r>
@@ -1745,225 +2545,135 @@
         </w:tc>
       </w:tr>
       <w:tr>
+        <w:trPr/>
         <w:tc>
           <w:tcPr>
             <w:tcW w:w="6872" w:type="dxa"/>
-          </w:tcPr>
-          <w:p>
-            <w:pPr>
-              <w:spacing w:after="0" w:line="240" w:lineRule="auto"/>
-              <w:rPr>
-                <w:rFonts w:eastAsia="Aptos"/>
-              </w:rPr>
-            </w:pPr>
+            <w:tcBorders/>
+          </w:tcPr>
+          <w:p>
+            <w:pPr>
+              <w:pStyle w:val="Normal"/>
+              <w:widowControl/>
+              <w:suppressAutoHyphens w:val="true"/>
+              <w:spacing w:lineRule="auto" w:line="240" w:before="0" w:after="0"/>
+              <w:jc w:val="left"/>
+              <w:rPr>
+                <w:rFonts w:eastAsia="Aptos"/>
+              </w:rPr>
+            </w:pPr>
+            <w:r>
+              <w:rPr>
+                <w:rFonts w:eastAsia="Aptos"/>
+              </w:rPr>
+            </w:r>
           </w:p>
         </w:tc>
         <w:tc>
           <w:tcPr>
             <w:tcW w:w="5916" w:type="dxa"/>
-          </w:tcPr>
-          <w:p>
-            <w:pPr>
-              <w:spacing w:after="0" w:line="240" w:lineRule="auto"/>
-              <w:rPr>
-                <w:rFonts w:eastAsia="Aptos"/>
-              </w:rPr>
-            </w:pPr>
+            <w:tcBorders/>
+          </w:tcPr>
+          <w:p>
+            <w:pPr>
+              <w:pStyle w:val="Normal"/>
+              <w:widowControl/>
+              <w:suppressAutoHyphens w:val="true"/>
+              <w:spacing w:lineRule="auto" w:line="240" w:before="0" w:after="0"/>
+              <w:jc w:val="left"/>
+              <w:rPr>
+                <w:rFonts w:eastAsia="Aptos"/>
+              </w:rPr>
+            </w:pPr>
+            <w:r>
+              <w:rPr>
+                <w:rFonts w:eastAsia="Aptos"/>
+              </w:rPr>
+            </w:r>
           </w:p>
         </w:tc>
         <w:tc>
           <w:tcPr>
             <w:tcW w:w="2778" w:type="dxa"/>
-          </w:tcPr>
-          <w:p>
-            <w:pPr>
-              <w:spacing w:after="0" w:line="240" w:lineRule="auto"/>
-              <w:rPr>
-                <w:b/>
-                <w:bCs/>
-              </w:rPr>
-            </w:pPr>
-          </w:p>
-        </w:tc>
-        <w:tc>
-          <w:tcPr>
-            <w:tcW w:w="1753" w:type="dxa"/>
-          </w:tcPr>
-          <w:p>
-            <w:pPr>
-              <w:spacing w:after="0" w:line="240" w:lineRule="auto"/>
-              <w:rPr>
-                <w:b/>
-                <w:bCs/>
-              </w:rPr>
-            </w:pPr>
+            <w:tcBorders/>
+          </w:tcPr>
+          <w:p>
+            <w:pPr>
+              <w:pStyle w:val="Normal"/>
+              <w:widowControl/>
+              <w:suppressAutoHyphens w:val="true"/>
+              <w:spacing w:lineRule="auto" w:line="240" w:before="0" w:after="0"/>
+              <w:jc w:val="left"/>
+              <w:rPr>
+                <w:b/>
+                <w:bCs/>
+              </w:rPr>
+            </w:pPr>
+            <w:r>
+              <w:rPr>
+                <w:b/>
+                <w:bCs/>
+              </w:rPr>
+            </w:r>
+          </w:p>
+        </w:tc>
+        <w:tc>
+          <w:tcPr>
+            <w:tcW w:w="1752" w:type="dxa"/>
+            <w:tcBorders/>
+          </w:tcPr>
+          <w:p>
+            <w:pPr>
+              <w:pStyle w:val="Normal"/>
+              <w:widowControl/>
+              <w:suppressAutoHyphens w:val="true"/>
+              <w:spacing w:lineRule="auto" w:line="240" w:before="0" w:after="0"/>
+              <w:jc w:val="left"/>
+              <w:rPr>
+                <w:b/>
+                <w:bCs/>
+              </w:rPr>
+            </w:pPr>
+            <w:r>
+              <w:rPr>
+                <w:b/>
+                <w:bCs/>
+              </w:rPr>
+            </w:r>
           </w:p>
         </w:tc>
       </w:tr>
     </w:tbl>
     <w:p>
       <w:pPr>
+        <w:pStyle w:val="Normal"/>
+        <w:spacing w:before="0" w:after="120"/>
         <w:rPr>
           <w:lang w:val="es-MX"/>
         </w:rPr>
       </w:pPr>
+      <w:r>
+        <w:rPr>
+          <w:lang w:val="es-MX"/>
+        </w:rPr>
+      </w:r>
     </w:p>
     <w:sectPr>
-      <w:pgSz w:w="20160" w:h="12240" w:orient="landscape"/>
-      <w:pgMar w:top="1701" w:right="1417" w:bottom="1701" w:left="1417" w:header="0" w:footer="0" w:gutter="0"/>
-      <w:cols w:space="720"/>
-      <w:formProt w:val="0"/>
-      <w:docGrid w:linePitch="360"/>
+      <w:type w:val="nextPage"/>
+      <w:pgSz w:orient="landscape" w:w="20160" w:h="12240"/>
+      <w:pgMar w:left="1417" w:right="1417" w:gutter="0" w:header="0" w:top="1701" w:footer="0" w:bottom="1701"/>
+      <w:pgNumType w:fmt="decimal"/>
+      <w:formProt w:val="false"/>
+      <w:textDirection w:val="lrTb"/>
+      <w:docGrid w:type="default" w:linePitch="360" w:charSpace="0"/>
     </w:sectPr>
   </w:body>
 </w:document>
 </file>
 
 <file path=word/numbering.xml><?xml version="1.0" encoding="utf-8"?>
-<w:numbering xmlns:wpc="http://schemas.microsoft.com/office/word/2010/wordprocessingCanvas" xmlns:cx="http://schemas.microsoft.com/office/drawing/2014/chartex" xmlns:cx1="http://schemas.microsoft.com/office/drawing/2015/9/8/chartex" xmlns:cx2="http://schemas.microsoft.com/office/drawing/2015/10/21/chartex" xmlns:cx3="http://schemas.microsoft.com/office/drawing/2016/5/9/chartex" xmlns:cx4="http://schemas.microsoft.com/office/drawing/2016/5/10/chartex" xmlns:cx5="http://schemas.microsoft.com/office/drawing/2016/5/11/chartex" xmlns:cx6="http://schemas.microsoft.com/office/drawing/2016/5/12/chartex" xmlns:cx7="http://schemas.microsoft.com/office/drawing/2016/5/13/chartex" xmlns:cx8="http://schemas.microsoft.com/office/drawing/2016/5/14/chartex" xmlns:mc="http://schemas.openxmlformats.org/markup-compatibility/2006" xmlns:aink="http://schemas.microsoft.com/office/drawing/2016/ink" xmlns:am3d="http://schemas.microsoft.com/office/drawing/2017/model3d" xmlns:o="urn:schemas-microsoft-com:office:office" xmlns:oel="http://schemas.microsoft.com/office/2019/extlst" xmlns:r="http://schemas.openxmlformats.org/officeDocument/2006/relationships" xmlns:m="http://schemas.openxmlformats.org/officeDocument/2006/math" xmlns:v="urn:schemas-microsoft-com:vml" xmlns:wp14="http://schemas.microsoft.com/office/word/2010/wordprocessingDrawing" xmlns:wp="http://schemas.openxmlformats.org/drawingml/2006/wordprocessingDrawing" xmlns:w10="urn:schemas-microsoft-com:office:word" xmlns:w="http://schemas.openxmlformats.org/wordprocessingml/2006/main" xmlns:w14="http://schemas.microsoft.com/office/word/2010/wordml" xmlns:w15="http://schemas.microsoft.com/office/word/2012/wordml" xmlns:w16cex="http://schemas.microsoft.com/office/word/2018/wordml/cex" xmlns:w16cid="http://schemas.microsoft.com/office/word/2016/wordml/cid" xmlns:w16="http://schemas.microsoft.com/office/word/2018/wordml" xmlns:w16du="http://schemas.microsoft.com/office/word/2023/wordml/word16du" xmlns:w16sdtdh="http://schemas.microsoft.com/office/word/2020/wordml/sdtdatahash" xmlns:w16sdtfl="http://schemas.microsoft.com/office/word/2024/wordml/sdtformatlock" xmlns:w16se="http://schemas.microsoft.com/office/word/2015/wordml/symex" xmlns:wpg="http://schemas.microsoft.com/office/word/2010/wordprocessingGroup" xmlns:wpi="http://schemas.microsoft.com/office/word/2010/wordprocessingInk" xmlns:wne="http://schemas.microsoft.com/office/word/2006/wordml" xmlns:wps="http://schemas.microsoft.com/office/word/2010/wordprocessingShape" mc:Ignorable="w14 w15 w16se w16cid w16 w16cex w16sdtdh w16sdtfl w16du wp14">
-  <w:abstractNum w:abstractNumId="0" w15:restartNumberingAfterBreak="0">
-    <w:nsid w:val="463F2E75"/>
-    <w:multiLevelType w:val="multilevel"/>
-    <w:tmpl w:val="12D23E5A"/>
-    <w:lvl w:ilvl="0">
-      <w:numFmt w:val="bullet"/>
-      <w:lvlText w:val="•"/>
-      <w:lvlJc w:val="left"/>
-      <w:pPr>
-        <w:tabs>
-          <w:tab w:val="num" w:pos="0"/>
-        </w:tabs>
-        <w:ind w:left="630" w:hanging="360"/>
-      </w:pPr>
-      <w:rPr>
-        <w:rFonts w:ascii="Arial" w:eastAsiaTheme="minorHAnsi" w:hAnsi="Arial" w:cs="Arial" w:hint="default"/>
-      </w:rPr>
-    </w:lvl>
-    <w:lvl w:ilvl="1">
-      <w:start w:val="1"/>
-      <w:numFmt w:val="bullet"/>
-      <w:lvlText w:val="o"/>
-      <w:lvlJc w:val="left"/>
-      <w:pPr>
-        <w:tabs>
-          <w:tab w:val="num" w:pos="0"/>
-        </w:tabs>
-        <w:ind w:left="1350" w:hanging="360"/>
-      </w:pPr>
-      <w:rPr>
-        <w:rFonts w:ascii="Courier New" w:hAnsi="Courier New" w:cs="Courier New" w:hint="default"/>
-      </w:rPr>
-    </w:lvl>
-    <w:lvl w:ilvl="2">
-      <w:start w:val="1"/>
-      <w:numFmt w:val="bullet"/>
-      <w:lvlText w:val=""/>
-      <w:lvlJc w:val="left"/>
-      <w:pPr>
-        <w:tabs>
-          <w:tab w:val="num" w:pos="0"/>
-        </w:tabs>
-        <w:ind w:left="2070" w:hanging="360"/>
-      </w:pPr>
-      <w:rPr>
-        <w:rFonts w:ascii="Wingdings" w:hAnsi="Wingdings" w:cs="Wingdings" w:hint="default"/>
-      </w:rPr>
-    </w:lvl>
-    <w:lvl w:ilvl="3">
-      <w:start w:val="1"/>
-      <w:numFmt w:val="bullet"/>
-      <w:lvlText w:val=""/>
-      <w:lvlJc w:val="left"/>
-      <w:pPr>
-        <w:tabs>
-          <w:tab w:val="num" w:pos="0"/>
-        </w:tabs>
-        <w:ind w:left="2790" w:hanging="360"/>
-      </w:pPr>
-      <w:rPr>
-        <w:rFonts w:ascii="Symbol" w:hAnsi="Symbol" w:cs="Symbol" w:hint="default"/>
-      </w:rPr>
-    </w:lvl>
-    <w:lvl w:ilvl="4">
-      <w:start w:val="1"/>
-      <w:numFmt w:val="bullet"/>
-      <w:lvlText w:val="o"/>
-      <w:lvlJc w:val="left"/>
-      <w:pPr>
-        <w:tabs>
-          <w:tab w:val="num" w:pos="0"/>
-        </w:tabs>
-        <w:ind w:left="3510" w:hanging="360"/>
-      </w:pPr>
-      <w:rPr>
-        <w:rFonts w:ascii="Courier New" w:hAnsi="Courier New" w:cs="Courier New" w:hint="default"/>
-      </w:rPr>
-    </w:lvl>
-    <w:lvl w:ilvl="5">
-      <w:start w:val="1"/>
-      <w:numFmt w:val="bullet"/>
-      <w:lvlText w:val=""/>
-      <w:lvlJc w:val="left"/>
-      <w:pPr>
-        <w:tabs>
-          <w:tab w:val="num" w:pos="0"/>
-        </w:tabs>
-        <w:ind w:left="4230" w:hanging="360"/>
-      </w:pPr>
-      <w:rPr>
-        <w:rFonts w:ascii="Wingdings" w:hAnsi="Wingdings" w:cs="Wingdings" w:hint="default"/>
-      </w:rPr>
-    </w:lvl>
-    <w:lvl w:ilvl="6">
-      <w:start w:val="1"/>
-      <w:numFmt w:val="bullet"/>
-      <w:lvlText w:val=""/>
-      <w:lvlJc w:val="left"/>
-      <w:pPr>
-        <w:tabs>
-          <w:tab w:val="num" w:pos="0"/>
-        </w:tabs>
-        <w:ind w:left="4950" w:hanging="360"/>
-      </w:pPr>
-      <w:rPr>
-        <w:rFonts w:ascii="Symbol" w:hAnsi="Symbol" w:cs="Symbol" w:hint="default"/>
-      </w:rPr>
-    </w:lvl>
-    <w:lvl w:ilvl="7">
-      <w:start w:val="1"/>
-      <w:numFmt w:val="bullet"/>
-      <w:lvlText w:val="o"/>
-      <w:lvlJc w:val="left"/>
-      <w:pPr>
-        <w:tabs>
-          <w:tab w:val="num" w:pos="0"/>
-        </w:tabs>
-        <w:ind w:left="5670" w:hanging="360"/>
-      </w:pPr>
-      <w:rPr>
-        <w:rFonts w:ascii="Courier New" w:hAnsi="Courier New" w:cs="Courier New" w:hint="default"/>
-      </w:rPr>
-    </w:lvl>
-    <w:lvl w:ilvl="8">
-      <w:start w:val="1"/>
-      <w:numFmt w:val="bullet"/>
-      <w:lvlText w:val=""/>
-      <w:lvlJc w:val="left"/>
-      <w:pPr>
-        <w:tabs>
-          <w:tab w:val="num" w:pos="0"/>
-        </w:tabs>
-        <w:ind w:left="6390" w:hanging="360"/>
-      </w:pPr>
-      <w:rPr>
-        <w:rFonts w:ascii="Wingdings" w:hAnsi="Wingdings" w:cs="Wingdings" w:hint="default"/>
-      </w:rPr>
-    </w:lvl>
-  </w:abstractNum>
-  <w:abstractNum w:abstractNumId="1" w15:restartNumberingAfterBreak="0">
-    <w:nsid w:val="71A47A6B"/>
-    <w:multiLevelType w:val="multilevel"/>
-    <w:tmpl w:val="20F0EE26"/>
+<w:numbering xmlns:w="http://schemas.openxmlformats.org/wordprocessingml/2006/main" xmlns:o="urn:schemas-microsoft-com:office:office" xmlns:r="http://schemas.openxmlformats.org/officeDocument/2006/relationships" xmlns:v="urn:schemas-microsoft-com:vml" xmlns:mc="http://schemas.openxmlformats.org/markup-compatibility/2006" xmlns:w14="http://schemas.microsoft.com/office/word/2010/wordml" mc:Ignorable="w14">
+  <w:abstractNum w:abstractNumId="1">
     <w:lvl w:ilvl="0">
       <w:start w:val="1"/>
       <w:numFmt w:val="bullet"/>
@@ -2109,10 +2819,144 @@
       </w:rPr>
     </w:lvl>
   </w:abstractNum>
-  <w:abstractNum w:abstractNumId="2" w15:restartNumberingAfterBreak="0">
-    <w:nsid w:val="739B459D"/>
-    <w:multiLevelType w:val="multilevel"/>
-    <w:tmpl w:val="96A83A2A"/>
+  <w:abstractNum w:abstractNumId="2">
+    <w:lvl w:ilvl="0">
+      <w:numFmt w:val="bullet"/>
+      <w:lvlText w:val="•"/>
+      <w:lvlJc w:val="left"/>
+      <w:pPr>
+        <w:tabs>
+          <w:tab w:val="num" w:pos="0"/>
+        </w:tabs>
+        <w:ind w:left="630" w:hanging="360"/>
+      </w:pPr>
+      <w:rPr>
+        <w:rFonts w:ascii="Arial" w:hAnsi="Arial" w:cs="Arial" w:hint="default"/>
+        <w:rFonts w:eastAsiaTheme="minorHAnsi"/>
+      </w:rPr>
+    </w:lvl>
+    <w:lvl w:ilvl="1">
+      <w:start w:val="1"/>
+      <w:numFmt w:val="bullet"/>
+      <w:lvlText w:val="o"/>
+      <w:lvlJc w:val="left"/>
+      <w:pPr>
+        <w:tabs>
+          <w:tab w:val="num" w:pos="0"/>
+        </w:tabs>
+        <w:ind w:left="1350" w:hanging="360"/>
+      </w:pPr>
+      <w:rPr>
+        <w:rFonts w:ascii="Courier New" w:hAnsi="Courier New" w:cs="Courier New" w:hint="default"/>
+      </w:rPr>
+    </w:lvl>
+    <w:lvl w:ilvl="2">
+      <w:start w:val="1"/>
+      <w:numFmt w:val="bullet"/>
+      <w:lvlText w:val=""/>
+      <w:lvlJc w:val="left"/>
+      <w:pPr>
+        <w:tabs>
+          <w:tab w:val="num" w:pos="0"/>
+        </w:tabs>
+        <w:ind w:left="2070" w:hanging="360"/>
+      </w:pPr>
+      <w:rPr>
+        <w:rFonts w:ascii="Wingdings" w:hAnsi="Wingdings" w:cs="Wingdings" w:hint="default"/>
+      </w:rPr>
+    </w:lvl>
+    <w:lvl w:ilvl="3">
+      <w:start w:val="1"/>
+      <w:numFmt w:val="bullet"/>
+      <w:lvlText w:val=""/>
+      <w:lvlJc w:val="left"/>
+      <w:pPr>
+        <w:tabs>
+          <w:tab w:val="num" w:pos="0"/>
+        </w:tabs>
+        <w:ind w:left="2790" w:hanging="360"/>
+      </w:pPr>
+      <w:rPr>
+        <w:rFonts w:ascii="Symbol" w:hAnsi="Symbol" w:cs="Symbol" w:hint="default"/>
+      </w:rPr>
+    </w:lvl>
+    <w:lvl w:ilvl="4">
+      <w:start w:val="1"/>
+      <w:numFmt w:val="bullet"/>
+      <w:lvlText w:val="o"/>
+      <w:lvlJc w:val="left"/>
+      <w:pPr>
+        <w:tabs>
+          <w:tab w:val="num" w:pos="0"/>
+        </w:tabs>
+        <w:ind w:left="3510" w:hanging="360"/>
+      </w:pPr>
+      <w:rPr>
+        <w:rFonts w:ascii="Courier New" w:hAnsi="Courier New" w:cs="Courier New" w:hint="default"/>
+      </w:rPr>
+    </w:lvl>
+    <w:lvl w:ilvl="5">
+      <w:start w:val="1"/>
+      <w:numFmt w:val="bullet"/>
+      <w:lvlText w:val=""/>
+      <w:lvlJc w:val="left"/>
+      <w:pPr>
+        <w:tabs>
+          <w:tab w:val="num" w:pos="0"/>
+        </w:tabs>
+        <w:ind w:left="4230" w:hanging="360"/>
+      </w:pPr>
+      <w:rPr>
+        <w:rFonts w:ascii="Wingdings" w:hAnsi="Wingdings" w:cs="Wingdings" w:hint="default"/>
+      </w:rPr>
+    </w:lvl>
+    <w:lvl w:ilvl="6">
+      <w:start w:val="1"/>
+      <w:numFmt w:val="bullet"/>
+      <w:lvlText w:val=""/>
+      <w:lvlJc w:val="left"/>
+      <w:pPr>
+        <w:tabs>
+          <w:tab w:val="num" w:pos="0"/>
+        </w:tabs>
+        <w:ind w:left="4950" w:hanging="360"/>
+      </w:pPr>
+      <w:rPr>
+        <w:rFonts w:ascii="Symbol" w:hAnsi="Symbol" w:cs="Symbol" w:hint="default"/>
+      </w:rPr>
+    </w:lvl>
+    <w:lvl w:ilvl="7">
+      <w:start w:val="1"/>
+      <w:numFmt w:val="bullet"/>
+      <w:lvlText w:val="o"/>
+      <w:lvlJc w:val="left"/>
+      <w:pPr>
+        <w:tabs>
+          <w:tab w:val="num" w:pos="0"/>
+        </w:tabs>
+        <w:ind w:left="5670" w:hanging="360"/>
+      </w:pPr>
+      <w:rPr>
+        <w:rFonts w:ascii="Courier New" w:hAnsi="Courier New" w:cs="Courier New" w:hint="default"/>
+      </w:rPr>
+    </w:lvl>
+    <w:lvl w:ilvl="8">
+      <w:start w:val="1"/>
+      <w:numFmt w:val="bullet"/>
+      <w:lvlText w:val=""/>
+      <w:lvlJc w:val="left"/>
+      <w:pPr>
+        <w:tabs>
+          <w:tab w:val="num" w:pos="0"/>
+        </w:tabs>
+        <w:ind w:left="6390" w:hanging="360"/>
+      </w:pPr>
+      <w:rPr>
+        <w:rFonts w:ascii="Wingdings" w:hAnsi="Wingdings" w:cs="Wingdings" w:hint="default"/>
+      </w:rPr>
+    </w:lvl>
+  </w:abstractNum>
+  <w:abstractNum w:abstractNumId="3">
     <w:lvl w:ilvl="0">
       <w:start w:val="1"/>
       <w:numFmt w:val="none"/>
@@ -2123,7 +2967,7 @@
         <w:tabs>
           <w:tab w:val="num" w:pos="0"/>
         </w:tabs>
-        <w:ind w:left="0" w:firstLine="0"/>
+        <w:ind w:left="0" w:hanging="0"/>
       </w:pPr>
     </w:lvl>
     <w:lvl w:ilvl="1">
@@ -2136,7 +2980,7 @@
         <w:tabs>
           <w:tab w:val="num" w:pos="0"/>
         </w:tabs>
-        <w:ind w:left="0" w:firstLine="0"/>
+        <w:ind w:left="0" w:hanging="0"/>
       </w:pPr>
     </w:lvl>
     <w:lvl w:ilvl="2">
@@ -2149,7 +2993,7 @@
         <w:tabs>
           <w:tab w:val="num" w:pos="0"/>
         </w:tabs>
-        <w:ind w:left="0" w:firstLine="0"/>
+        <w:ind w:left="0" w:hanging="0"/>
       </w:pPr>
     </w:lvl>
     <w:lvl w:ilvl="3">
@@ -2162,7 +3006,7 @@
         <w:tabs>
           <w:tab w:val="num" w:pos="0"/>
         </w:tabs>
-        <w:ind w:left="0" w:firstLine="0"/>
+        <w:ind w:left="0" w:hanging="0"/>
       </w:pPr>
     </w:lvl>
     <w:lvl w:ilvl="4">
@@ -2175,7 +3019,7 @@
         <w:tabs>
           <w:tab w:val="num" w:pos="0"/>
         </w:tabs>
-        <w:ind w:left="0" w:firstLine="0"/>
+        <w:ind w:left="0" w:hanging="0"/>
       </w:pPr>
     </w:lvl>
     <w:lvl w:ilvl="5">
@@ -2188,7 +3032,7 @@
         <w:tabs>
           <w:tab w:val="num" w:pos="0"/>
         </w:tabs>
-        <w:ind w:left="0" w:firstLine="0"/>
+        <w:ind w:left="0" w:hanging="0"/>
       </w:pPr>
     </w:lvl>
     <w:lvl w:ilvl="6">
@@ -2201,7 +3045,7 @@
         <w:tabs>
           <w:tab w:val="num" w:pos="0"/>
         </w:tabs>
-        <w:ind w:left="0" w:firstLine="0"/>
+        <w:ind w:left="0" w:hanging="0"/>
       </w:pPr>
     </w:lvl>
     <w:lvl w:ilvl="7">
@@ -2214,7 +3058,7 @@
         <w:tabs>
           <w:tab w:val="num" w:pos="0"/>
         </w:tabs>
-        <w:ind w:left="0" w:firstLine="0"/>
+        <w:ind w:left="0" w:hanging="0"/>
       </w:pPr>
     </w:lvl>
     <w:lvl w:ilvl="8">
@@ -2227,28 +3071,28 @@
         <w:tabs>
           <w:tab w:val="num" w:pos="0"/>
         </w:tabs>
-        <w:ind w:left="0" w:firstLine="0"/>
+        <w:ind w:left="0" w:hanging="0"/>
       </w:pPr>
     </w:lvl>
   </w:abstractNum>
-  <w:num w:numId="1" w16cid:durableId="1410274339">
+  <w:num w:numId="1">
     <w:abstractNumId w:val="1"/>
   </w:num>
-  <w:num w:numId="2" w16cid:durableId="1394154376">
-    <w:abstractNumId w:val="0"/>
+  <w:num w:numId="2">
+    <w:abstractNumId w:val="2"/>
   </w:num>
-  <w:num w:numId="3" w16cid:durableId="1211260804">
-    <w:abstractNumId w:val="2"/>
+  <w:num w:numId="3">
+    <w:abstractNumId w:val="3"/>
   </w:num>
 </w:numbering>
 </file>
 
 <file path=word/styles.xml><?xml version="1.0" encoding="utf-8"?>
-<w:styles xmlns:mc="http://schemas.openxmlformats.org/markup-compatibility/2006" xmlns:r="http://schemas.openxmlformats.org/officeDocument/2006/relationships" xmlns:w="http://schemas.openxmlformats.org/wordprocessingml/2006/main" xmlns:w14="http://schemas.microsoft.com/office/word/2010/wordml" xmlns:w15="http://schemas.microsoft.com/office/word/2012/wordml" xmlns:w16cex="http://schemas.microsoft.com/office/word/2018/wordml/cex" xmlns:w16cid="http://schemas.microsoft.com/office/word/2016/wordml/cid" xmlns:w16="http://schemas.microsoft.com/office/word/2018/wordml" xmlns:w16du="http://schemas.microsoft.com/office/word/2023/wordml/word16du" xmlns:w16sdtdh="http://schemas.microsoft.com/office/word/2020/wordml/sdtdatahash" xmlns:w16sdtfl="http://schemas.microsoft.com/office/word/2024/wordml/sdtformatlock" xmlns:w16se="http://schemas.microsoft.com/office/word/2015/wordml/symex" mc:Ignorable="w14 w15 w16se w16cid w16 w16cex w16sdtdh w16sdtfl w16du">
+<w:styles xmlns:w="http://schemas.openxmlformats.org/wordprocessingml/2006/main" xmlns:w14="http://schemas.microsoft.com/office/word/2010/wordml" xmlns:mc="http://schemas.openxmlformats.org/markup-compatibility/2006" mc:Ignorable="w14">
   <w:docDefaults>
     <w:rPrDefault>
       <w:rPr>
-        <w:rFonts w:ascii="Arial" w:eastAsiaTheme="minorHAnsi" w:hAnsi="Arial" w:cstheme="minorBidi"/>
+        <w:rFonts w:ascii="Arial" w:hAnsi="Arial" w:eastAsia="Aptos" w:cs="" w:cstheme="minorBidi" w:eastAsiaTheme="minorHAnsi"/>
         <w:kern w:val="2"/>
         <w:sz w:val="24"/>
         <w:szCs w:val="22"/>
@@ -2258,21 +3102,21 @@
     </w:rPrDefault>
     <w:pPrDefault>
       <w:pPr>
-        <w:suppressAutoHyphens/>
+        <w:suppressAutoHyphens w:val="true"/>
       </w:pPr>
     </w:pPrDefault>
   </w:docDefaults>
   <w:latentStyles w:defLockedState="0" w:defUIPriority="99" w:defSemiHidden="0" w:defUnhideWhenUsed="0" w:defQFormat="0" w:count="376">
     <w:lsdException w:name="Normal" w:uiPriority="0" w:qFormat="1"/>
     <w:lsdException w:name="heading 1" w:uiPriority="9" w:qFormat="1"/>
-    <w:lsdException w:name="heading 2" w:semiHidden="1" w:uiPriority="9" w:unhideWhenUsed="1" w:qFormat="1"/>
-    <w:lsdException w:name="heading 3" w:semiHidden="1" w:uiPriority="9" w:unhideWhenUsed="1" w:qFormat="1"/>
-    <w:lsdException w:name="heading 4" w:semiHidden="1" w:uiPriority="9" w:unhideWhenUsed="1" w:qFormat="1"/>
-    <w:lsdException w:name="heading 5" w:semiHidden="1" w:uiPriority="9" w:unhideWhenUsed="1" w:qFormat="1"/>
-    <w:lsdException w:name="heading 6" w:semiHidden="1" w:uiPriority="9" w:unhideWhenUsed="1" w:qFormat="1"/>
-    <w:lsdException w:name="heading 7" w:semiHidden="1" w:uiPriority="9" w:unhideWhenUsed="1" w:qFormat="1"/>
-    <w:lsdException w:name="heading 8" w:semiHidden="1" w:uiPriority="9" w:unhideWhenUsed="1" w:qFormat="1"/>
-    <w:lsdException w:name="heading 9" w:semiHidden="1" w:uiPriority="9" w:unhideWhenUsed="1" w:qFormat="1"/>
+    <w:lsdException w:name="heading 2" w:uiPriority="9" w:semiHidden="1" w:unhideWhenUsed="1" w:qFormat="1"/>
+    <w:lsdException w:name="heading 3" w:uiPriority="9" w:semiHidden="1" w:unhideWhenUsed="1" w:qFormat="1"/>
+    <w:lsdException w:name="heading 4" w:uiPriority="9" w:semiHidden="1" w:unhideWhenUsed="1" w:qFormat="1"/>
+    <w:lsdException w:name="heading 5" w:uiPriority="9" w:semiHidden="1" w:unhideWhenUsed="1" w:qFormat="1"/>
+    <w:lsdException w:name="heading 6" w:uiPriority="9" w:semiHidden="1" w:unhideWhenUsed="1" w:qFormat="1"/>
+    <w:lsdException w:name="heading 7" w:uiPriority="9" w:semiHidden="1" w:unhideWhenUsed="1" w:qFormat="1"/>
+    <w:lsdException w:name="heading 8" w:uiPriority="9" w:semiHidden="1" w:unhideWhenUsed="1" w:qFormat="1"/>
+    <w:lsdException w:name="heading 9" w:uiPriority="9" w:semiHidden="1" w:unhideWhenUsed="1" w:qFormat="1"/>
     <w:lsdException w:name="index 1" w:semiHidden="1" w:unhideWhenUsed="1"/>
     <w:lsdException w:name="index 2" w:semiHidden="1" w:unhideWhenUsed="1"/>
     <w:lsdException w:name="index 3" w:semiHidden="1" w:unhideWhenUsed="1"/>
@@ -2282,22 +3126,22 @@
     <w:lsdException w:name="index 7" w:semiHidden="1" w:unhideWhenUsed="1"/>
     <w:lsdException w:name="index 8" w:semiHidden="1" w:unhideWhenUsed="1"/>
     <w:lsdException w:name="index 9" w:semiHidden="1" w:unhideWhenUsed="1"/>
-    <w:lsdException w:name="toc 1" w:semiHidden="1" w:uiPriority="39" w:unhideWhenUsed="1"/>
-    <w:lsdException w:name="toc 2" w:semiHidden="1" w:uiPriority="39" w:unhideWhenUsed="1"/>
-    <w:lsdException w:name="toc 3" w:semiHidden="1" w:uiPriority="39" w:unhideWhenUsed="1"/>
-    <w:lsdException w:name="toc 4" w:semiHidden="1" w:uiPriority="39" w:unhideWhenUsed="1"/>
-    <w:lsdException w:name="toc 5" w:semiHidden="1" w:uiPriority="39" w:unhideWhenUsed="1"/>
-    <w:lsdException w:name="toc 6" w:semiHidden="1" w:uiPriority="39" w:unhideWhenUsed="1"/>
-    <w:lsdException w:name="toc 7" w:semiHidden="1" w:uiPriority="39" w:unhideWhenUsed="1"/>
-    <w:lsdException w:name="toc 8" w:semiHidden="1" w:uiPriority="39" w:unhideWhenUsed="1"/>
-    <w:lsdException w:name="toc 9" w:semiHidden="1" w:uiPriority="39" w:unhideWhenUsed="1"/>
+    <w:lsdException w:name="toc 1" w:uiPriority="39" w:semiHidden="1" w:unhideWhenUsed="1"/>
+    <w:lsdException w:name="toc 2" w:uiPriority="39" w:semiHidden="1" w:unhideWhenUsed="1"/>
+    <w:lsdException w:name="toc 3" w:uiPriority="39" w:semiHidden="1" w:unhideWhenUsed="1"/>
+    <w:lsdException w:name="toc 4" w:uiPriority="39" w:semiHidden="1" w:unhideWhenUsed="1"/>
+    <w:lsdException w:name="toc 5" w:uiPriority="39" w:semiHidden="1" w:unhideWhenUsed="1"/>
+    <w:lsdException w:name="toc 6" w:uiPriority="39" w:semiHidden="1" w:unhideWhenUsed="1"/>
+    <w:lsdException w:name="toc 7" w:uiPriority="39" w:semiHidden="1" w:unhideWhenUsed="1"/>
+    <w:lsdException w:name="toc 8" w:uiPriority="39" w:semiHidden="1" w:unhideWhenUsed="1"/>
+    <w:lsdException w:name="toc 9" w:uiPriority="39" w:semiHidden="1" w:unhideWhenUsed="1"/>
     <w:lsdException w:name="Normal Indent" w:semiHidden="1" w:unhideWhenUsed="1"/>
     <w:lsdException w:name="footnote text" w:semiHidden="1" w:unhideWhenUsed="1"/>
     <w:lsdException w:name="annotation text" w:semiHidden="1" w:unhideWhenUsed="1"/>
     <w:lsdException w:name="header" w:semiHidden="1" w:unhideWhenUsed="1"/>
     <w:lsdException w:name="footer" w:semiHidden="1" w:unhideWhenUsed="1"/>
     <w:lsdException w:name="index heading" w:semiHidden="1" w:unhideWhenUsed="1"/>
-    <w:lsdException w:name="caption" w:semiHidden="1" w:uiPriority="35" w:unhideWhenUsed="1" w:qFormat="1"/>
+    <w:lsdException w:name="caption" w:uiPriority="35" w:semiHidden="1" w:unhideWhenUsed="1" w:qFormat="1"/>
     <w:lsdException w:name="table of figures" w:semiHidden="1" w:unhideWhenUsed="1"/>
     <w:lsdException w:name="envelope address" w:semiHidden="1" w:unhideWhenUsed="1"/>
     <w:lsdException w:name="envelope return" w:semiHidden="1" w:unhideWhenUsed="1"/>
@@ -2328,7 +3172,7 @@
     <w:lsdException w:name="Title" w:uiPriority="10" w:qFormat="1"/>
     <w:lsdException w:name="Closing" w:semiHidden="1" w:unhideWhenUsed="1"/>
     <w:lsdException w:name="Signature" w:semiHidden="1" w:unhideWhenUsed="1"/>
-    <w:lsdException w:name="Default Paragraph Font" w:semiHidden="1" w:uiPriority="1" w:unhideWhenUsed="1"/>
+    <w:lsdException w:name="Default Paragraph Font" w:uiPriority="1" w:semiHidden="1" w:unhideWhenUsed="1"/>
     <w:lsdException w:name="Body Text" w:semiHidden="1" w:unhideWhenUsed="1"/>
     <w:lsdException w:name="Body Text Indent" w:semiHidden="1" w:unhideWhenUsed="1"/>
     <w:lsdException w:name="List Continue" w:semiHidden="1" w:unhideWhenUsed="1"/>
@@ -2528,8 +3372,8 @@
     <w:lsdException w:name="Subtle Reference" w:uiPriority="31" w:qFormat="1"/>
     <w:lsdException w:name="Intense Reference" w:uiPriority="32" w:qFormat="1"/>
     <w:lsdException w:name="Book Title" w:uiPriority="33" w:qFormat="1"/>
-    <w:lsdException w:name="Bibliography" w:semiHidden="1" w:uiPriority="37" w:unhideWhenUsed="1"/>
-    <w:lsdException w:name="TOC Heading" w:semiHidden="1" w:uiPriority="39" w:unhideWhenUsed="1" w:qFormat="1"/>
+    <w:lsdException w:name="Bibliography" w:uiPriority="37" w:semiHidden="1" w:unhideWhenUsed="1"/>
+    <w:lsdException w:name="TOC Heading" w:uiPriority="39" w:semiHidden="1" w:unhideWhenUsed="1" w:qFormat="1"/>
     <w:lsdException w:name="Plain Table 1" w:uiPriority="41"/>
     <w:lsdException w:name="Plain Table 2" w:uiPriority="42"/>
     <w:lsdException w:name="Plain Table 3" w:uiPriority="43"/>
@@ -2640,36 +3484,49 @@
     <w:lsdException w:name="Unresolved Mention" w:semiHidden="1" w:unhideWhenUsed="1"/>
     <w:lsdException w:name="Smart Link" w:semiHidden="1" w:unhideWhenUsed="1"/>
   </w:latentStyles>
-  <w:style w:type="paragraph" w:default="1" w:styleId="Normal">
+  <w:style w:type="paragraph" w:styleId="Normal" w:default="1">
     <w:name w:val="Normal"/>
     <w:qFormat/>
-    <w:rsid w:val="0035338B"/>
+    <w:rsid w:val="0035338b"/>
     <w:pPr>
-      <w:spacing w:after="120" w:line="360" w:lineRule="auto"/>
+      <w:widowControl/>
+      <w:suppressAutoHyphens w:val="true"/>
+      <w:bidi w:val="0"/>
+      <w:spacing w:lineRule="auto" w:line="360" w:before="0" w:after="120"/>
+      <w:jc w:val="left"/>
     </w:pPr>
-  </w:style>
-  <w:style w:type="paragraph" w:styleId="Ttulo1">
+    <w:rPr>
+      <w:rFonts w:ascii="Arial" w:hAnsi="Arial" w:eastAsia="Aptos" w:cs="" w:cstheme="minorBidi" w:eastAsiaTheme="minorHAnsi"/>
+      <w:color w:val="auto"/>
+      <w:kern w:val="2"/>
+      <w:sz w:val="24"/>
+      <w:szCs w:val="22"/>
+      <w:lang w:val="es-AR" w:eastAsia="en-US" w:bidi="ar-SA"/>
+      <w14:ligatures w14:val="standardContextual"/>
+    </w:rPr>
+  </w:style>
+  <w:style w:type="paragraph" w:styleId="Heading1">
     <w:name w:val="heading 1"/>
     <w:basedOn w:val="Normal"/>
     <w:next w:val="Normal"/>
     <w:link w:val="Ttulo1Car"/>
     <w:uiPriority w:val="9"/>
     <w:qFormat/>
-    <w:rsid w:val="00853D8F"/>
+    <w:rsid w:val="00853d8f"/>
     <w:pPr>
-      <w:keepNext/>
+      <w:keepNext w:val="true"/>
       <w:keepLines/>
       <w:spacing w:before="360" w:after="80"/>
       <w:outlineLvl w:val="0"/>
     </w:pPr>
     <w:rPr>
-      <w:rFonts w:asciiTheme="majorHAnsi" w:eastAsiaTheme="majorEastAsia" w:hAnsiTheme="majorHAnsi" w:cstheme="majorBidi"/>
-      <w:color w:val="0F4761" w:themeColor="accent1" w:themeShade="BF"/>
+      <w:rFonts w:ascii="Aptos Display" w:hAnsi="Aptos Display" w:eastAsia="" w:cs="" w:asciiTheme="majorHAnsi" w:cstheme="majorBidi" w:eastAsiaTheme="majorEastAsia" w:hAnsiTheme="majorHAnsi"/>
+      <w:color w:themeColor="accent1" w:themeShade="bf" w:val="0F4761"/>
       <w:sz w:val="40"/>
       <w:szCs w:val="40"/>
     </w:rPr>
   </w:style>
-  <w:style w:type="paragraph" w:styleId="Ttulo2">
+  <w:style w:type="paragraph" w:styleId="Heading2">
     <w:name w:val="heading 2"/>
     <w:basedOn w:val="Normal"/>
     <w:next w:val="Normal"/>
@@ -2678,21 +3535,21 @@
     <w:semiHidden/>
     <w:unhideWhenUsed/>
     <w:qFormat/>
-    <w:rsid w:val="00853D8F"/>
+    <w:rsid w:val="00853d8f"/>
     <w:pPr>
-      <w:keepNext/>
+      <w:keepNext w:val="true"/>
       <w:keepLines/>
       <w:spacing w:before="160" w:after="80"/>
       <w:outlineLvl w:val="1"/>
     </w:pPr>
     <w:rPr>
-      <w:rFonts w:asciiTheme="majorHAnsi" w:eastAsiaTheme="majorEastAsia" w:hAnsiTheme="majorHAnsi" w:cstheme="majorBidi"/>
-      <w:color w:val="0F4761" w:themeColor="accent1" w:themeShade="BF"/>
+      <w:rFonts w:ascii="Aptos Display" w:hAnsi="Aptos Display" w:eastAsia="" w:cs="" w:asciiTheme="majorHAnsi" w:cstheme="majorBidi" w:eastAsiaTheme="majorEastAsia" w:hAnsiTheme="majorHAnsi"/>
+      <w:color w:themeColor="accent1" w:themeShade="bf" w:val="0F4761"/>
       <w:sz w:val="32"/>
       <w:szCs w:val="32"/>
     </w:rPr>
   </w:style>
-  <w:style w:type="paragraph" w:styleId="Ttulo3">
+  <w:style w:type="paragraph" w:styleId="Heading3">
     <w:name w:val="heading 3"/>
     <w:basedOn w:val="Normal"/>
     <w:next w:val="Normal"/>
@@ -2701,21 +3558,21 @@
     <w:semiHidden/>
     <w:unhideWhenUsed/>
     <w:qFormat/>
-    <w:rsid w:val="00853D8F"/>
+    <w:rsid w:val="00853d8f"/>
     <w:pPr>
-      <w:keepNext/>
+      <w:keepNext w:val="true"/>
       <w:keepLines/>
       <w:spacing w:before="160" w:after="80"/>
       <w:outlineLvl w:val="2"/>
     </w:pPr>
     <w:rPr>
-      <w:rFonts w:asciiTheme="minorHAnsi" w:eastAsiaTheme="majorEastAsia" w:hAnsiTheme="minorHAnsi" w:cstheme="majorBidi"/>
-      <w:color w:val="0F4761" w:themeColor="accent1" w:themeShade="BF"/>
+      <w:rFonts w:ascii="Aptos" w:hAnsi="Aptos" w:eastAsia="" w:cs="" w:asciiTheme="minorHAnsi" w:cstheme="majorBidi" w:eastAsiaTheme="majorEastAsia" w:hAnsiTheme="minorHAnsi"/>
+      <w:color w:themeColor="accent1" w:themeShade="bf" w:val="0F4761"/>
       <w:sz w:val="28"/>
       <w:szCs w:val="28"/>
     </w:rPr>
   </w:style>
-  <w:style w:type="paragraph" w:styleId="Ttulo4">
+  <w:style w:type="paragraph" w:styleId="Heading4">
     <w:name w:val="heading 4"/>
     <w:basedOn w:val="Normal"/>
     <w:next w:val="Normal"/>
@@ -2724,21 +3581,21 @@
     <w:semiHidden/>
     <w:unhideWhenUsed/>
     <w:qFormat/>
-    <w:rsid w:val="00853D8F"/>
+    <w:rsid w:val="00853d8f"/>
     <w:pPr>
-      <w:keepNext/>
+      <w:keepNext w:val="true"/>
       <w:keepLines/>
       <w:spacing w:before="80" w:after="40"/>
       <w:outlineLvl w:val="3"/>
     </w:pPr>
     <w:rPr>
-      <w:rFonts w:asciiTheme="minorHAnsi" w:eastAsiaTheme="majorEastAsia" w:hAnsiTheme="minorHAnsi" w:cstheme="majorBidi"/>
+      <w:rFonts w:ascii="Aptos" w:hAnsi="Aptos" w:eastAsia="" w:cs="" w:asciiTheme="minorHAnsi" w:cstheme="majorBidi" w:eastAsiaTheme="majorEastAsia" w:hAnsiTheme="minorHAnsi"/>
       <w:i/>
       <w:iCs/>
-      <w:color w:val="0F4761" w:themeColor="accent1" w:themeShade="BF"/>
+      <w:color w:themeColor="accent1" w:themeShade="bf" w:val="0F4761"/>
     </w:rPr>
   </w:style>
-  <w:style w:type="paragraph" w:styleId="Ttulo5">
+  <w:style w:type="paragraph" w:styleId="Heading5">
     <w:name w:val="heading 5"/>
     <w:basedOn w:val="Normal"/>
     <w:next w:val="Normal"/>
@@ -2747,19 +3604,19 @@
     <w:semiHidden/>
     <w:unhideWhenUsed/>
     <w:qFormat/>
-    <w:rsid w:val="00853D8F"/>
+    <w:rsid w:val="00853d8f"/>
     <w:pPr>
-      <w:keepNext/>
+      <w:keepNext w:val="true"/>
       <w:keepLines/>
       <w:spacing w:before="80" w:after="40"/>
       <w:outlineLvl w:val="4"/>
     </w:pPr>
     <w:rPr>
-      <w:rFonts w:asciiTheme="minorHAnsi" w:eastAsiaTheme="majorEastAsia" w:hAnsiTheme="minorHAnsi" w:cstheme="majorBidi"/>
-      <w:color w:val="0F4761" w:themeColor="accent1" w:themeShade="BF"/>
+      <w:rFonts w:ascii="Aptos" w:hAnsi="Aptos" w:eastAsia="" w:cs="" w:asciiTheme="minorHAnsi" w:cstheme="majorBidi" w:eastAsiaTheme="majorEastAsia" w:hAnsiTheme="minorHAnsi"/>
+      <w:color w:themeColor="accent1" w:themeShade="bf" w:val="0F4761"/>
     </w:rPr>
   </w:style>
-  <w:style w:type="paragraph" w:styleId="Ttulo6">
+  <w:style w:type="paragraph" w:styleId="Heading6">
     <w:name w:val="heading 6"/>
     <w:basedOn w:val="Normal"/>
     <w:next w:val="Normal"/>
@@ -2768,21 +3625,21 @@
     <w:semiHidden/>
     <w:unhideWhenUsed/>
     <w:qFormat/>
-    <w:rsid w:val="00853D8F"/>
+    <w:rsid w:val="00853d8f"/>
     <w:pPr>
-      <w:keepNext/>
+      <w:keepNext w:val="true"/>
       <w:keepLines/>
       <w:spacing w:before="40" w:after="0"/>
       <w:outlineLvl w:val="5"/>
     </w:pPr>
     <w:rPr>
-      <w:rFonts w:asciiTheme="minorHAnsi" w:eastAsiaTheme="majorEastAsia" w:hAnsiTheme="minorHAnsi" w:cstheme="majorBidi"/>
+      <w:rFonts w:ascii="Aptos" w:hAnsi="Aptos" w:eastAsia="" w:cs="" w:asciiTheme="minorHAnsi" w:cstheme="majorBidi" w:eastAsiaTheme="majorEastAsia" w:hAnsiTheme="minorHAnsi"/>
       <w:i/>
       <w:iCs/>
-      <w:color w:val="595959" w:themeColor="text1" w:themeTint="A6"/>
+      <w:color w:themeColor="text1" w:themeTint="a6" w:val="595959"/>
     </w:rPr>
   </w:style>
-  <w:style w:type="paragraph" w:styleId="Ttulo7">
+  <w:style w:type="paragraph" w:styleId="Heading7">
     <w:name w:val="heading 7"/>
     <w:basedOn w:val="Normal"/>
     <w:next w:val="Normal"/>
@@ -2791,19 +3648,19 @@
     <w:semiHidden/>
     <w:unhideWhenUsed/>
     <w:qFormat/>
-    <w:rsid w:val="00853D8F"/>
+    <w:rsid w:val="00853d8f"/>
     <w:pPr>
-      <w:keepNext/>
+      <w:keepNext w:val="true"/>
       <w:keepLines/>
       <w:spacing w:before="40" w:after="0"/>
       <w:outlineLvl w:val="6"/>
     </w:pPr>
     <w:rPr>
-      <w:rFonts w:asciiTheme="minorHAnsi" w:eastAsiaTheme="majorEastAsia" w:hAnsiTheme="minorHAnsi" w:cstheme="majorBidi"/>
-      <w:color w:val="595959" w:themeColor="text1" w:themeTint="A6"/>
+      <w:rFonts w:ascii="Aptos" w:hAnsi="Aptos" w:eastAsia="" w:cs="" w:asciiTheme="minorHAnsi" w:cstheme="majorBidi" w:eastAsiaTheme="majorEastAsia" w:hAnsiTheme="minorHAnsi"/>
+      <w:color w:themeColor="text1" w:themeTint="a6" w:val="595959"/>
     </w:rPr>
   </w:style>
-  <w:style w:type="paragraph" w:styleId="Ttulo8">
+  <w:style w:type="paragraph" w:styleId="Heading8">
     <w:name w:val="heading 8"/>
     <w:basedOn w:val="Normal"/>
     <w:next w:val="Normal"/>
@@ -2812,21 +3669,21 @@
     <w:semiHidden/>
     <w:unhideWhenUsed/>
     <w:qFormat/>
-    <w:rsid w:val="00853D8F"/>
+    <w:rsid w:val="00853d8f"/>
     <w:pPr>
-      <w:keepNext/>
+      <w:keepNext w:val="true"/>
       <w:keepLines/>
-      <w:spacing w:after="0"/>
+      <w:spacing w:before="0" w:after="0"/>
       <w:outlineLvl w:val="7"/>
     </w:pPr>
     <w:rPr>
-      <w:rFonts w:asciiTheme="minorHAnsi" w:eastAsiaTheme="majorEastAsia" w:hAnsiTheme="minorHAnsi" w:cstheme="majorBidi"/>
+      <w:rFonts w:ascii="Aptos" w:hAnsi="Aptos" w:eastAsia="" w:cs="" w:asciiTheme="minorHAnsi" w:cstheme="majorBidi" w:eastAsiaTheme="majorEastAsia" w:hAnsiTheme="minorHAnsi"/>
       <w:i/>
       <w:iCs/>
-      <w:color w:val="272727" w:themeColor="text1" w:themeTint="D8"/>
+      <w:color w:themeColor="text1" w:themeTint="d8" w:val="272727"/>
     </w:rPr>
   </w:style>
-  <w:style w:type="paragraph" w:styleId="Ttulo9">
+  <w:style w:type="paragraph" w:styleId="Heading9">
     <w:name w:val="heading 9"/>
     <w:basedOn w:val="Normal"/>
     <w:next w:val="Normal"/>
@@ -2835,295 +3692,263 @@
     <w:semiHidden/>
     <w:unhideWhenUsed/>
     <w:qFormat/>
-    <w:rsid w:val="00853D8F"/>
+    <w:rsid w:val="00853d8f"/>
     <w:pPr>
-      <w:keepNext/>
+      <w:keepNext w:val="true"/>
       <w:keepLines/>
-      <w:spacing w:after="0"/>
+      <w:spacing w:before="0" w:after="0"/>
       <w:outlineLvl w:val="8"/>
     </w:pPr>
     <w:rPr>
-      <w:rFonts w:asciiTheme="minorHAnsi" w:eastAsiaTheme="majorEastAsia" w:hAnsiTheme="minorHAnsi" w:cstheme="majorBidi"/>
-      <w:color w:val="272727" w:themeColor="text1" w:themeTint="D8"/>
+      <w:rFonts w:ascii="Aptos" w:hAnsi="Aptos" w:eastAsia="" w:cs="" w:asciiTheme="minorHAnsi" w:cstheme="majorBidi" w:eastAsiaTheme="majorEastAsia" w:hAnsiTheme="minorHAnsi"/>
+      <w:color w:themeColor="text1" w:themeTint="d8" w:val="272727"/>
     </w:rPr>
   </w:style>
-  <w:style w:type="character" w:default="1" w:styleId="Fuentedeprrafopredeter">
+  <w:style w:type="character" w:styleId="DefaultParagraphFont" w:default="1">
     <w:name w:val="Default Paragraph Font"/>
     <w:uiPriority w:val="1"/>
     <w:semiHidden/>
     <w:unhideWhenUsed/>
-  </w:style>
-  <w:style w:type="table" w:default="1" w:styleId="Tablanormal">
-    <w:name w:val="Normal Table"/>
-    <w:uiPriority w:val="99"/>
-    <w:semiHidden/>
-    <w:unhideWhenUsed/>
-    <w:tblPr>
-      <w:tblInd w:w="0" w:type="dxa"/>
-      <w:tblCellMar>
-        <w:top w:w="0" w:type="dxa"/>
-        <w:left w:w="108" w:type="dxa"/>
-        <w:bottom w:w="0" w:type="dxa"/>
-        <w:right w:w="108" w:type="dxa"/>
-      </w:tblCellMar>
-    </w:tblPr>
-  </w:style>
-  <w:style w:type="numbering" w:default="1" w:styleId="Sinlista">
-    <w:name w:val="No List"/>
-    <w:uiPriority w:val="99"/>
-    <w:semiHidden/>
-    <w:unhideWhenUsed/>
-  </w:style>
-  <w:style w:type="character" w:customStyle="1" w:styleId="Ttulo1Car">
+    <w:qFormat/>
+    <w:rPr/>
+  </w:style>
+  <w:style w:type="character" w:styleId="Ttulo1Car" w:customStyle="1">
     <w:name w:val="Título 1 Car"/>
-    <w:basedOn w:val="Fuentedeprrafopredeter"/>
-    <w:link w:val="Ttulo1"/>
+    <w:basedOn w:val="DefaultParagraphFont"/>
     <w:uiPriority w:val="9"/>
     <w:qFormat/>
-    <w:rsid w:val="00853D8F"/>
+    <w:rsid w:val="00853d8f"/>
     <w:rPr>
-      <w:rFonts w:asciiTheme="majorHAnsi" w:eastAsiaTheme="majorEastAsia" w:hAnsiTheme="majorHAnsi" w:cstheme="majorBidi"/>
-      <w:color w:val="0F4761" w:themeColor="accent1" w:themeShade="BF"/>
+      <w:rFonts w:ascii="Aptos Display" w:hAnsi="Aptos Display" w:eastAsia="" w:cs="" w:asciiTheme="majorHAnsi" w:cstheme="majorBidi" w:eastAsiaTheme="majorEastAsia" w:hAnsiTheme="majorHAnsi"/>
+      <w:color w:themeColor="accent1" w:themeShade="bf" w:val="0F4761"/>
       <w:sz w:val="40"/>
       <w:szCs w:val="40"/>
     </w:rPr>
   </w:style>
-  <w:style w:type="character" w:customStyle="1" w:styleId="Ttulo2Car">
+  <w:style w:type="character" w:styleId="Ttulo2Car" w:customStyle="1">
     <w:name w:val="Título 2 Car"/>
-    <w:basedOn w:val="Fuentedeprrafopredeter"/>
-    <w:link w:val="Ttulo2"/>
+    <w:basedOn w:val="DefaultParagraphFont"/>
     <w:uiPriority w:val="9"/>
     <w:semiHidden/>
     <w:qFormat/>
-    <w:rsid w:val="00853D8F"/>
+    <w:rsid w:val="00853d8f"/>
     <w:rPr>
-      <w:rFonts w:asciiTheme="majorHAnsi" w:eastAsiaTheme="majorEastAsia" w:hAnsiTheme="majorHAnsi" w:cstheme="majorBidi"/>
-      <w:color w:val="0F4761" w:themeColor="accent1" w:themeShade="BF"/>
+      <w:rFonts w:ascii="Aptos Display" w:hAnsi="Aptos Display" w:eastAsia="" w:cs="" w:asciiTheme="majorHAnsi" w:cstheme="majorBidi" w:eastAsiaTheme="majorEastAsia" w:hAnsiTheme="majorHAnsi"/>
+      <w:color w:themeColor="accent1" w:themeShade="bf" w:val="0F4761"/>
       <w:sz w:val="32"/>
       <w:szCs w:val="32"/>
     </w:rPr>
   </w:style>
-  <w:style w:type="character" w:customStyle="1" w:styleId="Ttulo3Car">
+  <w:style w:type="character" w:styleId="Ttulo3Car" w:customStyle="1">
     <w:name w:val="Título 3 Car"/>
-    <w:basedOn w:val="Fuentedeprrafopredeter"/>
-    <w:link w:val="Ttulo3"/>
+    <w:basedOn w:val="DefaultParagraphFont"/>
     <w:uiPriority w:val="9"/>
     <w:semiHidden/>
     <w:qFormat/>
-    <w:rsid w:val="00853D8F"/>
+    <w:rsid w:val="00853d8f"/>
     <w:rPr>
-      <w:rFonts w:asciiTheme="minorHAnsi" w:eastAsiaTheme="majorEastAsia" w:hAnsiTheme="minorHAnsi" w:cstheme="majorBidi"/>
-      <w:color w:val="0F4761" w:themeColor="accent1" w:themeShade="BF"/>
+      <w:rFonts w:ascii="Aptos" w:hAnsi="Aptos" w:eastAsia="" w:cs="" w:asciiTheme="minorHAnsi" w:cstheme="majorBidi" w:eastAsiaTheme="majorEastAsia" w:hAnsiTheme="minorHAnsi"/>
+      <w:color w:themeColor="accent1" w:themeShade="bf" w:val="0F4761"/>
       <w:sz w:val="28"/>
       <w:szCs w:val="28"/>
     </w:rPr>
   </w:style>
-  <w:style w:type="character" w:customStyle="1" w:styleId="Ttulo4Car">
+  <w:style w:type="character" w:styleId="Ttulo4Car" w:customStyle="1">
     <w:name w:val="Título 4 Car"/>
-    <w:basedOn w:val="Fuentedeprrafopredeter"/>
-    <w:link w:val="Ttulo4"/>
+    <w:basedOn w:val="DefaultParagraphFont"/>
     <w:uiPriority w:val="9"/>
     <w:semiHidden/>
     <w:qFormat/>
-    <w:rsid w:val="00853D8F"/>
+    <w:rsid w:val="00853d8f"/>
     <w:rPr>
-      <w:rFonts w:asciiTheme="minorHAnsi" w:eastAsiaTheme="majorEastAsia" w:hAnsiTheme="minorHAnsi" w:cstheme="majorBidi"/>
+      <w:rFonts w:ascii="Aptos" w:hAnsi="Aptos" w:eastAsia="" w:cs="" w:asciiTheme="minorHAnsi" w:cstheme="majorBidi" w:eastAsiaTheme="majorEastAsia" w:hAnsiTheme="minorHAnsi"/>
       <w:i/>
       <w:iCs/>
-      <w:color w:val="0F4761" w:themeColor="accent1" w:themeShade="BF"/>
+      <w:color w:themeColor="accent1" w:themeShade="bf" w:val="0F4761"/>
     </w:rPr>
   </w:style>
-  <w:style w:type="character" w:customStyle="1" w:styleId="Ttulo5Car">
+  <w:style w:type="character" w:styleId="Ttulo5Car" w:customStyle="1">
     <w:name w:val="Título 5 Car"/>
-    <w:basedOn w:val="Fuentedeprrafopredeter"/>
-    <w:link w:val="Ttulo5"/>
+    <w:basedOn w:val="DefaultParagraphFont"/>
     <w:uiPriority w:val="9"/>
     <w:semiHidden/>
     <w:qFormat/>
-    <w:rsid w:val="00853D8F"/>
+    <w:rsid w:val="00853d8f"/>
     <w:rPr>
-      <w:rFonts w:asciiTheme="minorHAnsi" w:eastAsiaTheme="majorEastAsia" w:hAnsiTheme="minorHAnsi" w:cstheme="majorBidi"/>
-      <w:color w:val="0F4761" w:themeColor="accent1" w:themeShade="BF"/>
+      <w:rFonts w:ascii="Aptos" w:hAnsi="Aptos" w:eastAsia="" w:cs="" w:asciiTheme="minorHAnsi" w:cstheme="majorBidi" w:eastAsiaTheme="majorEastAsia" w:hAnsiTheme="minorHAnsi"/>
+      <w:color w:themeColor="accent1" w:themeShade="bf" w:val="0F4761"/>
     </w:rPr>
   </w:style>
-  <w:style w:type="character" w:customStyle="1" w:styleId="Ttulo6Car">
+  <w:style w:type="character" w:styleId="Ttulo6Car" w:customStyle="1">
     <w:name w:val="Título 6 Car"/>
-    <w:basedOn w:val="Fuentedeprrafopredeter"/>
-    <w:link w:val="Ttulo6"/>
+    <w:basedOn w:val="DefaultParagraphFont"/>
     <w:uiPriority w:val="9"/>
     <w:semiHidden/>
     <w:qFormat/>
-    <w:rsid w:val="00853D8F"/>
+    <w:rsid w:val="00853d8f"/>
     <w:rPr>
-      <w:rFonts w:asciiTheme="minorHAnsi" w:eastAsiaTheme="majorEastAsia" w:hAnsiTheme="minorHAnsi" w:cstheme="majorBidi"/>
+      <w:rFonts w:ascii="Aptos" w:hAnsi="Aptos" w:eastAsia="" w:cs="" w:asciiTheme="minorHAnsi" w:cstheme="majorBidi" w:eastAsiaTheme="majorEastAsia" w:hAnsiTheme="minorHAnsi"/>
       <w:i/>
       <w:iCs/>
-      <w:color w:val="595959" w:themeColor="text1" w:themeTint="A6"/>
+      <w:color w:themeColor="text1" w:themeTint="a6" w:val="595959"/>
     </w:rPr>
   </w:style>
-  <w:style w:type="character" w:customStyle="1" w:styleId="Ttulo7Car">
+  <w:style w:type="character" w:styleId="Ttulo7Car" w:customStyle="1">
     <w:name w:val="Título 7 Car"/>
-    <w:basedOn w:val="Fuentedeprrafopredeter"/>
-    <w:link w:val="Ttulo7"/>
+    <w:basedOn w:val="DefaultParagraphFont"/>
     <w:uiPriority w:val="9"/>
     <w:semiHidden/>
     <w:qFormat/>
-    <w:rsid w:val="00853D8F"/>
+    <w:rsid w:val="00853d8f"/>
     <w:rPr>
-      <w:rFonts w:asciiTheme="minorHAnsi" w:eastAsiaTheme="majorEastAsia" w:hAnsiTheme="minorHAnsi" w:cstheme="majorBidi"/>
-      <w:color w:val="595959" w:themeColor="text1" w:themeTint="A6"/>
+      <w:rFonts w:ascii="Aptos" w:hAnsi="Aptos" w:eastAsia="" w:cs="" w:asciiTheme="minorHAnsi" w:cstheme="majorBidi" w:eastAsiaTheme="majorEastAsia" w:hAnsiTheme="minorHAnsi"/>
+      <w:color w:themeColor="text1" w:themeTint="a6" w:val="595959"/>
     </w:rPr>
   </w:style>
-  <w:style w:type="character" w:customStyle="1" w:styleId="Ttulo8Car">
+  <w:style w:type="character" w:styleId="Ttulo8Car" w:customStyle="1">
     <w:name w:val="Título 8 Car"/>
-    <w:basedOn w:val="Fuentedeprrafopredeter"/>
-    <w:link w:val="Ttulo8"/>
+    <w:basedOn w:val="DefaultParagraphFont"/>
     <w:uiPriority w:val="9"/>
     <w:semiHidden/>
     <w:qFormat/>
-    <w:rsid w:val="00853D8F"/>
+    <w:rsid w:val="00853d8f"/>
     <w:rPr>
-      <w:rFonts w:asciiTheme="minorHAnsi" w:eastAsiaTheme="majorEastAsia" w:hAnsiTheme="minorHAnsi" w:cstheme="majorBidi"/>
+      <w:rFonts w:ascii="Aptos" w:hAnsi="Aptos" w:eastAsia="" w:cs="" w:asciiTheme="minorHAnsi" w:cstheme="majorBidi" w:eastAsiaTheme="majorEastAsia" w:hAnsiTheme="minorHAnsi"/>
       <w:i/>
       <w:iCs/>
-      <w:color w:val="272727" w:themeColor="text1" w:themeTint="D8"/>
+      <w:color w:themeColor="text1" w:themeTint="d8" w:val="272727"/>
     </w:rPr>
   </w:style>
-  <w:style w:type="character" w:customStyle="1" w:styleId="Ttulo9Car">
+  <w:style w:type="character" w:styleId="Ttulo9Car" w:customStyle="1">
     <w:name w:val="Título 9 Car"/>
-    <w:basedOn w:val="Fuentedeprrafopredeter"/>
-    <w:link w:val="Ttulo9"/>
+    <w:basedOn w:val="DefaultParagraphFont"/>
     <w:uiPriority w:val="9"/>
     <w:semiHidden/>
     <w:qFormat/>
-    <w:rsid w:val="00853D8F"/>
+    <w:rsid w:val="00853d8f"/>
     <w:rPr>
-      <w:rFonts w:asciiTheme="minorHAnsi" w:eastAsiaTheme="majorEastAsia" w:hAnsiTheme="minorHAnsi" w:cstheme="majorBidi"/>
-      <w:color w:val="272727" w:themeColor="text1" w:themeTint="D8"/>
+      <w:rFonts w:ascii="Aptos" w:hAnsi="Aptos" w:eastAsia="" w:cs="" w:asciiTheme="minorHAnsi" w:cstheme="majorBidi" w:eastAsiaTheme="majorEastAsia" w:hAnsiTheme="minorHAnsi"/>
+      <w:color w:themeColor="text1" w:themeTint="d8" w:val="272727"/>
     </w:rPr>
   </w:style>
-  <w:style w:type="character" w:customStyle="1" w:styleId="TtuloCar">
+  <w:style w:type="character" w:styleId="TtuloCar" w:customStyle="1">
     <w:name w:val="Título Car"/>
-    <w:basedOn w:val="Fuentedeprrafopredeter"/>
-    <w:link w:val="Ttulo"/>
+    <w:basedOn w:val="DefaultParagraphFont"/>
     <w:uiPriority w:val="10"/>
     <w:qFormat/>
-    <w:rsid w:val="00853D8F"/>
+    <w:rsid w:val="00853d8f"/>
     <w:rPr>
-      <w:rFonts w:asciiTheme="majorHAnsi" w:eastAsiaTheme="majorEastAsia" w:hAnsiTheme="majorHAnsi" w:cstheme="majorBidi"/>
+      <w:rFonts w:ascii="Aptos Display" w:hAnsi="Aptos Display" w:eastAsia="" w:cs="" w:asciiTheme="majorHAnsi" w:cstheme="majorBidi" w:eastAsiaTheme="majorEastAsia" w:hAnsiTheme="majorHAnsi"/>
       <w:spacing w:val="-10"/>
       <w:kern w:val="2"/>
       <w:sz w:val="56"/>
       <w:szCs w:val="56"/>
     </w:rPr>
   </w:style>
-  <w:style w:type="character" w:customStyle="1" w:styleId="SubttuloCar">
+  <w:style w:type="character" w:styleId="SubttuloCar" w:customStyle="1">
     <w:name w:val="Subtítulo Car"/>
-    <w:basedOn w:val="Fuentedeprrafopredeter"/>
-    <w:link w:val="Subttulo"/>
+    <w:basedOn w:val="DefaultParagraphFont"/>
     <w:uiPriority w:val="11"/>
     <w:qFormat/>
-    <w:rsid w:val="00853D8F"/>
+    <w:rsid w:val="00853d8f"/>
     <w:rPr>
-      <w:rFonts w:asciiTheme="minorHAnsi" w:eastAsiaTheme="majorEastAsia" w:hAnsiTheme="minorHAnsi" w:cstheme="majorBidi"/>
-      <w:color w:val="595959" w:themeColor="text1" w:themeTint="A6"/>
+      <w:rFonts w:ascii="Aptos" w:hAnsi="Aptos" w:eastAsia="" w:cs="" w:asciiTheme="minorHAnsi" w:cstheme="majorBidi" w:eastAsiaTheme="majorEastAsia" w:hAnsiTheme="minorHAnsi"/>
+      <w:color w:themeColor="text1" w:themeTint="a6" w:val="595959"/>
       <w:spacing w:val="15"/>
       <w:sz w:val="28"/>
       <w:szCs w:val="28"/>
     </w:rPr>
   </w:style>
-  <w:style w:type="character" w:customStyle="1" w:styleId="CitaCar">
+  <w:style w:type="character" w:styleId="CitaCar" w:customStyle="1">
     <w:name w:val="Cita Car"/>
-    <w:basedOn w:val="Fuentedeprrafopredeter"/>
-    <w:link w:val="Cita"/>
+    <w:basedOn w:val="DefaultParagraphFont"/>
+    <w:link w:val="Quote"/>
     <w:uiPriority w:val="29"/>
     <w:qFormat/>
-    <w:rsid w:val="00853D8F"/>
+    <w:rsid w:val="00853d8f"/>
     <w:rPr>
       <w:i/>
       <w:iCs/>
-      <w:color w:val="404040" w:themeColor="text1" w:themeTint="BF"/>
+      <w:color w:themeColor="text1" w:themeTint="bf" w:val="404040"/>
     </w:rPr>
   </w:style>
-  <w:style w:type="character" w:styleId="nfasisintenso">
+  <w:style w:type="character" w:styleId="IntenseEmphasis">
     <w:name w:val="Intense Emphasis"/>
-    <w:basedOn w:val="Fuentedeprrafopredeter"/>
+    <w:basedOn w:val="DefaultParagraphFont"/>
     <w:uiPriority w:val="21"/>
     <w:qFormat/>
-    <w:rsid w:val="00853D8F"/>
+    <w:rsid w:val="00853d8f"/>
     <w:rPr>
       <w:i/>
       <w:iCs/>
-      <w:color w:val="0F4761" w:themeColor="accent1" w:themeShade="BF"/>
+      <w:color w:themeColor="accent1" w:themeShade="bf" w:val="0F4761"/>
     </w:rPr>
   </w:style>
-  <w:style w:type="character" w:customStyle="1" w:styleId="CitadestacadaCar">
+  <w:style w:type="character" w:styleId="CitadestacadaCar" w:customStyle="1">
     <w:name w:val="Cita destacada Car"/>
-    <w:basedOn w:val="Fuentedeprrafopredeter"/>
-    <w:link w:val="Citadestacada"/>
+    <w:basedOn w:val="DefaultParagraphFont"/>
+    <w:link w:val="IntenseQuote"/>
     <w:uiPriority w:val="30"/>
     <w:qFormat/>
-    <w:rsid w:val="00853D8F"/>
+    <w:rsid w:val="00853d8f"/>
     <w:rPr>
       <w:i/>
       <w:iCs/>
-      <w:color w:val="0F4761" w:themeColor="accent1" w:themeShade="BF"/>
+      <w:color w:themeColor="accent1" w:themeShade="bf" w:val="0F4761"/>
     </w:rPr>
   </w:style>
-  <w:style w:type="character" w:styleId="Referenciaintensa">
+  <w:style w:type="character" w:styleId="IntenseReference">
     <w:name w:val="Intense Reference"/>
-    <w:basedOn w:val="Fuentedeprrafopredeter"/>
+    <w:basedOn w:val="DefaultParagraphFont"/>
     <w:uiPriority w:val="32"/>
     <w:qFormat/>
-    <w:rsid w:val="00853D8F"/>
+    <w:rsid w:val="00853d8f"/>
     <w:rPr>
       <w:b/>
       <w:bCs/>
       <w:smallCaps/>
-      <w:color w:val="0F4761" w:themeColor="accent1" w:themeShade="BF"/>
+      <w:color w:themeColor="accent1" w:themeShade="bf" w:val="0F4761"/>
       <w:spacing w:val="5"/>
     </w:rPr>
   </w:style>
   <w:style w:type="paragraph" w:styleId="Ttulo">
-    <w:name w:val="Title"/>
+    <w:name w:val="Título"/>
     <w:basedOn w:val="Normal"/>
-    <w:next w:val="Textoindependiente"/>
-    <w:link w:val="TtuloCar"/>
-    <w:uiPriority w:val="10"/>
+    <w:next w:val="BodyText"/>
     <w:qFormat/>
-    <w:rsid w:val="00853D8F"/>
     <w:pPr>
-      <w:spacing w:after="80" w:line="240" w:lineRule="auto"/>
-      <w:contextualSpacing/>
+      <w:keepNext w:val="true"/>
+      <w:spacing w:before="240" w:after="120"/>
     </w:pPr>
     <w:rPr>
-      <w:rFonts w:asciiTheme="majorHAnsi" w:eastAsiaTheme="majorEastAsia" w:hAnsiTheme="majorHAnsi" w:cstheme="majorBidi"/>
-      <w:spacing w:val="-10"/>
-      <w:sz w:val="56"/>
-      <w:szCs w:val="56"/>
+      <w:rFonts w:ascii="Liberation Sans" w:hAnsi="Liberation Sans" w:eastAsia="Roboto" w:cs="Droid Sans Devanagari"/>
+      <w:sz w:val="28"/>
+      <w:szCs w:val="28"/>
     </w:rPr>
   </w:style>
-  <w:style w:type="paragraph" w:styleId="Textoindependiente">
+  <w:style w:type="paragraph" w:styleId="BodyText">
     <w:name w:val="Body Text"/>
     <w:basedOn w:val="Normal"/>
     <w:pPr>
-      <w:spacing w:after="140" w:line="276" w:lineRule="auto"/>
+      <w:spacing w:lineRule="auto" w:line="276" w:before="0" w:after="140"/>
     </w:pPr>
-  </w:style>
-  <w:style w:type="paragraph" w:styleId="Lista">
+    <w:rPr/>
+  </w:style>
+  <w:style w:type="paragraph" w:styleId="List">
     <w:name w:val="List"/>
-    <w:basedOn w:val="Textoindependiente"/>
+    <w:basedOn w:val="BodyText"/>
+    <w:pPr/>
     <w:rPr>
       <w:rFonts w:cs="Roboto"/>
     </w:rPr>
   </w:style>
-  <w:style w:type="paragraph" w:styleId="Descripcin">
+  <w:style w:type="paragraph" w:styleId="Caption">
     <w:name w:val="caption"/>
     <w:basedOn w:val="Normal"/>
     <w:qFormat/>
     <w:pPr>
       <w:suppressLineNumbers/>
-      <w:spacing w:before="120"/>
+      <w:spacing w:before="120" w:after="120"/>
     </w:pPr>
     <w:rPr>
       <w:rFonts w:cs="Roboto"/>
@@ -3132,7 +3957,7 @@
       <w:szCs w:val="24"/>
     </w:rPr>
   </w:style>
-  <w:style w:type="paragraph" w:customStyle="1" w:styleId="ndice">
+  <w:style w:type="paragraph" w:styleId="ndice" w:customStyle="1">
     <w:name w:val="Índice"/>
     <w:basedOn w:val="Normal"/>
     <w:qFormat/>
@@ -3143,22 +3968,22 @@
       <w:rFonts w:cs="Roboto"/>
     </w:rPr>
   </w:style>
-  <w:style w:type="paragraph" w:customStyle="1" w:styleId="Ttulouser">
+  <w:style w:type="paragraph" w:styleId="Ttulouser" w:customStyle="1">
     <w:name w:val="Título (user)"/>
     <w:basedOn w:val="Normal"/>
-    <w:next w:val="Textoindependiente"/>
+    <w:next w:val="BodyText"/>
     <w:qFormat/>
     <w:pPr>
-      <w:keepNext/>
-      <w:spacing w:before="240"/>
+      <w:keepNext w:val="true"/>
+      <w:spacing w:before="240" w:after="120"/>
     </w:pPr>
     <w:rPr>
-      <w:rFonts w:ascii="Liberation Sans" w:eastAsia="Noto Sans" w:hAnsi="Liberation Sans" w:cs="Roboto"/>
+      <w:rFonts w:ascii="Liberation Sans" w:hAnsi="Liberation Sans" w:eastAsia="Noto Sans" w:cs="Roboto"/>
       <w:sz w:val="28"/>
       <w:szCs w:val="28"/>
     </w:rPr>
   </w:style>
-  <w:style w:type="paragraph" w:customStyle="1" w:styleId="ndiceuser">
+  <w:style w:type="paragraph" w:styleId="ndiceuser" w:customStyle="1">
     <w:name w:val="Índice (user)"/>
     <w:basedOn w:val="Normal"/>
     <w:qFormat/>
@@ -3169,33 +3994,52 @@
       <w:rFonts w:cs="Roboto"/>
     </w:rPr>
   </w:style>
-  <w:style w:type="paragraph" w:styleId="Subttulo">
+  <w:style w:type="paragraph" w:styleId="Title">
+    <w:name w:val="Title"/>
+    <w:basedOn w:val="Normal"/>
+    <w:next w:val="BodyText"/>
+    <w:link w:val="TtuloCar"/>
+    <w:uiPriority w:val="10"/>
+    <w:qFormat/>
+    <w:rsid w:val="00853d8f"/>
+    <w:pPr>
+      <w:spacing w:lineRule="auto" w:line="240" w:before="0" w:after="80"/>
+      <w:contextualSpacing/>
+    </w:pPr>
+    <w:rPr>
+      <w:rFonts w:ascii="Aptos Display" w:hAnsi="Aptos Display" w:eastAsia="" w:cs="" w:asciiTheme="majorHAnsi" w:cstheme="majorBidi" w:eastAsiaTheme="majorEastAsia" w:hAnsiTheme="majorHAnsi"/>
+      <w:spacing w:val="-10"/>
+      <w:sz w:val="56"/>
+      <w:szCs w:val="56"/>
+    </w:rPr>
+  </w:style>
+  <w:style w:type="paragraph" w:styleId="Subtitle">
     <w:name w:val="Subtitle"/>
     <w:basedOn w:val="Normal"/>
     <w:next w:val="Normal"/>
     <w:link w:val="SubttuloCar"/>
     <w:uiPriority w:val="11"/>
     <w:qFormat/>
-    <w:rsid w:val="00853D8F"/>
+    <w:rsid w:val="00853d8f"/>
     <w:pPr>
-      <w:spacing w:after="160"/>
+      <w:spacing w:before="0" w:after="160"/>
     </w:pPr>
     <w:rPr>
-      <w:rFonts w:asciiTheme="minorHAnsi" w:eastAsiaTheme="majorEastAsia" w:hAnsiTheme="minorHAnsi" w:cstheme="majorBidi"/>
-      <w:color w:val="595959" w:themeColor="text1" w:themeTint="A6"/>
+      <w:rFonts w:ascii="Aptos" w:hAnsi="Aptos" w:eastAsia="" w:cs="" w:asciiTheme="minorHAnsi" w:cstheme="majorBidi" w:eastAsiaTheme="majorEastAsia" w:hAnsiTheme="minorHAnsi"/>
+      <w:color w:themeColor="text1" w:themeTint="a6" w:val="595959"/>
       <w:spacing w:val="15"/>
       <w:sz w:val="28"/>
       <w:szCs w:val="28"/>
     </w:rPr>
   </w:style>
-  <w:style w:type="paragraph" w:styleId="Cita">
+  <w:style w:type="paragraph" w:styleId="Quote">
     <w:name w:val="Quote"/>
     <w:basedOn w:val="Normal"/>
     <w:next w:val="Normal"/>
     <w:link w:val="CitaCar"/>
     <w:uiPriority w:val="29"/>
     <w:qFormat/>
-    <w:rsid w:val="00853D8F"/>
+    <w:rsid w:val="00853d8f"/>
     <w:pPr>
       <w:spacing w:before="160" w:after="160"/>
       <w:jc w:val="center"/>
@@ -3203,32 +4047,34 @@
     <w:rPr>
       <w:i/>
       <w:iCs/>
-      <w:color w:val="404040" w:themeColor="text1" w:themeTint="BF"/>
+      <w:color w:themeColor="text1" w:themeTint="bf" w:val="404040"/>
     </w:rPr>
   </w:style>
-  <w:style w:type="paragraph" w:styleId="Prrafodelista">
+  <w:style w:type="paragraph" w:styleId="ListParagraph">
     <w:name w:val="List Paragraph"/>
     <w:basedOn w:val="Normal"/>
     <w:uiPriority w:val="34"/>
     <w:qFormat/>
-    <w:rsid w:val="00853D8F"/>
+    <w:rsid w:val="00853d8f"/>
     <w:pPr>
+      <w:spacing w:before="0" w:after="120"/>
       <w:ind w:left="720"/>
       <w:contextualSpacing/>
     </w:pPr>
-  </w:style>
-  <w:style w:type="paragraph" w:styleId="Citadestacada">
+    <w:rPr/>
+  </w:style>
+  <w:style w:type="paragraph" w:styleId="IntenseQuote">
     <w:name w:val="Intense Quote"/>
     <w:basedOn w:val="Normal"/>
     <w:next w:val="Normal"/>
     <w:link w:val="CitadestacadaCar"/>
     <w:uiPriority w:val="30"/>
     <w:qFormat/>
-    <w:rsid w:val="00853D8F"/>
+    <w:rsid w:val="00853d8f"/>
     <w:pPr>
       <w:pBdr>
-        <w:top w:val="single" w:sz="4" w:space="10" w:color="0F4761" w:themeColor="accent1" w:themeShade="BF"/>
-        <w:bottom w:val="single" w:sz="4" w:space="10" w:color="0F4761" w:themeColor="accent1" w:themeShade="BF"/>
+        <w:top w:val="single" w:sz="4" w:space="10" w:color="0F4761" w:themeColor="accent1" w:themeShade="bf"/>
+        <w:bottom w:val="single" w:sz="4" w:space="10" w:color="0F4761" w:themeColor="accent1" w:themeShade="bf"/>
       </w:pBdr>
       <w:spacing w:before="360" w:after="360"/>
       <w:ind w:left="864" w:right="864"/>
@@ -3237,7 +4083,7 @@
     <w:rPr>
       <w:i/>
       <w:iCs/>
-      <w:color w:val="0F4761" w:themeColor="accent1" w:themeShade="BF"/>
+      <w:color w:themeColor="accent1" w:themeShade="bf" w:val="0F4761"/>
     </w:rPr>
   </w:style>
   <w:style w:type="paragraph" w:styleId="NormalWeb">
@@ -3248,31 +4094,92 @@
     <w:unhideWhenUsed/>
     <w:qFormat/>
     <w:rsid w:val="00266994"/>
+    <w:pPr/>
     <w:rPr>
       <w:rFonts w:ascii="Times New Roman" w:hAnsi="Times New Roman" w:cs="Times New Roman"/>
       <w:szCs w:val="24"/>
     </w:rPr>
   </w:style>
-  <w:style w:type="numbering" w:customStyle="1" w:styleId="Ningunalistauser">
-    <w:name w:val="Ninguna lista (user)"/>
+  <w:style w:type="paragraph" w:styleId="Contenidodelatablauser">
+    <w:name w:val="Contenido de la tabla (user)"/>
+    <w:basedOn w:val="Normal"/>
+    <w:qFormat/>
+    <w:pPr>
+      <w:widowControl w:val="false"/>
+      <w:suppressLineNumbers/>
+    </w:pPr>
+    <w:rPr/>
+  </w:style>
+  <w:style w:type="paragraph" w:styleId="Ttulodelatablauser">
+    <w:name w:val="Título de la tabla (user)"/>
+    <w:basedOn w:val="Contenidodelatablauser"/>
+    <w:qFormat/>
+    <w:pPr>
+      <w:suppressLineNumbers/>
+      <w:jc w:val="center"/>
+    </w:pPr>
+    <w:rPr>
+      <w:b/>
+      <w:bCs/>
+    </w:rPr>
+  </w:style>
+  <w:style w:type="paragraph" w:styleId="Contenidodelatabla">
+    <w:name w:val="Contenido de la tabla"/>
+    <w:basedOn w:val="Normal"/>
+    <w:qFormat/>
+    <w:pPr>
+      <w:widowControl w:val="false"/>
+      <w:suppressLineNumbers/>
+    </w:pPr>
+    <w:rPr/>
+  </w:style>
+  <w:style w:type="paragraph" w:styleId="Ttulodelatabla">
+    <w:name w:val="Título de la tabla"/>
+    <w:basedOn w:val="Contenidodelatabla"/>
+    <w:qFormat/>
+    <w:pPr>
+      <w:suppressLineNumbers/>
+      <w:jc w:val="center"/>
+    </w:pPr>
+    <w:rPr>
+      <w:b/>
+      <w:bCs/>
+    </w:rPr>
+  </w:style>
+  <w:style w:type="numbering" w:styleId="Ningunalista" w:customStyle="1">
+    <w:name w:val="Ninguna lista"/>
     <w:uiPriority w:val="99"/>
     <w:semiHidden/>
     <w:unhideWhenUsed/>
     <w:qFormat/>
   </w:style>
+  <w:style w:type="table" w:default="1" w:styleId="Tablanormal">
+    <w:name w:val="Normal Table"/>
+    <w:uiPriority w:val="99"/>
+    <w:semiHidden/>
+    <w:unhideWhenUsed/>
+    <w:tblPr>
+      <w:tblCellMar>
+        <w:top w:w="0" w:type="dxa"/>
+        <w:left w:w="108" w:type="dxa"/>
+        <w:bottom w:w="0" w:type="dxa"/>
+        <w:right w:w="108" w:type="dxa"/>
+      </w:tblCellMar>
+    </w:tblPr>
+  </w:style>
   <w:style w:type="table" w:styleId="Tablaconcuadrcula">
     <w:name w:val="Table Grid"/>
     <w:basedOn w:val="Tablanormal"/>
     <w:uiPriority w:val="39"/>
-    <w:rsid w:val="0073518D"/>
+    <w:rsid w:val="0073518d"/>
     <w:tblPr>
       <w:tblBorders>
-        <w:top w:val="single" w:sz="4" w:space="0" w:color="auto"/>
-        <w:left w:val="single" w:sz="4" w:space="0" w:color="auto"/>
-        <w:bottom w:val="single" w:sz="4" w:space="0" w:color="auto"/>
-        <w:right w:val="single" w:sz="4" w:space="0" w:color="auto"/>
-        <w:insideH w:val="single" w:sz="4" w:space="0" w:color="auto"/>
-        <w:insideV w:val="single" w:sz="4" w:space="0" w:color="auto"/>
+        <w:top w:val="single" w:color="auto" w:sz="4" w:space="0"/>
+        <w:left w:val="single" w:color="auto" w:sz="4" w:space="0"/>
+        <w:bottom w:val="single" w:color="auto" w:sz="4" w:space="0"/>
+        <w:right w:val="single" w:color="auto" w:sz="4" w:space="0"/>
+        <w:insideH w:val="single" w:color="auto" w:sz="4" w:space="0"/>
+        <w:insideV w:val="single" w:color="auto" w:sz="4" w:space="0"/>
       </w:tblBorders>
     </w:tblPr>
   </w:style>
@@ -3280,54 +4187,54 @@
 </file>
 
 <file path=word/theme/theme1.xml><?xml version="1.0" encoding="utf-8"?>
-<a:theme xmlns:a="http://schemas.openxmlformats.org/drawingml/2006/main" name="Tema de Office">
+<a:theme xmlns:a="http://schemas.openxmlformats.org/drawingml/2006/main" xmlns:r="http://schemas.openxmlformats.org/officeDocument/2006/relationships" name="Tema de Office">
   <a:themeElements>
     <a:clrScheme name="Office">
       <a:dk1>
         <a:srgbClr val="000000"/>
       </a:dk1>
       <a:lt1>
-        <a:srgbClr val="FFFFFF"/>
+        <a:srgbClr val="ffffff"/>
       </a:lt1>
       <a:dk2>
-        <a:srgbClr val="0E2841"/>
+        <a:srgbClr val="0e2841"/>
       </a:dk2>
       <a:lt2>
-        <a:srgbClr val="E8E8E8"/>
+        <a:srgbClr val="e8e8e8"/>
       </a:lt2>
       <a:accent1>
         <a:srgbClr val="156082"/>
       </a:accent1>
       <a:accent2>
-        <a:srgbClr val="E97132"/>
+        <a:srgbClr val="e97132"/>
       </a:accent2>
       <a:accent3>
-        <a:srgbClr val="196B24"/>
+        <a:srgbClr val="196b24"/>
       </a:accent3>
       <a:accent4>
-        <a:srgbClr val="0F9ED5"/>
+        <a:srgbClr val="0f9ed5"/>
       </a:accent4>
       <a:accent5>
-        <a:srgbClr val="A02B93"/>
+        <a:srgbClr val="a02b93"/>
       </a:accent5>
       <a:accent6>
-        <a:srgbClr val="4EA72E"/>
+        <a:srgbClr val="4ea72e"/>
       </a:accent6>
       <a:hlink>
         <a:srgbClr val="467886"/>
       </a:hlink>
       <a:folHlink>
-        <a:srgbClr val="96607D"/>
+        <a:srgbClr val="96607d"/>
       </a:folHlink>
     </a:clrScheme>
     <a:fontScheme name="Office">
       <a:majorFont>
-        <a:latin typeface="Aptos Display" panose="02110004020202020204"/>
+        <a:latin typeface="Aptos Display" panose="02110004020202020204" pitchFamily="0" charset="1"/>
         <a:ea typeface=""/>
         <a:cs typeface=""/>
       </a:majorFont>
       <a:minorFont>
-        <a:latin typeface="Aptos" panose="02110004020202020204"/>
+        <a:latin typeface="Aptos" panose="02110004020202020204" pitchFamily="0" charset="1"/>
         <a:ea typeface=""/>
         <a:cs typeface=""/>
       </a:minorFont>
@@ -3359,7 +4266,7 @@
             </a:gs>
           </a:gsLst>
           <a:lin ang="5400000" scaled="0"/>
-          <a:tileRect/>
+          <a:tileRect l="0" t="0" r="0" b="0"/>
         </a:gradFill>
         <a:gradFill>
           <a:gsLst>
@@ -3383,7 +4290,7 @@
             </a:gs>
           </a:gsLst>
           <a:lin ang="5400000" scaled="0"/>
-          <a:tileRect/>
+          <a:tileRect l="0" t="0" r="0" b="0"/>
         </a:gradFill>
       </a:fillStyleLst>
       <a:lnStyleLst>
@@ -3443,12 +4350,10 @@
             </a:gs>
           </a:gsLst>
           <a:lin ang="5400000" scaled="0"/>
-          <a:tileRect/>
+          <a:tileRect l="0" t="0" r="0" b="0"/>
         </a:gradFill>
       </a:bgFillStyleLst>
     </a:fmtScheme>
   </a:themeElements>
-  <a:objectDefaults/>
-  <a:extraClrSchemeLst/>
 </a:theme>
 </file>